--- a/Задача від 14.10.2026 переклад французька/2. Позиции и аналитические материалы по существу расследования/20260318 Position sur le volet Embargo.docx
+++ b/Задача від 14.10.2026 переклад французька/2. Позиции и аналитические материалы по существу расследования/20260318 Position sur le volet Embargo.docx
@@ -8241,12 +8241,8 @@
           <w:lang w:val="ru-RU"/>
         </w:rPr>
       </w:pPr>
-      <w:r/>
-      <w:r>
-        <w:rPr>
-          <w:b w:val="0"/>
-        </w:rPr>
-        <w:t>Selon le point 11 de la Procédure de réalisation du contrôle d'État sur les transferts internationaux de marchandises à destination militaire, approuvée par la résolution du Cabinet des ministres d'Ukraine du 20/11/2003 n° 1807 (dans la rédaction du 11/03/2022, ci-après – la Procédure n° 1807), pour l'obtention d'une autorisation ou d'une conclusion sur le droit d'exportation de documents.</w:t>
+      <w:r>
+        <w:t>Selon le point 11 de la Procédure de réalisation du contrôle d'État sur les transferts internationaux de marchandises à destination militaire, approuvée par la résolution du Cabinet des ministres d'Ukraine du 20/11/2003 n° 1807 (dans la rédaction du 11/03/2022, ci-après – la Procédure n° 1807), pour l'obtention d'une autorisation ou d'une conclusion sur le droit d'exportation [sic — citation tronquée dans l'original] de documents.</w:t>
       </w:r>
     </w:p>
     <w:p>
@@ -8354,12 +8350,8 @@
           <w:lang w:val="ru-RU"/>
         </w:rPr>
       </w:pPr>
-      <w:r/>
-      <w:r>
-        <w:rPr>
-          <w:b w:val="0"/>
-        </w:rPr>
-        <w:t>Selon le point 22 de la Procédure de réalisation du contrôle d'État sur les transferts internationaux de marchandises à double usage, approuvée par la résolution du Cabinet des ministres d'Ukraine du 28/01/2004 n° 86 (dans la rédaction du 14/11/2019, ci-après – la Procédure n° 86), le transfert de marchandises précédemment exportées de à un deuxième final</w:t>
+      <w:r>
+        <w:t>Selon le point 22 de la Procédure de réalisation du contrôle d'État sur les transferts internationaux de marchandises à double usage, approuvée par la résolution du Cabinet des ministres d'Ukraine du 28/01/2004 n° 86 (dans la rédaction du 14/11/2019, ci-après – la Procédure n° 86), le transfert de marchandises précédemment exportées de [...] à un deuxième [utilisateur] final [sic — citation incomplète dans l'original].</w:t>
       </w:r>
     </w:p>
     <w:p>
@@ -8398,12 +8390,8 @@
           <w:lang w:val="ru-RU"/>
         </w:rPr>
       </w:pPr>
-      <w:r/>
-      <w:r>
-        <w:rPr>
-          <w:b w:val="0"/>
-        </w:rPr>
-        <w:t>Conformément au point 4 de la Procédure n° 86, ou conclusion du Service d'État du contrôle des exportations sur le droit de réalisation d'un transfert international de tout article ou matériau confère le droit au transfert de la technologie. nécessaire pour l'installation, l'exploitation de la marchandise selon sa destination, y compris la maintenance technique et la réparation.</w:t>
+      <w:r>
+        <w:t>Conformément au point 4 de la Procédure n° 86, [une autorisation] ou conclusion du Service d'État du contrôle des exportations sur le droit de réalisation d'un transfert international de tout article ou matériau confère le droit au transfert de la technologie [sic dans l'original] nécessaire pour l'installation, l'exploitation de la marchandise selon sa destination, y compris la maintenance technique et la réparation.</w:t>
       </w:r>
     </w:p>
     <w:p>
@@ -8595,12 +8583,8 @@
           <w:lang w:val="ru-RU"/>
         </w:rPr>
       </w:pPr>
-      <w:r/>
-      <w:r>
-        <w:rPr>
-          <w:b w:val="0"/>
-        </w:rPr>
-        <w:t>Selon le point 9 de la Procédure n° 1807 (dans la rédaction du 11/03/2022) et le point 7 de la Procédure n° 86 (dans la rédaction du 14/11/2019), n'est pas admise l'exportation de certains Selon les résultats de l'expertise dans le domaine du contrôle étatique des exportations il y a des motifs de considérer,</w:t>
+      <w:r>
+        <w:t>Selon le point 9 de la Procédure n° 1807 (dans la rédaction du 11/03/2022) et le point 7 de la Procédure n° 86 (dans la rédaction du 14/11/2019), n'est pas admise l'exportation de certains [...] Selon les résultats de l'expertise dans le domaine du contrôle étatique des exportations, il y a des motifs de considérer [...] [sic — citation tronquée dans l'original],</w:t>
       </w:r>
     </w:p>
     <w:p>
@@ -8690,12 +8674,8 @@
           <w:lang w:val="ru-RU"/>
         </w:rPr>
       </w:pPr>
-      <w:r/>
-      <w:r>
-        <w:rPr>
-          <w:b w:val="0"/>
-        </w:rPr>
-        <w:t>Selon l'alinéa 9 du point 11 de la Procédure n° 1807 (dans la rédaction du 11/03/2022), l'examen des demandes des sujets pour l'exportation de marchandises vers des États pour lesquels a été instauré un embargo partiel ou une restriction sur l'exportation de telles marchandises de la Commission interministérielle sur la politique de coopération militaro-technique et de contrôle des exportations.</w:t>
+      <w:r>
+        <w:t>Selon l'alinéa 9 du point 11 de la Procédure n° 1807 (dans la rédaction du 11/03/2022), l'examen des demandes des sujets pour l'exportation de marchandises vers des États [à l'égard] desquels a été instauré un embargo partiel ou une restriction sur l'exportation de telles marchandises [...] de la Commission interministérielle sur la politique de coopération militaro-technique et de contrôle des exportations [sic — citation incomplète dans l'original].</w:t>
       </w:r>
     </w:p>
     <w:p>
@@ -9567,12 +9547,8 @@
           <w:lang w:val="ru-RU"/>
         </w:rPr>
       </w:pPr>
-      <w:r/>
-      <w:r>
-        <w:rPr>
-          <w:b w:val="0"/>
-        </w:rPr>
-        <w:t>Des exigences analogues relatives aux garanties obligatoires et à l'interdiction de non-réexportation sont prévues au point 19 de la Procédure n° 86 (dans la rédaction du 14/11/2019).</w:t>
+      <w:r>
+        <w:t>Des exigences analogues relatives aux garanties obligatoires et à l'interdiction de non-réexportation [sic dans l'original : « запрету нереэкспорта » ; lire : interdiction de réexportation sans autorisation] sont prévues au point 19 de la Procédure n° 86 (dans la rédaction du 14/11/2019).</w:t>
       </w:r>
     </w:p>
     <w:p>

--- a/Задача від 14.10.2026 переклад французька/2. Позиции и аналитические материалы по существу расследования/20260318 Position sur le volet Embargo.docx
+++ b/Задача від 14.10.2026 переклад французька/2. Позиции и аналитические материалы по существу расследования/20260318 Position sur le volet Embargo.docx
@@ -5,7 +5,6 @@
     <w:p>
       <w:pPr>
         <w:pStyle w:val="1"/>
-        <w:spacing w:line="264" w:lineRule="auto"/>
         <w:jc w:val="center"/>
         <w:rPr>
           <w:b/>
@@ -13,6 +12,7 @@
           <w:szCs w:val="22"/>
           <w:lang w:val="ru-RU"/>
         </w:rPr>
+        <w:spacing w:before="120" w:after="0" w:line="276" w:lineRule="auto"/>
       </w:pPr>
       <w:r/>
       <w:r>
@@ -27,7 +27,6 @@
     <w:p>
       <w:pPr>
         <w:pStyle w:val="a3"/>
-        <w:spacing w:line="264" w:lineRule="auto"/>
         <w:ind w:left="0"/>
         <w:contextualSpacing w:val="0"/>
         <w:jc w:val="both"/>
@@ -36,13 +35,13 @@
           <w:bCs/>
           <w:lang w:val="ru-RU"/>
         </w:rPr>
+        <w:spacing w:before="120" w:after="0" w:line="276" w:lineRule="auto"/>
       </w:pPr>
       <w:r/>
     </w:p>
     <w:p>
       <w:pPr>
         <w:pStyle w:val="1"/>
-        <w:spacing w:line="264" w:lineRule="auto"/>
         <w:jc w:val="left"/>
         <w:rPr>
           <w:b/>
@@ -50,6 +49,7 @@
           <w:szCs w:val="22"/>
           <w:lang w:val="ru-RU"/>
         </w:rPr>
+        <w:spacing w:before="120" w:after="0" w:line="276" w:lineRule="auto"/>
       </w:pPr>
       <w:r/>
       <w:r>
@@ -66,13 +66,13 @@
           <w:ilvl w:val="1"/>
           <w:numId w:val="40"/>
         </w:numPr>
-        <w:spacing w:line="264" w:lineRule="auto"/>
         <w:ind w:left="567" w:hanging="567"/>
         <w:contextualSpacing w:val="0"/>
         <w:jc w:val="left"/>
         <w:rPr>
           <w:lang w:val="ru-RU"/>
         </w:rPr>
+        <w:spacing w:before="120" w:after="0" w:line="276" w:lineRule="auto"/>
       </w:pPr>
       <w:r/>
       <w:r>
@@ -89,13 +89,13 @@
           <w:ilvl w:val="1"/>
           <w:numId w:val="40"/>
         </w:numPr>
-        <w:spacing w:line="264" w:lineRule="auto"/>
         <w:ind w:left="567" w:hanging="567"/>
         <w:contextualSpacing w:val="0"/>
         <w:jc w:val="left"/>
         <w:rPr>
           <w:lang w:val="ru-RU"/>
         </w:rPr>
+        <w:spacing w:before="120" w:after="0" w:line="276" w:lineRule="auto"/>
       </w:pPr>
       <w:r/>
       <w:r>
@@ -112,13 +112,13 @@
           <w:ilvl w:val="1"/>
           <w:numId w:val="42"/>
         </w:numPr>
-        <w:spacing w:line="264" w:lineRule="auto"/>
         <w:ind w:left="1134" w:hanging="567"/>
         <w:contextualSpacing w:val="0"/>
         <w:jc w:val="both"/>
         <w:rPr>
           <w:lang w:val="ru-RU"/>
         </w:rPr>
+        <w:spacing w:before="120" w:after="0" w:line="276" w:lineRule="auto"/>
       </w:pPr>
       <w:r/>
       <w:r>
@@ -135,13 +135,13 @@
           <w:ilvl w:val="1"/>
           <w:numId w:val="42"/>
         </w:numPr>
-        <w:spacing w:line="264" w:lineRule="auto"/>
         <w:ind w:left="1134" w:hanging="567"/>
         <w:contextualSpacing w:val="0"/>
         <w:jc w:val="both"/>
         <w:rPr>
           <w:lang w:val="ru-RU"/>
         </w:rPr>
+        <w:spacing w:before="120" w:after="0" w:line="276" w:lineRule="auto"/>
       </w:pPr>
       <w:r/>
       <w:r>
@@ -158,13 +158,13 @@
           <w:ilvl w:val="1"/>
           <w:numId w:val="42"/>
         </w:numPr>
-        <w:spacing w:line="264" w:lineRule="auto"/>
         <w:ind w:left="1134" w:hanging="567"/>
         <w:contextualSpacing w:val="0"/>
         <w:jc w:val="both"/>
         <w:rPr>
           <w:lang w:val="ru-RU"/>
         </w:rPr>
+        <w:spacing w:before="120" w:after="0" w:line="276" w:lineRule="auto"/>
       </w:pPr>
       <w:r/>
       <w:r>
@@ -181,13 +181,13 @@
           <w:ilvl w:val="1"/>
           <w:numId w:val="40"/>
         </w:numPr>
-        <w:spacing w:line="264" w:lineRule="auto"/>
         <w:ind w:left="567" w:hanging="567"/>
         <w:contextualSpacing w:val="0"/>
         <w:jc w:val="both"/>
         <w:rPr>
           <w:lang w:val="ru-RU"/>
         </w:rPr>
+        <w:spacing w:before="120" w:after="0" w:line="276" w:lineRule="auto"/>
       </w:pPr>
       <w:r/>
       <w:r>
@@ -205,13 +205,13 @@
           <w:ilvl w:val="0"/>
           <w:numId w:val="41"/>
         </w:numPr>
-        <w:spacing w:line="264" w:lineRule="auto"/>
         <w:ind w:left="1134" w:hanging="567"/>
         <w:contextualSpacing w:val="0"/>
         <w:jc w:val="both"/>
         <w:rPr>
           <w:lang w:val="ru-RU"/>
         </w:rPr>
+        <w:spacing w:before="120" w:after="0" w:line="276" w:lineRule="auto"/>
       </w:pPr>
       <w:r/>
       <w:r>
@@ -228,13 +228,13 @@
           <w:ilvl w:val="0"/>
           <w:numId w:val="41"/>
         </w:numPr>
-        <w:spacing w:line="264" w:lineRule="auto"/>
         <w:ind w:left="1134" w:hanging="567"/>
         <w:contextualSpacing w:val="0"/>
         <w:jc w:val="both"/>
         <w:rPr>
           <w:lang w:val="ru-RU"/>
         </w:rPr>
+        <w:spacing w:before="120" w:after="0" w:line="276" w:lineRule="auto"/>
       </w:pPr>
       <w:r/>
       <w:r>
@@ -251,13 +251,13 @@
           <w:ilvl w:val="1"/>
           <w:numId w:val="40"/>
         </w:numPr>
-        <w:spacing w:line="264" w:lineRule="auto"/>
         <w:ind w:left="567" w:hanging="567"/>
         <w:contextualSpacing w:val="0"/>
         <w:jc w:val="both"/>
         <w:rPr>
           <w:lang w:val="ru-RU"/>
         </w:rPr>
+        <w:spacing w:before="120" w:after="0" w:line="276" w:lineRule="auto"/>
       </w:pPr>
       <w:r/>
       <w:r>
@@ -274,13 +274,13 @@
           <w:ilvl w:val="1"/>
           <w:numId w:val="40"/>
         </w:numPr>
-        <w:spacing w:line="264" w:lineRule="auto"/>
         <w:ind w:left="567" w:hanging="567"/>
         <w:contextualSpacing w:val="0"/>
         <w:jc w:val="both"/>
         <w:rPr>
           <w:lang w:val="ru-RU"/>
         </w:rPr>
+        <w:spacing w:before="120" w:after="0" w:line="276" w:lineRule="auto"/>
       </w:pPr>
       <w:r/>
       <w:r>
@@ -297,13 +297,13 @@
           <w:ilvl w:val="0"/>
           <w:numId w:val="72"/>
         </w:numPr>
-        <w:spacing w:line="264" w:lineRule="auto"/>
         <w:ind w:left="1134" w:hanging="567"/>
         <w:contextualSpacing w:val="0"/>
         <w:jc w:val="both"/>
         <w:rPr>
           <w:lang w:val="ru-RU"/>
         </w:rPr>
+        <w:spacing w:before="120" w:after="0" w:line="276" w:lineRule="auto"/>
       </w:pPr>
       <w:r/>
       <w:r>
@@ -320,13 +320,13 @@
           <w:ilvl w:val="0"/>
           <w:numId w:val="72"/>
         </w:numPr>
-        <w:spacing w:line="264" w:lineRule="auto"/>
         <w:ind w:left="1134" w:hanging="567"/>
         <w:contextualSpacing w:val="0"/>
         <w:jc w:val="both"/>
         <w:rPr>
           <w:lang w:val="ru-RU"/>
         </w:rPr>
+        <w:spacing w:before="120" w:after="0" w:line="276" w:lineRule="auto"/>
       </w:pPr>
       <w:r/>
       <w:r>
@@ -343,13 +343,13 @@
           <w:ilvl w:val="0"/>
           <w:numId w:val="72"/>
         </w:numPr>
-        <w:spacing w:line="264" w:lineRule="auto"/>
         <w:ind w:left="1134" w:hanging="567"/>
         <w:contextualSpacing w:val="0"/>
         <w:jc w:val="both"/>
         <w:rPr>
           <w:lang w:val="ru-RU"/>
         </w:rPr>
+        <w:spacing w:before="120" w:after="0" w:line="276" w:lineRule="auto"/>
       </w:pPr>
       <w:r/>
       <w:r>
@@ -366,13 +366,13 @@
           <w:ilvl w:val="0"/>
           <w:numId w:val="72"/>
         </w:numPr>
-        <w:spacing w:line="264" w:lineRule="auto"/>
         <w:ind w:left="1134" w:hanging="567"/>
         <w:contextualSpacing w:val="0"/>
         <w:jc w:val="both"/>
         <w:rPr>
           <w:lang w:val="ru-RU"/>
         </w:rPr>
+        <w:spacing w:before="120" w:after="0" w:line="276" w:lineRule="auto"/>
       </w:pPr>
       <w:r/>
       <w:r>
@@ -389,13 +389,13 @@
           <w:ilvl w:val="0"/>
           <w:numId w:val="72"/>
         </w:numPr>
-        <w:spacing w:line="264" w:lineRule="auto"/>
         <w:ind w:left="1134" w:hanging="567"/>
         <w:contextualSpacing w:val="0"/>
         <w:jc w:val="both"/>
         <w:rPr>
           <w:lang w:val="ru-RU"/>
         </w:rPr>
+        <w:spacing w:before="120" w:after="0" w:line="276" w:lineRule="auto"/>
       </w:pPr>
       <w:r/>
       <w:r>
@@ -412,13 +412,13 @@
           <w:ilvl w:val="0"/>
           <w:numId w:val="72"/>
         </w:numPr>
-        <w:spacing w:line="264" w:lineRule="auto"/>
         <w:ind w:left="1134" w:hanging="567"/>
         <w:contextualSpacing w:val="0"/>
         <w:jc w:val="both"/>
         <w:rPr>
           <w:lang w:val="ru-RU"/>
         </w:rPr>
+        <w:spacing w:before="120" w:after="0" w:line="276" w:lineRule="auto"/>
       </w:pPr>
       <w:r/>
       <w:r>
@@ -435,13 +435,13 @@
           <w:ilvl w:val="0"/>
           <w:numId w:val="72"/>
         </w:numPr>
-        <w:spacing w:line="264" w:lineRule="auto"/>
         <w:ind w:left="1134" w:hanging="567"/>
         <w:contextualSpacing w:val="0"/>
         <w:jc w:val="both"/>
         <w:rPr>
           <w:lang w:val="ru-RU"/>
         </w:rPr>
+        <w:spacing w:before="120" w:after="0" w:line="276" w:lineRule="auto"/>
       </w:pPr>
       <w:r/>
       <w:r>
@@ -458,13 +458,13 @@
           <w:ilvl w:val="1"/>
           <w:numId w:val="40"/>
         </w:numPr>
-        <w:spacing w:line="264" w:lineRule="auto"/>
         <w:ind w:left="567" w:hanging="567"/>
         <w:contextualSpacing w:val="0"/>
         <w:jc w:val="both"/>
         <w:rPr>
           <w:lang w:val="ru-RU"/>
         </w:rPr>
+        <w:spacing w:before="120" w:after="0" w:line="276" w:lineRule="auto"/>
       </w:pPr>
       <w:r/>
       <w:r>
@@ -481,13 +481,13 @@
           <w:ilvl w:val="0"/>
           <w:numId w:val="43"/>
         </w:numPr>
-        <w:spacing w:line="264" w:lineRule="auto"/>
         <w:ind w:left="1134" w:hanging="567"/>
         <w:contextualSpacing w:val="0"/>
         <w:jc w:val="both"/>
         <w:rPr>
           <w:lang w:val="ru-RU"/>
         </w:rPr>
+        <w:spacing w:before="120" w:after="0" w:line="276" w:lineRule="auto"/>
       </w:pPr>
       <w:r/>
       <w:r>
@@ -504,13 +504,13 @@
           <w:ilvl w:val="0"/>
           <w:numId w:val="43"/>
         </w:numPr>
-        <w:spacing w:line="264" w:lineRule="auto"/>
         <w:ind w:left="1134" w:hanging="567"/>
         <w:contextualSpacing w:val="0"/>
         <w:jc w:val="both"/>
         <w:rPr>
           <w:lang w:val="ru-RU"/>
         </w:rPr>
+        <w:spacing w:before="120" w:after="0" w:line="276" w:lineRule="auto"/>
       </w:pPr>
       <w:r/>
       <w:r>
@@ -527,13 +527,13 @@
           <w:ilvl w:val="0"/>
           <w:numId w:val="43"/>
         </w:numPr>
-        <w:spacing w:line="264" w:lineRule="auto"/>
         <w:ind w:left="1134" w:hanging="567"/>
         <w:contextualSpacing w:val="0"/>
         <w:jc w:val="both"/>
         <w:rPr>
           <w:lang w:val="ru-RU"/>
         </w:rPr>
+        <w:spacing w:before="120" w:after="0" w:line="276" w:lineRule="auto"/>
       </w:pPr>
       <w:r/>
       <w:r>
@@ -550,13 +550,13 @@
           <w:ilvl w:val="0"/>
           <w:numId w:val="43"/>
         </w:numPr>
-        <w:spacing w:line="264" w:lineRule="auto"/>
         <w:ind w:left="1134" w:hanging="567"/>
         <w:contextualSpacing w:val="0"/>
         <w:jc w:val="both"/>
         <w:rPr>
           <w:lang w:val="ru-RU"/>
         </w:rPr>
+        <w:spacing w:before="120" w:after="0" w:line="276" w:lineRule="auto"/>
       </w:pPr>
       <w:r/>
       <w:r>
@@ -573,13 +573,13 @@
           <w:ilvl w:val="0"/>
           <w:numId w:val="43"/>
         </w:numPr>
-        <w:spacing w:line="264" w:lineRule="auto"/>
         <w:ind w:left="1134" w:hanging="567"/>
         <w:contextualSpacing w:val="0"/>
         <w:jc w:val="both"/>
         <w:rPr>
           <w:lang w:val="ru-RU"/>
         </w:rPr>
+        <w:spacing w:before="120" w:after="0" w:line="276" w:lineRule="auto"/>
       </w:pPr>
       <w:r/>
       <w:r>
@@ -596,13 +596,13 @@
           <w:ilvl w:val="0"/>
           <w:numId w:val="43"/>
         </w:numPr>
-        <w:spacing w:line="264" w:lineRule="auto"/>
         <w:ind w:left="1134" w:hanging="567"/>
         <w:contextualSpacing w:val="0"/>
         <w:jc w:val="both"/>
         <w:rPr>
           <w:lang w:val="ru-RU"/>
         </w:rPr>
+        <w:spacing w:before="120" w:after="0" w:line="276" w:lineRule="auto"/>
       </w:pPr>
       <w:r/>
       <w:r>
@@ -619,13 +619,13 @@
           <w:ilvl w:val="0"/>
           <w:numId w:val="43"/>
         </w:numPr>
-        <w:spacing w:line="264" w:lineRule="auto"/>
         <w:ind w:left="1134" w:hanging="567"/>
         <w:contextualSpacing w:val="0"/>
         <w:jc w:val="both"/>
         <w:rPr>
           <w:lang w:val="ru-RU"/>
         </w:rPr>
+        <w:spacing w:before="120" w:after="0" w:line="276" w:lineRule="auto"/>
       </w:pPr>
       <w:r/>
       <w:r>
@@ -642,13 +642,13 @@
           <w:ilvl w:val="0"/>
           <w:numId w:val="43"/>
         </w:numPr>
-        <w:spacing w:line="264" w:lineRule="auto"/>
         <w:ind w:left="1134" w:hanging="567"/>
         <w:contextualSpacing w:val="0"/>
         <w:jc w:val="both"/>
         <w:rPr>
           <w:lang w:val="ru-RU"/>
         </w:rPr>
+        <w:spacing w:before="120" w:after="0" w:line="276" w:lineRule="auto"/>
       </w:pPr>
       <w:r/>
       <w:r>
@@ -666,13 +666,13 @@
           <w:ilvl w:val="1"/>
           <w:numId w:val="40"/>
         </w:numPr>
-        <w:spacing w:line="264" w:lineRule="auto"/>
         <w:ind w:left="567" w:hanging="567"/>
         <w:contextualSpacing w:val="0"/>
         <w:jc w:val="both"/>
         <w:rPr>
           <w:lang w:val="ru-RU"/>
         </w:rPr>
+        <w:spacing w:before="120" w:after="0" w:line="276" w:lineRule="auto"/>
       </w:pPr>
       <w:r/>
       <w:r>
@@ -689,7 +689,6 @@
           <w:ilvl w:val="0"/>
           <w:numId w:val="1"/>
         </w:numPr>
-        <w:spacing w:line="264" w:lineRule="auto"/>
         <w:ind w:left="0" w:hanging="567"/>
         <w:contextualSpacing w:val="0"/>
         <w:jc w:val="left"/>
@@ -698,6 +697,7 @@
           <w:bCs/>
           <w:lang w:val="ru-RU"/>
         </w:rPr>
+        <w:spacing w:before="120" w:after="0" w:line="276" w:lineRule="auto"/>
       </w:pPr>
       <w:r/>
       <w:r>
@@ -714,7 +714,6 @@
           <w:ilvl w:val="1"/>
           <w:numId w:val="1"/>
         </w:numPr>
-        <w:spacing w:line="264" w:lineRule="auto"/>
         <w:ind w:left="0" w:hanging="567"/>
         <w:contextualSpacing w:val="0"/>
         <w:jc w:val="both"/>
@@ -722,6 +721,7 @@
           <w:u w:val="single"/>
           <w:lang w:val="ru-RU"/>
         </w:rPr>
+        <w:spacing w:before="120" w:after="0" w:line="276" w:lineRule="auto"/>
       </w:pPr>
       <w:r/>
       <w:r>
@@ -734,13 +734,13 @@
     <w:p>
       <w:pPr>
         <w:pStyle w:val="a3"/>
-        <w:spacing w:line="264" w:lineRule="auto"/>
         <w:ind w:left="0"/>
         <w:contextualSpacing w:val="0"/>
         <w:jc w:val="both"/>
         <w:rPr>
           <w:lang w:val="ru-RU"/>
         </w:rPr>
+        <w:spacing w:before="120" w:after="0" w:line="276" w:lineRule="auto"/>
       </w:pPr>
       <w:r/>
       <w:r>
@@ -753,13 +753,13 @@
     <w:p>
       <w:pPr>
         <w:pStyle w:val="a3"/>
-        <w:spacing w:line="264" w:lineRule="auto"/>
         <w:ind w:left="0"/>
         <w:contextualSpacing w:val="0"/>
         <w:jc w:val="both"/>
         <w:rPr>
           <w:lang w:val="ru-RU"/>
         </w:rPr>
+        <w:spacing w:before="120" w:after="0" w:line="276" w:lineRule="auto"/>
       </w:pPr>
       <w:r/>
       <w:r>
@@ -772,13 +772,13 @@
     <w:p>
       <w:pPr>
         <w:pStyle w:val="a3"/>
-        <w:spacing w:line="264" w:lineRule="auto"/>
         <w:ind w:left="0"/>
         <w:contextualSpacing w:val="0"/>
         <w:jc w:val="both"/>
         <w:rPr>
           <w:lang w:val="ru-RU"/>
         </w:rPr>
+        <w:spacing w:before="120" w:after="0" w:line="276" w:lineRule="auto"/>
       </w:pPr>
       <w:r/>
       <w:r>
@@ -791,7 +791,6 @@
     <w:p>
       <w:pPr>
         <w:pStyle w:val="a3"/>
-        <w:spacing w:line="264" w:lineRule="auto"/>
         <w:ind w:left="0"/>
         <w:contextualSpacing w:val="0"/>
         <w:jc w:val="both"/>
@@ -799,6 +798,7 @@
           <w:color w:val="000000" w:themeColor="text1"/>
           <w:lang w:val="ru-RU"/>
         </w:rPr>
+        <w:spacing w:before="120" w:after="0" w:line="276" w:lineRule="auto"/>
       </w:pPr>
       <w:r/>
       <w:r>
@@ -815,7 +815,6 @@
           <w:ilvl w:val="1"/>
           <w:numId w:val="1"/>
         </w:numPr>
-        <w:spacing w:line="264" w:lineRule="auto"/>
         <w:ind w:left="0" w:hanging="567"/>
         <w:contextualSpacing w:val="0"/>
         <w:jc w:val="both"/>
@@ -823,6 +822,7 @@
           <w:u w:val="single"/>
           <w:lang w:val="ru-RU"/>
         </w:rPr>
+        <w:spacing w:before="120" w:after="0" w:line="276" w:lineRule="auto"/>
       </w:pPr>
       <w:r/>
       <w:r>
@@ -835,13 +835,13 @@
     <w:p>
       <w:pPr>
         <w:pStyle w:val="a3"/>
-        <w:spacing w:line="264" w:lineRule="auto"/>
         <w:ind w:left="0"/>
         <w:contextualSpacing w:val="0"/>
         <w:jc w:val="both"/>
         <w:rPr>
           <w:lang w:val="ru-RU"/>
         </w:rPr>
+        <w:spacing w:before="120" w:after="0" w:line="276" w:lineRule="auto"/>
       </w:pPr>
       <w:r/>
       <w:r>
@@ -854,13 +854,13 @@
     <w:p>
       <w:pPr>
         <w:pStyle w:val="a3"/>
-        <w:spacing w:line="264" w:lineRule="auto"/>
         <w:ind w:left="0"/>
         <w:contextualSpacing w:val="0"/>
         <w:jc w:val="both"/>
         <w:rPr>
           <w:lang w:val="ru-RU"/>
         </w:rPr>
+        <w:spacing w:before="120" w:after="0" w:line="276" w:lineRule="auto"/>
       </w:pPr>
       <w:r/>
       <w:r>
@@ -873,13 +873,13 @@
     <w:p>
       <w:pPr>
         <w:pStyle w:val="a3"/>
-        <w:spacing w:line="264" w:lineRule="auto"/>
         <w:ind w:left="0"/>
         <w:contextualSpacing w:val="0"/>
         <w:jc w:val="both"/>
         <w:rPr>
           <w:lang w:val="ru-RU"/>
         </w:rPr>
+        <w:spacing w:before="120" w:after="0" w:line="276" w:lineRule="auto"/>
       </w:pPr>
       <w:r/>
       <w:r>
@@ -892,13 +892,13 @@
     <w:p>
       <w:pPr>
         <w:pStyle w:val="a3"/>
-        <w:spacing w:line="264" w:lineRule="auto"/>
         <w:ind w:left="0"/>
         <w:contextualSpacing w:val="0"/>
         <w:jc w:val="both"/>
         <w:rPr>
           <w:lang w:val="ru-RU"/>
         </w:rPr>
+        <w:spacing w:before="120" w:after="0" w:line="276" w:lineRule="auto"/>
       </w:pPr>
       <w:r/>
       <w:r>
@@ -911,13 +911,13 @@
     <w:p>
       <w:pPr>
         <w:pStyle w:val="a3"/>
-        <w:spacing w:line="264" w:lineRule="auto"/>
         <w:ind w:left="0"/>
         <w:contextualSpacing w:val="0"/>
         <w:jc w:val="both"/>
         <w:rPr>
           <w:lang w:val="ru-RU"/>
         </w:rPr>
+        <w:spacing w:before="120" w:after="0" w:line="276" w:lineRule="auto"/>
       </w:pPr>
       <w:r/>
       <w:r>
@@ -940,7 +940,6 @@
           <w:ilvl w:val="1"/>
           <w:numId w:val="1"/>
         </w:numPr>
-        <w:spacing w:line="264" w:lineRule="auto"/>
         <w:ind w:left="0" w:hanging="567"/>
         <w:contextualSpacing w:val="0"/>
         <w:jc w:val="both"/>
@@ -948,6 +947,7 @@
           <w:u w:val="single"/>
           <w:lang w:val="ru-RU"/>
         </w:rPr>
+        <w:spacing w:before="120" w:after="0" w:line="276" w:lineRule="auto"/>
       </w:pPr>
       <w:r/>
       <w:r>
@@ -960,13 +960,13 @@
     <w:p>
       <w:pPr>
         <w:pStyle w:val="a3"/>
-        <w:spacing w:line="264" w:lineRule="auto"/>
         <w:ind w:left="0"/>
         <w:contextualSpacing w:val="0"/>
         <w:jc w:val="both"/>
         <w:rPr>
           <w:lang w:val="ru-RU"/>
         </w:rPr>
+        <w:spacing w:before="120" w:after="0" w:line="276" w:lineRule="auto"/>
       </w:pPr>
       <w:r/>
       <w:r>
@@ -979,13 +979,13 @@
     <w:p>
       <w:pPr>
         <w:pStyle w:val="a3"/>
-        <w:spacing w:line="264" w:lineRule="auto"/>
         <w:ind w:left="0"/>
         <w:contextualSpacing w:val="0"/>
         <w:jc w:val="both"/>
         <w:rPr>
           <w:lang w:val="ru-RU"/>
         </w:rPr>
+        <w:spacing w:before="120" w:after="0" w:line="276" w:lineRule="auto"/>
       </w:pPr>
       <w:r/>
       <w:r>
@@ -998,13 +998,13 @@
     <w:p>
       <w:pPr>
         <w:pStyle w:val="a3"/>
-        <w:spacing w:line="264" w:lineRule="auto"/>
         <w:ind w:left="0"/>
         <w:contextualSpacing w:val="0"/>
         <w:jc w:val="both"/>
         <w:rPr>
           <w:lang w:val="ru-RU"/>
         </w:rPr>
+        <w:spacing w:before="120" w:after="0" w:line="276" w:lineRule="auto"/>
       </w:pPr>
       <w:r/>
       <w:r>
@@ -1016,11 +1016,11 @@
     </w:p>
     <w:p>
       <w:pPr>
-        <w:spacing w:line="264" w:lineRule="auto"/>
-        <w:jc w:val="both"/>
-        <w:rPr>
-          <w:lang w:val="ru-RU"/>
-        </w:rPr>
+        <w:jc w:val="both"/>
+        <w:rPr>
+          <w:lang w:val="ru-RU"/>
+        </w:rPr>
+        <w:spacing w:before="120" w:after="0" w:line="276" w:lineRule="auto"/>
       </w:pPr>
       <w:r/>
       <w:r>
@@ -1037,13 +1037,13 @@
           <w:ilvl w:val="0"/>
           <w:numId w:val="34"/>
         </w:numPr>
-        <w:spacing w:line="264" w:lineRule="auto"/>
         <w:ind w:left="567" w:hanging="567"/>
         <w:contextualSpacing w:val="0"/>
         <w:jc w:val="both"/>
         <w:rPr>
           <w:lang w:val="ru-RU"/>
         </w:rPr>
+        <w:spacing w:before="120" w:after="0" w:line="276" w:lineRule="auto"/>
       </w:pPr>
       <w:r/>
       <w:r>
@@ -1060,13 +1060,13 @@
           <w:ilvl w:val="0"/>
           <w:numId w:val="34"/>
         </w:numPr>
-        <w:spacing w:line="264" w:lineRule="auto"/>
         <w:ind w:left="567" w:hanging="567"/>
         <w:contextualSpacing w:val="0"/>
         <w:jc w:val="both"/>
         <w:rPr>
           <w:lang w:val="ru-RU"/>
         </w:rPr>
+        <w:spacing w:before="120" w:after="0" w:line="276" w:lineRule="auto"/>
       </w:pPr>
       <w:r/>
       <w:r>
@@ -1079,13 +1079,13 @@
     <w:p>
       <w:pPr>
         <w:pStyle w:val="a3"/>
-        <w:spacing w:line="264" w:lineRule="auto"/>
         <w:ind w:left="0"/>
         <w:contextualSpacing w:val="0"/>
         <w:jc w:val="both"/>
         <w:rPr>
           <w:lang w:val="ru-RU"/>
         </w:rPr>
+        <w:spacing w:before="120" w:after="0" w:line="276" w:lineRule="auto"/>
       </w:pPr>
       <w:r/>
       <w:r>
@@ -1099,13 +1099,13 @@
     <w:p>
       <w:pPr>
         <w:pStyle w:val="a3"/>
-        <w:spacing w:line="264" w:lineRule="auto"/>
         <w:ind w:left="0"/>
         <w:contextualSpacing w:val="0"/>
         <w:jc w:val="both"/>
         <w:rPr>
           <w:lang w:val="ru-RU"/>
         </w:rPr>
+        <w:spacing w:before="120" w:after="0" w:line="276" w:lineRule="auto"/>
       </w:pPr>
       <w:r/>
       <w:r>
@@ -1118,13 +1118,13 @@
     <w:p>
       <w:pPr>
         <w:pStyle w:val="a3"/>
-        <w:spacing w:line="264" w:lineRule="auto"/>
         <w:ind w:left="0"/>
         <w:contextualSpacing w:val="0"/>
         <w:jc w:val="both"/>
         <w:rPr>
           <w:lang w:val="ru-RU"/>
         </w:rPr>
+        <w:spacing w:before="120" w:after="0" w:line="276" w:lineRule="auto"/>
       </w:pPr>
       <w:r/>
     </w:p>
@@ -1135,7 +1135,6 @@
           <w:ilvl w:val="0"/>
           <w:numId w:val="1"/>
         </w:numPr>
-        <w:spacing w:line="264" w:lineRule="auto"/>
         <w:ind w:left="0" w:hanging="567"/>
         <w:contextualSpacing w:val="0"/>
         <w:jc w:val="left"/>
@@ -1144,6 +1143,7 @@
           <w:bCs/>
           <w:lang w:val="ru-RU"/>
         </w:rPr>
+        <w:spacing w:before="120" w:after="0" w:line="276" w:lineRule="auto"/>
       </w:pPr>
       <w:r/>
       <w:r>
@@ -1161,7 +1161,6 @@
           <w:ilvl w:val="1"/>
           <w:numId w:val="1"/>
         </w:numPr>
-        <w:spacing w:line="264" w:lineRule="auto"/>
         <w:ind w:left="0" w:hanging="567"/>
         <w:contextualSpacing w:val="0"/>
         <w:jc w:val="both"/>
@@ -1169,6 +1168,7 @@
           <w:u w:val="single"/>
           <w:lang w:val="ru-RU"/>
         </w:rPr>
+        <w:spacing w:before="120" w:after="0" w:line="276" w:lineRule="auto"/>
       </w:pPr>
       <w:r/>
       <w:r>
@@ -1181,7 +1181,6 @@
     <w:p>
       <w:pPr>
         <w:pStyle w:val="a3"/>
-        <w:spacing w:line="264" w:lineRule="auto"/>
         <w:ind w:left="0"/>
         <w:contextualSpacing w:val="0"/>
         <w:jc w:val="both"/>
@@ -1189,6 +1188,7 @@
           <w:u w:val="single"/>
           <w:lang w:val="ru-RU"/>
         </w:rPr>
+        <w:spacing w:before="120" w:after="0" w:line="276" w:lineRule="auto"/>
       </w:pPr>
       <w:r/>
       <w:r>
@@ -1205,7 +1205,6 @@
           <w:ilvl w:val="0"/>
           <w:numId w:val="31"/>
         </w:numPr>
-        <w:spacing w:before="120" w:beforeAutospacing="0" w:after="0" w:afterAutospacing="0" w:line="264" w:lineRule="auto"/>
         <w:ind w:left="567" w:hanging="567"/>
         <w:jc w:val="both"/>
         <w:rPr>
@@ -1214,13 +1213,14 @@
           <w:szCs w:val="22"/>
           <w:lang w:val="ru-RU"/>
         </w:rPr>
-      </w:pPr>
-      <w:r/>
-      <w:r>
-        <w:rPr>
-          <w:b w:val="0"/>
-        </w:rPr>
-        <w:t>Au cours de la période de 2014 à 2022, des livraisons d'équipements à double usage de la SA « Motor Sich » ont été effectuées dans l'intérêt de l'aviation militaire russe en violation des restrictions établies par le décret du président de l'Ukraine n° 691/2014 du 27/08/2014.</w:t>
+        <w:spacing w:before="120" w:after="0" w:line="276" w:lineRule="auto"/>
+      </w:pPr>
+      <w:r/>
+      <w:r>
+        <w:rPr>
+          <w:b w:val="0"/>
+        </w:rPr>
+        <w:t>Au cours de la période de 2014 à 2022, des livraisons d'équipements à double usage de la SA « Motor Sich » ont été effectuées dans l'intérêt de l'aviation militaire russe en violation des restrictions établies par le décret du président de l'Ukraine n° 691/2014 du 27 août 2014.</w:t>
       </w:r>
     </w:p>
     <w:p>
@@ -1230,7 +1230,6 @@
           <w:ilvl w:val="0"/>
           <w:numId w:val="31"/>
         </w:numPr>
-        <w:spacing w:before="120" w:beforeAutospacing="0" w:after="0" w:afterAutospacing="0" w:line="264" w:lineRule="auto"/>
         <w:ind w:left="567" w:hanging="567"/>
         <w:jc w:val="both"/>
         <w:rPr>
@@ -1239,6 +1238,7 @@
           <w:szCs w:val="22"/>
           <w:lang w:val="ru-RU"/>
         </w:rPr>
+        <w:spacing w:before="120" w:after="0" w:line="276" w:lineRule="auto"/>
       </w:pPr>
       <w:r/>
       <w:r>
@@ -1255,7 +1255,6 @@
           <w:ilvl w:val="0"/>
           <w:numId w:val="32"/>
         </w:numPr>
-        <w:spacing w:before="120" w:beforeAutospacing="0" w:after="0" w:afterAutospacing="0" w:line="264" w:lineRule="auto"/>
         <w:ind w:left="1134" w:hanging="567"/>
         <w:jc w:val="both"/>
         <w:rPr>
@@ -1264,6 +1263,7 @@
           <w:szCs w:val="22"/>
           <w:lang w:val="ru-RU"/>
         </w:rPr>
+        <w:spacing w:before="120" w:after="0" w:line="276" w:lineRule="auto"/>
       </w:pPr>
       <w:r/>
       <w:r>
@@ -1280,7 +1280,6 @@
           <w:ilvl w:val="0"/>
           <w:numId w:val="32"/>
         </w:numPr>
-        <w:spacing w:before="120" w:beforeAutospacing="0" w:after="0" w:afterAutospacing="0" w:line="264" w:lineRule="auto"/>
         <w:ind w:left="1134" w:hanging="567"/>
         <w:jc w:val="both"/>
         <w:rPr>
@@ -1289,6 +1288,7 @@
           <w:szCs w:val="22"/>
           <w:lang w:val="ru-RU"/>
         </w:rPr>
+        <w:spacing w:before="120" w:after="0" w:line="276" w:lineRule="auto"/>
       </w:pPr>
       <w:r/>
       <w:r>
@@ -1305,7 +1305,6 @@
           <w:ilvl w:val="0"/>
           <w:numId w:val="31"/>
         </w:numPr>
-        <w:spacing w:before="120" w:beforeAutospacing="0" w:after="0" w:afterAutospacing="0" w:line="264" w:lineRule="auto"/>
         <w:ind w:left="567" w:hanging="567"/>
         <w:jc w:val="both"/>
         <w:rPr>
@@ -1314,6 +1313,7 @@
           <w:szCs w:val="22"/>
           <w:lang w:val="ru-RU"/>
         </w:rPr>
+        <w:spacing w:before="120" w:after="0" w:line="276" w:lineRule="auto"/>
       </w:pPr>
       <w:r/>
       <w:r>
@@ -1334,7 +1334,6 @@
           <w:tab w:val="clear" w:pos="720"/>
           <w:tab w:val="num" w:pos="426"/>
         </w:tabs>
-        <w:spacing w:before="120" w:beforeAutospacing="0" w:after="0" w:afterAutospacing="0" w:line="264" w:lineRule="auto"/>
         <w:ind w:left="1134" w:hanging="567"/>
         <w:jc w:val="both"/>
         <w:rPr>
@@ -1343,6 +1342,7 @@
           <w:szCs w:val="22"/>
           <w:lang w:val="ru-RU"/>
         </w:rPr>
+        <w:spacing w:before="120" w:after="0" w:line="276" w:lineRule="auto"/>
       </w:pPr>
       <w:r/>
       <w:r>
@@ -1363,7 +1363,6 @@
           <w:tab w:val="clear" w:pos="720"/>
           <w:tab w:val="num" w:pos="426"/>
         </w:tabs>
-        <w:spacing w:before="120" w:beforeAutospacing="0" w:after="0" w:afterAutospacing="0" w:line="264" w:lineRule="auto"/>
         <w:ind w:left="1134" w:hanging="567"/>
         <w:jc w:val="both"/>
         <w:rPr>
@@ -1372,6 +1371,7 @@
           <w:szCs w:val="22"/>
           <w:lang w:val="ru-RU"/>
         </w:rPr>
+        <w:spacing w:before="120" w:after="0" w:line="276" w:lineRule="auto"/>
       </w:pPr>
       <w:r/>
       <w:r>
@@ -1392,7 +1392,6 @@
           <w:tab w:val="clear" w:pos="720"/>
           <w:tab w:val="num" w:pos="426"/>
         </w:tabs>
-        <w:spacing w:before="120" w:beforeAutospacing="0" w:after="0" w:afterAutospacing="0" w:line="264" w:lineRule="auto"/>
         <w:ind w:left="1134" w:hanging="567"/>
         <w:jc w:val="both"/>
         <w:rPr>
@@ -1401,6 +1400,7 @@
           <w:szCs w:val="22"/>
           <w:lang w:val="ru-RU"/>
         </w:rPr>
+        <w:spacing w:before="120" w:after="0" w:line="276" w:lineRule="auto"/>
       </w:pPr>
       <w:r/>
       <w:r>
@@ -1417,7 +1417,6 @@
           <w:ilvl w:val="0"/>
           <w:numId w:val="31"/>
         </w:numPr>
-        <w:spacing w:before="120" w:beforeAutospacing="0" w:after="0" w:afterAutospacing="0" w:line="264" w:lineRule="auto"/>
         <w:ind w:left="567" w:hanging="567"/>
         <w:jc w:val="both"/>
         <w:rPr>
@@ -1426,6 +1425,7 @@
           <w:szCs w:val="22"/>
           <w:lang w:val="ru-RU"/>
         </w:rPr>
+        <w:spacing w:before="120" w:after="0" w:line="276" w:lineRule="auto"/>
       </w:pPr>
       <w:r/>
       <w:r>
@@ -1442,7 +1442,6 @@
           <w:ilvl w:val="0"/>
           <w:numId w:val="31"/>
         </w:numPr>
-        <w:spacing w:before="120" w:beforeAutospacing="0" w:after="0" w:afterAutospacing="0" w:line="264" w:lineRule="auto"/>
         <w:ind w:left="567" w:hanging="567"/>
         <w:jc w:val="both"/>
         <w:rPr>
@@ -1451,6 +1450,7 @@
           <w:szCs w:val="22"/>
           <w:lang w:val="ru-RU"/>
         </w:rPr>
+        <w:spacing w:before="120" w:after="0" w:line="276" w:lineRule="auto"/>
       </w:pPr>
       <w:r/>
       <w:r>
@@ -1467,7 +1467,6 @@
           <w:ilvl w:val="0"/>
           <w:numId w:val="31"/>
         </w:numPr>
-        <w:spacing w:before="120" w:beforeAutospacing="0" w:after="0" w:afterAutospacing="0" w:line="264" w:lineRule="auto"/>
         <w:ind w:left="567" w:hanging="567"/>
         <w:jc w:val="both"/>
         <w:rPr>
@@ -1476,6 +1475,7 @@
           <w:szCs w:val="22"/>
           <w:lang w:val="ru-RU"/>
         </w:rPr>
+        <w:spacing w:before="120" w:after="0" w:line="276" w:lineRule="auto"/>
       </w:pPr>
       <w:r/>
       <w:r>
@@ -1488,7 +1488,6 @@
     <w:p>
       <w:pPr>
         <w:pStyle w:val="a6"/>
-        <w:spacing w:before="120" w:beforeAutospacing="0" w:after="0" w:afterAutospacing="0" w:line="264" w:lineRule="auto"/>
         <w:ind w:left="567"/>
         <w:jc w:val="both"/>
         <w:rPr>
@@ -1497,19 +1496,19 @@
           <w:szCs w:val="22"/>
           <w:lang w:val="ru-RU"/>
         </w:rPr>
-      </w:pPr>
-      <w:r/>
-      <w:r>
-        <w:rPr>
-          <w:b w:val="0"/>
-        </w:rPr>
-        <w:t>Comme l'un des épisodes, il est fait état du virement le 03/08/2022 de 820 000 USD du compte de V. Boguslayev (CORNER BANCA SA, Suisse) vers le compte de A. Boguslayev (JSC « Motor Bank », Ukraine).</w:t>
+        <w:spacing w:before="120" w:after="0" w:line="276" w:lineRule="auto"/>
+      </w:pPr>
+      <w:r/>
+      <w:r>
+        <w:rPr>
+          <w:b w:val="0"/>
+        </w:rPr>
+        <w:t>Comme l'un des épisodes, il est fait état du virement le 3 août 2022 de 820 000 USD du compte de V. Boguslayev (CORNER BANCA SA, Suisse) vers le compte de A. Boguslayev (JSC « Motor Bank », Ukraine).</w:t>
       </w:r>
     </w:p>
     <w:p>
       <w:pPr>
         <w:pStyle w:val="a6"/>
-        <w:spacing w:before="120" w:beforeAutospacing="0" w:after="0" w:afterAutospacing="0" w:line="264" w:lineRule="auto"/>
         <w:jc w:val="both"/>
         <w:rPr>
           <w:rFonts w:ascii="Cambria" w:hAnsi="Cambria"/>
@@ -1517,6 +1516,7 @@
           <w:szCs w:val="22"/>
           <w:lang w:val="ru-RU"/>
         </w:rPr>
+        <w:spacing w:before="120" w:after="0" w:line="276" w:lineRule="auto"/>
       </w:pPr>
       <w:r/>
       <w:r>
@@ -1529,7 +1529,6 @@
     <w:p>
       <w:pPr>
         <w:pStyle w:val="a6"/>
-        <w:spacing w:before="120" w:beforeAutospacing="0" w:after="0" w:afterAutospacing="0" w:line="264" w:lineRule="auto"/>
         <w:jc w:val="both"/>
         <w:rPr>
           <w:rFonts w:ascii="Cambria" w:hAnsi="Cambria"/>
@@ -1537,6 +1536,7 @@
           <w:szCs w:val="22"/>
           <w:lang w:val="ru-RU"/>
         </w:rPr>
+        <w:spacing w:before="120" w:after="0" w:line="276" w:lineRule="auto"/>
       </w:pPr>
       <w:r/>
       <w:r>
@@ -1549,7 +1549,6 @@
     <w:p>
       <w:pPr>
         <w:pStyle w:val="a6"/>
-        <w:spacing w:before="120" w:beforeAutospacing="0" w:after="0" w:afterAutospacing="0" w:line="264" w:lineRule="auto"/>
         <w:jc w:val="both"/>
         <w:rPr>
           <w:rFonts w:ascii="Cambria" w:hAnsi="Cambria"/>
@@ -1557,6 +1556,7 @@
           <w:szCs w:val="22"/>
           <w:lang w:val="ru-RU"/>
         </w:rPr>
+        <w:spacing w:before="120" w:after="0" w:line="276" w:lineRule="auto"/>
       </w:pPr>
       <w:r/>
       <w:r>
@@ -1569,7 +1569,6 @@
     <w:p>
       <w:pPr>
         <w:pStyle w:val="a6"/>
-        <w:spacing w:before="120" w:beforeAutospacing="0" w:after="0" w:afterAutospacing="0" w:line="264" w:lineRule="auto"/>
         <w:jc w:val="both"/>
         <w:rPr>
           <w:rFonts w:ascii="Cambria" w:hAnsi="Cambria"/>
@@ -1577,6 +1576,7 @@
           <w:szCs w:val="22"/>
           <w:lang w:val="ru-RU"/>
         </w:rPr>
+        <w:spacing w:before="120" w:after="0" w:line="276" w:lineRule="auto"/>
       </w:pPr>
       <w:r/>
       <w:r>
@@ -1593,7 +1593,6 @@
           <w:ilvl w:val="1"/>
           <w:numId w:val="1"/>
         </w:numPr>
-        <w:spacing w:line="264" w:lineRule="auto"/>
         <w:ind w:left="0" w:hanging="567"/>
         <w:contextualSpacing w:val="0"/>
         <w:jc w:val="both"/>
@@ -1601,6 +1600,7 @@
           <w:u w:val="single"/>
           <w:lang w:val="ru-RU"/>
         </w:rPr>
+        <w:spacing w:before="120" w:after="0" w:line="276" w:lineRule="auto"/>
       </w:pPr>
       <w:r/>
       <w:r>
@@ -1612,11 +1612,11 @@
     </w:p>
     <w:p>
       <w:pPr>
-        <w:spacing w:line="264" w:lineRule="auto"/>
-        <w:jc w:val="both"/>
-        <w:rPr>
-          <w:lang w:val="ru-RU"/>
-        </w:rPr>
+        <w:jc w:val="both"/>
+        <w:rPr>
+          <w:lang w:val="ru-RU"/>
+        </w:rPr>
+        <w:spacing w:before="120" w:after="0" w:line="276" w:lineRule="auto"/>
       </w:pPr>
       <w:r/>
       <w:r>
@@ -1629,13 +1629,13 @@
     <w:p>
       <w:pPr>
         <w:pStyle w:val="a3"/>
-        <w:spacing w:line="264" w:lineRule="auto"/>
         <w:ind w:left="0"/>
         <w:contextualSpacing w:val="0"/>
         <w:jc w:val="both"/>
         <w:rPr>
           <w:lang w:val="ru-RU"/>
         </w:rPr>
+        <w:spacing w:before="120" w:after="0" w:line="276" w:lineRule="auto"/>
       </w:pPr>
       <w:r/>
       <w:r>
@@ -1648,13 +1648,13 @@
     <w:p>
       <w:pPr>
         <w:pStyle w:val="a3"/>
-        <w:spacing w:line="264" w:lineRule="auto"/>
         <w:ind w:left="0"/>
         <w:contextualSpacing w:val="0"/>
         <w:jc w:val="both"/>
         <w:rPr>
           <w:lang w:val="ru-RU"/>
         </w:rPr>
+        <w:spacing w:before="120" w:after="0" w:line="276" w:lineRule="auto"/>
       </w:pPr>
       <w:r/>
       <w:r>
@@ -1671,7 +1671,6 @@
           <w:ilvl w:val="0"/>
           <w:numId w:val="29"/>
         </w:numPr>
-        <w:spacing w:line="264" w:lineRule="auto"/>
         <w:ind w:left="0" w:hanging="426"/>
         <w:contextualSpacing w:val="0"/>
         <w:jc w:val="both"/>
@@ -1679,6 +1678,7 @@
           <w:u w:val="single"/>
           <w:lang w:val="ru-RU"/>
         </w:rPr>
+        <w:spacing w:before="120" w:after="0" w:line="276" w:lineRule="auto"/>
       </w:pPr>
       <w:r/>
       <w:r>
@@ -1691,7 +1691,6 @@
     <w:p>
       <w:pPr>
         <w:pStyle w:val="a3"/>
-        <w:spacing w:line="264" w:lineRule="auto"/>
         <w:ind w:left="0"/>
         <w:contextualSpacing w:val="0"/>
         <w:jc w:val="both"/>
@@ -1699,6 +1698,7 @@
           <w:u w:val="single"/>
           <w:lang w:val="ru-RU"/>
         </w:rPr>
+        <w:spacing w:before="120" w:after="0" w:line="276" w:lineRule="auto"/>
       </w:pPr>
       <w:r/>
       <w:r>
@@ -1715,7 +1715,6 @@
           <w:ilvl w:val="0"/>
           <w:numId w:val="14"/>
         </w:numPr>
-        <w:spacing w:before="120" w:beforeAutospacing="0" w:after="0" w:afterAutospacing="0" w:line="264" w:lineRule="auto"/>
         <w:ind w:left="567" w:hanging="567"/>
         <w:jc w:val="both"/>
         <w:rPr>
@@ -1724,6 +1723,7 @@
           <w:szCs w:val="22"/>
           <w:lang w:val="ru-RU"/>
         </w:rPr>
+        <w:spacing w:before="120" w:after="0" w:line="276" w:lineRule="auto"/>
       </w:pPr>
       <w:r/>
       <w:r>
@@ -1740,7 +1740,6 @@
           <w:ilvl w:val="0"/>
           <w:numId w:val="14"/>
         </w:numPr>
-        <w:spacing w:before="120" w:beforeAutospacing="0" w:after="0" w:afterAutospacing="0" w:line="264" w:lineRule="auto"/>
         <w:ind w:left="567" w:hanging="567"/>
         <w:jc w:val="both"/>
         <w:rPr>
@@ -1749,6 +1748,7 @@
           <w:szCs w:val="22"/>
           <w:lang w:val="ru-RU"/>
         </w:rPr>
+        <w:spacing w:before="120" w:after="0" w:line="276" w:lineRule="auto"/>
       </w:pPr>
       <w:r/>
       <w:r>
@@ -1765,7 +1765,6 @@
           <w:ilvl w:val="0"/>
           <w:numId w:val="15"/>
         </w:numPr>
-        <w:spacing w:before="120" w:beforeAutospacing="0" w:after="0" w:afterAutospacing="0" w:line="264" w:lineRule="auto"/>
         <w:ind w:left="1134" w:hanging="567"/>
         <w:jc w:val="both"/>
         <w:rPr>
@@ -1774,6 +1773,7 @@
           <w:szCs w:val="22"/>
           <w:lang w:val="ru-RU"/>
         </w:rPr>
+        <w:spacing w:before="120" w:after="0" w:line="276" w:lineRule="auto"/>
       </w:pPr>
       <w:r/>
       <w:r>
@@ -1790,7 +1790,6 @@
           <w:ilvl w:val="0"/>
           <w:numId w:val="15"/>
         </w:numPr>
-        <w:spacing w:before="120" w:beforeAutospacing="0" w:after="0" w:afterAutospacing="0" w:line="264" w:lineRule="auto"/>
         <w:ind w:left="1134" w:hanging="567"/>
         <w:jc w:val="both"/>
         <w:rPr>
@@ -1799,6 +1798,7 @@
           <w:szCs w:val="22"/>
           <w:lang w:val="ru-RU"/>
         </w:rPr>
+        <w:spacing w:before="120" w:after="0" w:line="276" w:lineRule="auto"/>
       </w:pPr>
       <w:r/>
       <w:r>
@@ -1815,7 +1815,6 @@
           <w:ilvl w:val="0"/>
           <w:numId w:val="15"/>
         </w:numPr>
-        <w:spacing w:before="120" w:beforeAutospacing="0" w:after="0" w:afterAutospacing="0" w:line="264" w:lineRule="auto"/>
         <w:ind w:left="1134" w:hanging="567"/>
         <w:jc w:val="both"/>
         <w:rPr>
@@ -1824,6 +1823,7 @@
           <w:szCs w:val="22"/>
           <w:lang w:val="ru-RU"/>
         </w:rPr>
+        <w:spacing w:before="120" w:after="0" w:line="276" w:lineRule="auto"/>
       </w:pPr>
       <w:r/>
       <w:r>
@@ -1840,7 +1840,6 @@
           <w:ilvl w:val="0"/>
           <w:numId w:val="15"/>
         </w:numPr>
-        <w:spacing w:before="120" w:beforeAutospacing="0" w:after="0" w:afterAutospacing="0" w:line="264" w:lineRule="auto"/>
         <w:ind w:left="1134" w:hanging="567"/>
         <w:jc w:val="both"/>
         <w:rPr>
@@ -1849,6 +1848,7 @@
           <w:szCs w:val="22"/>
           <w:lang w:val="ru-RU"/>
         </w:rPr>
+        <w:spacing w:before="120" w:after="0" w:line="276" w:lineRule="auto"/>
       </w:pPr>
       <w:r/>
       <w:r>
@@ -1865,7 +1865,6 @@
           <w:ilvl w:val="0"/>
           <w:numId w:val="14"/>
         </w:numPr>
-        <w:spacing w:before="120" w:beforeAutospacing="0" w:after="0" w:afterAutospacing="0" w:line="264" w:lineRule="auto"/>
         <w:ind w:left="567" w:hanging="567"/>
         <w:jc w:val="both"/>
         <w:rPr>
@@ -1874,6 +1873,7 @@
           <w:szCs w:val="22"/>
           <w:lang w:val="ru-RU"/>
         </w:rPr>
+        <w:spacing w:before="120" w:after="0" w:line="276" w:lineRule="auto"/>
       </w:pPr>
       <w:r/>
       <w:r>
@@ -1890,7 +1890,6 @@
           <w:ilvl w:val="0"/>
           <w:numId w:val="14"/>
         </w:numPr>
-        <w:spacing w:before="120" w:beforeAutospacing="0" w:after="0" w:afterAutospacing="0" w:line="264" w:lineRule="auto"/>
         <w:ind w:left="567" w:hanging="567"/>
         <w:jc w:val="both"/>
         <w:rPr>
@@ -1899,6 +1898,7 @@
           <w:szCs w:val="22"/>
           <w:lang w:val="ru-RU"/>
         </w:rPr>
+        <w:spacing w:before="120" w:after="0" w:line="276" w:lineRule="auto"/>
       </w:pPr>
       <w:r/>
       <w:r>
@@ -1915,7 +1915,6 @@
           <w:ilvl w:val="0"/>
           <w:numId w:val="14"/>
         </w:numPr>
-        <w:spacing w:before="120" w:beforeAutospacing="0" w:after="0" w:afterAutospacing="0" w:line="264" w:lineRule="auto"/>
         <w:ind w:left="567" w:hanging="567"/>
         <w:jc w:val="both"/>
         <w:rPr>
@@ -1924,6 +1923,7 @@
           <w:szCs w:val="22"/>
           <w:lang w:val="ru-RU"/>
         </w:rPr>
+        <w:spacing w:before="120" w:after="0" w:line="276" w:lineRule="auto"/>
       </w:pPr>
       <w:r/>
       <w:r>
@@ -1940,7 +1940,6 @@
           <w:ilvl w:val="0"/>
           <w:numId w:val="14"/>
         </w:numPr>
-        <w:spacing w:before="120" w:beforeAutospacing="0" w:after="0" w:afterAutospacing="0" w:line="264" w:lineRule="auto"/>
         <w:ind w:left="567" w:hanging="567"/>
         <w:jc w:val="both"/>
         <w:rPr>
@@ -1949,6 +1948,7 @@
           <w:szCs w:val="22"/>
           <w:lang w:val="ru-RU"/>
         </w:rPr>
+        <w:spacing w:before="120" w:after="0" w:line="276" w:lineRule="auto"/>
       </w:pPr>
       <w:r/>
       <w:r>
@@ -1961,7 +1961,6 @@
     <w:p>
       <w:pPr>
         <w:pStyle w:val="a6"/>
-        <w:spacing w:before="120" w:beforeAutospacing="0" w:after="0" w:afterAutospacing="0" w:line="264" w:lineRule="auto"/>
         <w:jc w:val="both"/>
         <w:rPr>
           <w:rFonts w:ascii="Cambria" w:hAnsi="Cambria"/>
@@ -1969,6 +1968,7 @@
           <w:szCs w:val="22"/>
           <w:lang w:val="ru-RU"/>
         </w:rPr>
+        <w:spacing w:before="120" w:after="0" w:line="276" w:lineRule="auto"/>
       </w:pPr>
       <w:r/>
       <w:r>
@@ -1985,7 +1985,6 @@
           <w:ilvl w:val="0"/>
           <w:numId w:val="29"/>
         </w:numPr>
-        <w:spacing w:line="264" w:lineRule="auto"/>
         <w:ind w:left="0" w:hanging="567"/>
         <w:contextualSpacing w:val="0"/>
         <w:jc w:val="both"/>
@@ -1993,6 +1992,7 @@
           <w:u w:val="single"/>
           <w:lang w:val="ru-RU"/>
         </w:rPr>
+        <w:spacing w:before="120" w:after="0" w:line="276" w:lineRule="auto"/>
       </w:pPr>
       <w:r/>
       <w:r>
@@ -2004,11 +2004,11 @@
     </w:p>
     <w:p>
       <w:pPr>
-        <w:spacing w:line="264" w:lineRule="auto"/>
-        <w:jc w:val="both"/>
-        <w:rPr>
-          <w:lang w:val="ru-RU"/>
-        </w:rPr>
+        <w:jc w:val="both"/>
+        <w:rPr>
+          <w:lang w:val="ru-RU"/>
+        </w:rPr>
+        <w:spacing w:before="120" w:after="0" w:line="276" w:lineRule="auto"/>
       </w:pPr>
       <w:r/>
       <w:r>
@@ -2025,13 +2025,13 @@
           <w:ilvl w:val="0"/>
           <w:numId w:val="16"/>
         </w:numPr>
-        <w:spacing w:line="264" w:lineRule="auto"/>
         <w:ind w:left="567" w:hanging="567"/>
         <w:contextualSpacing w:val="0"/>
         <w:jc w:val="both"/>
         <w:rPr>
           <w:lang w:val="ru-RU"/>
         </w:rPr>
+        <w:spacing w:before="120" w:after="0" w:line="276" w:lineRule="auto"/>
       </w:pPr>
       <w:r/>
       <w:r>
@@ -2048,13 +2048,13 @@
           <w:ilvl w:val="0"/>
           <w:numId w:val="16"/>
         </w:numPr>
-        <w:spacing w:line="264" w:lineRule="auto"/>
         <w:ind w:left="567" w:hanging="567"/>
         <w:contextualSpacing w:val="0"/>
         <w:jc w:val="both"/>
         <w:rPr>
           <w:lang w:val="ru-RU"/>
         </w:rPr>
+        <w:spacing w:before="120" w:after="0" w:line="276" w:lineRule="auto"/>
       </w:pPr>
       <w:r/>
       <w:r>
@@ -2071,13 +2071,13 @@
           <w:ilvl w:val="0"/>
           <w:numId w:val="16"/>
         </w:numPr>
-        <w:spacing w:line="264" w:lineRule="auto"/>
         <w:ind w:left="567" w:hanging="567"/>
         <w:contextualSpacing w:val="0"/>
         <w:jc w:val="both"/>
         <w:rPr>
           <w:lang w:val="ru-RU"/>
         </w:rPr>
+        <w:spacing w:before="120" w:after="0" w:line="276" w:lineRule="auto"/>
       </w:pPr>
       <w:r/>
       <w:r>
@@ -2094,13 +2094,13 @@
           <w:ilvl w:val="0"/>
           <w:numId w:val="16"/>
         </w:numPr>
-        <w:spacing w:line="264" w:lineRule="auto"/>
         <w:ind w:left="567" w:hanging="567"/>
         <w:contextualSpacing w:val="0"/>
         <w:jc w:val="both"/>
         <w:rPr>
           <w:lang w:val="ru-RU"/>
         </w:rPr>
+        <w:spacing w:before="120" w:after="0" w:line="276" w:lineRule="auto"/>
       </w:pPr>
       <w:r/>
       <w:r>
@@ -2113,13 +2113,13 @@
     <w:p>
       <w:pPr>
         <w:pStyle w:val="a3"/>
-        <w:spacing w:line="264" w:lineRule="auto"/>
         <w:ind w:left="0"/>
         <w:contextualSpacing w:val="0"/>
         <w:jc w:val="both"/>
         <w:rPr>
           <w:lang w:val="ru-RU"/>
         </w:rPr>
+        <w:spacing w:before="120" w:after="0" w:line="276" w:lineRule="auto"/>
       </w:pPr>
       <w:r/>
       <w:r>
@@ -2136,7 +2136,6 @@
           <w:ilvl w:val="0"/>
           <w:numId w:val="29"/>
         </w:numPr>
-        <w:spacing w:line="264" w:lineRule="auto"/>
         <w:ind w:left="0" w:hanging="567"/>
         <w:contextualSpacing w:val="0"/>
         <w:jc w:val="both"/>
@@ -2144,6 +2143,7 @@
           <w:u w:val="single"/>
           <w:lang w:val="ru-RU"/>
         </w:rPr>
+        <w:spacing w:before="120" w:after="0" w:line="276" w:lineRule="auto"/>
       </w:pPr>
       <w:r/>
       <w:r>
@@ -2155,11 +2155,11 @@
     </w:p>
     <w:p>
       <w:pPr>
-        <w:spacing w:line="264" w:lineRule="auto"/>
-        <w:jc w:val="both"/>
-        <w:rPr>
-          <w:lang w:val="ru-RU"/>
-        </w:rPr>
+        <w:jc w:val="both"/>
+        <w:rPr>
+          <w:lang w:val="ru-RU"/>
+        </w:rPr>
+        <w:spacing w:before="120" w:after="0" w:line="276" w:lineRule="auto"/>
       </w:pPr>
       <w:r/>
       <w:r>
@@ -2172,13 +2172,13 @@
     <w:p>
       <w:pPr>
         <w:pStyle w:val="a3"/>
-        <w:spacing w:line="264" w:lineRule="auto"/>
         <w:ind w:left="0"/>
         <w:contextualSpacing w:val="0"/>
         <w:jc w:val="both"/>
         <w:rPr>
           <w:lang w:val="ru-RU"/>
         </w:rPr>
+        <w:spacing w:before="120" w:after="0" w:line="276" w:lineRule="auto"/>
       </w:pPr>
       <w:r/>
       <w:r>
@@ -2195,7 +2195,6 @@
           <w:ilvl w:val="1"/>
           <w:numId w:val="1"/>
         </w:numPr>
-        <w:spacing w:line="264" w:lineRule="auto"/>
         <w:ind w:left="0" w:hanging="567"/>
         <w:contextualSpacing w:val="0"/>
         <w:jc w:val="both"/>
@@ -2203,6 +2202,7 @@
           <w:u w:val="single"/>
           <w:lang w:val="ru-RU"/>
         </w:rPr>
+        <w:spacing w:before="120" w:after="0" w:line="276" w:lineRule="auto"/>
       </w:pPr>
       <w:r/>
       <w:r>
@@ -2215,13 +2215,13 @@
     <w:p>
       <w:pPr>
         <w:pStyle w:val="a3"/>
-        <w:spacing w:line="264" w:lineRule="auto"/>
         <w:ind w:left="0"/>
         <w:contextualSpacing w:val="0"/>
         <w:jc w:val="both"/>
         <w:rPr>
           <w:lang w:val="ru-RU"/>
         </w:rPr>
+        <w:spacing w:before="120" w:after="0" w:line="276" w:lineRule="auto"/>
       </w:pPr>
       <w:r/>
       <w:r>
@@ -2234,13 +2234,13 @@
     <w:p>
       <w:pPr>
         <w:pStyle w:val="a3"/>
-        <w:spacing w:line="264" w:lineRule="auto"/>
         <w:ind w:left="0"/>
         <w:contextualSpacing w:val="0"/>
         <w:jc w:val="both"/>
         <w:rPr>
           <w:lang w:val="ru-RU"/>
         </w:rPr>
+        <w:spacing w:before="120" w:after="0" w:line="276" w:lineRule="auto"/>
       </w:pPr>
       <w:r/>
       <w:r>
@@ -2253,13 +2253,13 @@
     <w:p>
       <w:pPr>
         <w:pStyle w:val="a3"/>
-        <w:spacing w:line="264" w:lineRule="auto"/>
         <w:ind w:left="0"/>
         <w:contextualSpacing w:val="0"/>
         <w:jc w:val="both"/>
         <w:rPr>
           <w:lang w:val="ru-RU"/>
         </w:rPr>
+        <w:spacing w:before="120" w:after="0" w:line="276" w:lineRule="auto"/>
       </w:pPr>
       <w:r/>
       <w:r>
@@ -2271,11 +2271,11 @@
     </w:p>
     <w:p>
       <w:pPr>
-        <w:spacing w:line="264" w:lineRule="auto"/>
-        <w:jc w:val="both"/>
-        <w:rPr>
-          <w:lang w:val="ru-RU"/>
-        </w:rPr>
+        <w:jc w:val="both"/>
+        <w:rPr>
+          <w:lang w:val="ru-RU"/>
+        </w:rPr>
+        <w:spacing w:before="120" w:after="0" w:line="276" w:lineRule="auto"/>
       </w:pPr>
       <w:r/>
       <w:r>
@@ -2287,11 +2287,11 @@
     </w:p>
     <w:p>
       <w:pPr>
-        <w:spacing w:line="264" w:lineRule="auto"/>
-        <w:jc w:val="both"/>
-        <w:rPr>
-          <w:lang w:val="ru-RU"/>
-        </w:rPr>
+        <w:jc w:val="both"/>
+        <w:rPr>
+          <w:lang w:val="ru-RU"/>
+        </w:rPr>
+        <w:spacing w:before="120" w:after="0" w:line="276" w:lineRule="auto"/>
       </w:pPr>
       <w:r/>
       <w:r>
@@ -2308,13 +2308,13 @@
           <w:ilvl w:val="0"/>
           <w:numId w:val="33"/>
         </w:numPr>
-        <w:spacing w:line="264" w:lineRule="auto"/>
         <w:ind w:left="567" w:hanging="567"/>
         <w:contextualSpacing w:val="0"/>
         <w:jc w:val="both"/>
         <w:rPr>
           <w:lang w:val="ru-RU"/>
         </w:rPr>
+        <w:spacing w:before="120" w:after="0" w:line="276" w:lineRule="auto"/>
       </w:pPr>
       <w:r/>
       <w:r>
@@ -2331,13 +2331,13 @@
           <w:ilvl w:val="0"/>
           <w:numId w:val="33"/>
         </w:numPr>
-        <w:spacing w:line="264" w:lineRule="auto"/>
         <w:ind w:left="567" w:hanging="567"/>
         <w:contextualSpacing w:val="0"/>
         <w:jc w:val="both"/>
         <w:rPr>
           <w:lang w:val="ru-RU"/>
         </w:rPr>
+        <w:spacing w:before="120" w:after="0" w:line="276" w:lineRule="auto"/>
       </w:pPr>
       <w:r/>
       <w:r>
@@ -2350,7 +2350,6 @@
     <w:p>
       <w:pPr>
         <w:pStyle w:val="a3"/>
-        <w:spacing w:line="264" w:lineRule="auto"/>
         <w:ind w:left="0"/>
         <w:contextualSpacing w:val="0"/>
         <w:jc w:val="both"/>
@@ -2359,6 +2358,7 @@
           <w:bCs/>
           <w:lang w:val="ru-RU"/>
         </w:rPr>
+        <w:spacing w:before="120" w:after="0" w:line="276" w:lineRule="auto"/>
       </w:pPr>
       <w:r/>
     </w:p>
@@ -2369,7 +2369,6 @@
           <w:ilvl w:val="0"/>
           <w:numId w:val="1"/>
         </w:numPr>
-        <w:spacing w:line="264" w:lineRule="auto"/>
         <w:ind w:left="0" w:hanging="567"/>
         <w:contextualSpacing w:val="0"/>
         <w:jc w:val="left"/>
@@ -2378,6 +2377,7 @@
           <w:bCs/>
           <w:lang w:val="ru-RU"/>
         </w:rPr>
+        <w:spacing w:before="120" w:after="0" w:line="276" w:lineRule="auto"/>
       </w:pPr>
       <w:r/>
       <w:r>
@@ -2391,13 +2391,13 @@
     <w:p>
       <w:pPr>
         <w:pStyle w:val="a3"/>
-        <w:spacing w:line="264" w:lineRule="auto"/>
         <w:ind w:left="0"/>
         <w:contextualSpacing w:val="0"/>
         <w:jc w:val="both"/>
         <w:rPr>
           <w:lang w:val="ru-RU"/>
         </w:rPr>
+        <w:spacing w:before="120" w:after="0" w:line="276" w:lineRule="auto"/>
       </w:pPr>
       <w:r/>
       <w:r>
@@ -2414,7 +2414,6 @@
           <w:ilvl w:val="1"/>
           <w:numId w:val="1"/>
         </w:numPr>
-        <w:spacing w:line="264" w:lineRule="auto"/>
         <w:ind w:left="0" w:hanging="567"/>
         <w:contextualSpacing w:val="0"/>
         <w:jc w:val="both"/>
@@ -2422,6 +2421,7 @@
           <w:u w:val="single"/>
           <w:lang w:val="ru-RU"/>
         </w:rPr>
+        <w:spacing w:before="120" w:after="0" w:line="276" w:lineRule="auto"/>
       </w:pPr>
       <w:r/>
       <w:r>
@@ -2439,7 +2439,6 @@
           <w:ilvl w:val="2"/>
           <w:numId w:val="1"/>
         </w:numPr>
-        <w:spacing w:line="264" w:lineRule="auto"/>
         <w:ind w:left="0" w:hanging="567"/>
         <w:contextualSpacing w:val="0"/>
         <w:jc w:val="both"/>
@@ -2447,6 +2446,7 @@
           <w:u w:val="single"/>
           <w:lang w:val="ru-RU"/>
         </w:rPr>
+        <w:spacing w:before="120" w:after="0" w:line="276" w:lineRule="auto"/>
       </w:pPr>
       <w:r/>
       <w:r>
@@ -2463,13 +2463,13 @@
           <w:ilvl w:val="0"/>
           <w:numId w:val="11"/>
         </w:numPr>
-        <w:spacing w:line="264" w:lineRule="auto"/>
         <w:ind w:left="567" w:hanging="567"/>
         <w:contextualSpacing w:val="0"/>
         <w:jc w:val="both"/>
         <w:rPr>
           <w:lang w:val="ru-RU"/>
         </w:rPr>
+        <w:spacing w:before="120" w:after="0" w:line="276" w:lineRule="auto"/>
       </w:pPr>
       <w:r/>
       <w:r>
@@ -2486,20 +2486,20 @@
           <w:ilvl w:val="0"/>
           <w:numId w:val="11"/>
         </w:numPr>
-        <w:spacing w:line="264" w:lineRule="auto"/>
         <w:ind w:left="567" w:hanging="567"/>
         <w:contextualSpacing w:val="0"/>
         <w:jc w:val="both"/>
         <w:rPr>
           <w:lang w:val="ru-RU"/>
         </w:rPr>
-      </w:pPr>
-      <w:r/>
-      <w:r>
-        <w:rPr>
-          <w:b w:val="0"/>
-        </w:rPr>
-        <w:t xml:space="preserve">Accord de reconnaissance de culpabilité entre O. Dzyuba et le procureur du 10/03/2025. </w:t>
+        <w:spacing w:before="120" w:after="0" w:line="276" w:lineRule="auto"/>
+      </w:pPr>
+      <w:r/>
+      <w:r>
+        <w:rPr>
+          <w:b w:val="0"/>
+        </w:rPr>
+        <w:t xml:space="preserve">Accord de reconnaissance de culpabilité entre O. Dzyuba et le procureur du 10 mars 2025. </w:t>
       </w:r>
     </w:p>
     <w:p>
@@ -2509,7 +2509,6 @@
           <w:ilvl w:val="2"/>
           <w:numId w:val="1"/>
         </w:numPr>
-        <w:spacing w:line="264" w:lineRule="auto"/>
         <w:ind w:left="0" w:hanging="567"/>
         <w:contextualSpacing w:val="0"/>
         <w:jc w:val="both"/>
@@ -2517,6 +2516,7 @@
           <w:u w:val="single"/>
           <w:lang w:val="ru-RU"/>
         </w:rPr>
+        <w:spacing w:before="120" w:after="0" w:line="276" w:lineRule="auto"/>
       </w:pPr>
       <w:r/>
       <w:r>
@@ -2533,32 +2533,32 @@
           <w:ilvl w:val="0"/>
           <w:numId w:val="12"/>
         </w:numPr>
-        <w:spacing w:line="264" w:lineRule="auto"/>
         <w:ind w:left="567" w:hanging="567"/>
         <w:contextualSpacing w:val="0"/>
         <w:jc w:val="both"/>
         <w:rPr>
           <w:lang w:val="ru-RU"/>
         </w:rPr>
-      </w:pPr>
-      <w:r/>
-      <w:r>
-        <w:rPr>
-          <w:b w:val="0"/>
-        </w:rPr>
-        <w:t>Procès-verbal d'audition de V. G. Leshchina (ex-chef de la production d'aubes de la SA « Motor Sich ») du 11/04/2025.</w:t>
-      </w:r>
-    </w:p>
-    <w:p>
-      <w:pPr>
-        <w:pStyle w:val="a3"/>
-        <w:spacing w:line="264" w:lineRule="auto"/>
+        <w:spacing w:before="120" w:after="0" w:line="276" w:lineRule="auto"/>
+      </w:pPr>
+      <w:r/>
+      <w:r>
+        <w:rPr>
+          <w:b w:val="0"/>
+        </w:rPr>
+        <w:t>Procès-verbal d'audition de V. G. Leshchina (ex-chef de la production d'aubes de la SA « Motor Sich ») du 11 avril 2025.</w:t>
+      </w:r>
+    </w:p>
+    <w:p>
+      <w:pPr>
+        <w:pStyle w:val="a3"/>
         <w:ind w:left="567"/>
         <w:contextualSpacing w:val="0"/>
         <w:jc w:val="both"/>
         <w:rPr>
           <w:lang w:val="ru-RU"/>
         </w:rPr>
+        <w:spacing w:before="120" w:after="0" w:line="276" w:lineRule="auto"/>
       </w:pPr>
       <w:r/>
       <w:r>
@@ -2575,32 +2575,32 @@
           <w:ilvl w:val="0"/>
           <w:numId w:val="12"/>
         </w:numPr>
-        <w:spacing w:line="264" w:lineRule="auto"/>
         <w:ind w:left="567" w:hanging="567"/>
         <w:contextualSpacing w:val="0"/>
         <w:jc w:val="both"/>
         <w:rPr>
           <w:lang w:val="ru-RU"/>
         </w:rPr>
-      </w:pPr>
-      <w:r/>
-      <w:r>
-        <w:rPr>
-          <w:b w:val="0"/>
-        </w:rPr>
-        <w:t>Procès-verbal d'audition de O. Dzyuba en qualité de témoin du 08/04/2025.</w:t>
-      </w:r>
-    </w:p>
-    <w:p>
-      <w:pPr>
-        <w:pStyle w:val="a3"/>
-        <w:spacing w:line="264" w:lineRule="auto"/>
+        <w:spacing w:before="120" w:after="0" w:line="276" w:lineRule="auto"/>
+      </w:pPr>
+      <w:r/>
+      <w:r>
+        <w:rPr>
+          <w:b w:val="0"/>
+        </w:rPr>
+        <w:t>Procès-verbal d'audition de O. Dzyuba en qualité de témoin du 8 avril 2025.</w:t>
+      </w:r>
+    </w:p>
+    <w:p>
+      <w:pPr>
+        <w:pStyle w:val="a3"/>
         <w:ind w:left="567"/>
         <w:contextualSpacing w:val="0"/>
         <w:jc w:val="both"/>
         <w:rPr>
           <w:lang w:val="ru-RU"/>
         </w:rPr>
+        <w:spacing w:before="120" w:after="0" w:line="276" w:lineRule="auto"/>
       </w:pPr>
       <w:r/>
       <w:r>
@@ -2617,7 +2617,6 @@
           <w:ilvl w:val="1"/>
           <w:numId w:val="1"/>
         </w:numPr>
-        <w:spacing w:line="264" w:lineRule="auto"/>
         <w:ind w:left="0" w:hanging="567"/>
         <w:contextualSpacing w:val="0"/>
         <w:jc w:val="both"/>
@@ -2625,6 +2624,7 @@
           <w:u w:val="single"/>
           <w:lang w:val="ru-RU"/>
         </w:rPr>
+        <w:spacing w:before="120" w:after="0" w:line="276" w:lineRule="auto"/>
       </w:pPr>
       <w:r/>
       <w:r>
@@ -2641,7 +2641,6 @@
           <w:ilvl w:val="2"/>
           <w:numId w:val="1"/>
         </w:numPr>
-        <w:spacing w:line="264" w:lineRule="auto"/>
         <w:ind w:left="0" w:hanging="567"/>
         <w:contextualSpacing w:val="0"/>
         <w:jc w:val="both"/>
@@ -2649,6 +2648,7 @@
           <w:u w:val="single"/>
           <w:lang w:val="ru-RU"/>
         </w:rPr>
+        <w:spacing w:before="120" w:after="0" w:line="276" w:lineRule="auto"/>
       </w:pPr>
       <w:r/>
       <w:r>
@@ -2660,27 +2660,27 @@
     </w:p>
     <w:p>
       <w:pPr>
-        <w:spacing w:line="264" w:lineRule="auto"/>
-        <w:jc w:val="both"/>
-        <w:rPr>
-          <w:lang w:val="ru-RU"/>
-        </w:rPr>
-      </w:pPr>
-      <w:r/>
-      <w:r>
-        <w:rPr>
-          <w:b w:val="0"/>
-        </w:rPr>
-        <w:t>Procès-verbal d'examen des documents de la SA « Motor Sich » présentés au Service d'État de contrôle des exportations (ci-après - Goséxportcontrol) pour l'obtention de documents d'autorisation pour l'exportation de marchandises du 03/04/2023 avec ses annexes.</w:t>
-      </w:r>
-    </w:p>
-    <w:p>
-      <w:pPr>
-        <w:spacing w:line="264" w:lineRule="auto"/>
-        <w:jc w:val="both"/>
-        <w:rPr>
-          <w:lang w:val="ru-RU"/>
-        </w:rPr>
+        <w:jc w:val="both"/>
+        <w:rPr>
+          <w:lang w:val="ru-RU"/>
+        </w:rPr>
+        <w:spacing w:before="120" w:after="0" w:line="276" w:lineRule="auto"/>
+      </w:pPr>
+      <w:r/>
+      <w:r>
+        <w:rPr>
+          <w:b w:val="0"/>
+        </w:rPr>
+        <w:t>Procès-verbal d'examen des documents de la SA « Motor Sich » présentés au Service d'État de contrôle des exportations (ci-après - Goséxportcontrol) pour l'obtention de documents d'autorisation pour l'exportation de marchandises du 3 avril 2023 avec ses annexes.</w:t>
+      </w:r>
+    </w:p>
+    <w:p>
+      <w:pPr>
+        <w:jc w:val="both"/>
+        <w:rPr>
+          <w:lang w:val="ru-RU"/>
+        </w:rPr>
+        <w:spacing w:before="120" w:after="0" w:line="276" w:lineRule="auto"/>
       </w:pPr>
       <w:r/>
       <w:r>
@@ -2692,11 +2692,11 @@
     </w:p>
     <w:p>
       <w:pPr>
-        <w:spacing w:line="264" w:lineRule="auto"/>
         <w:jc w:val="both"/>
         <w:rPr>
           <w:lang w:val="en-US"/>
         </w:rPr>
+        <w:spacing w:before="120" w:after="0" w:line="276" w:lineRule="auto"/>
       </w:pPr>
       <w:r/>
       <w:r>
@@ -2713,7 +2713,6 @@
           <w:ilvl w:val="2"/>
           <w:numId w:val="35"/>
         </w:numPr>
-        <w:spacing w:line="264" w:lineRule="auto"/>
         <w:ind w:left="0" w:hanging="567"/>
         <w:contextualSpacing w:val="0"/>
         <w:jc w:val="both"/>
@@ -2721,6 +2720,7 @@
           <w:u w:val="single"/>
           <w:lang w:val="ru-RU"/>
         </w:rPr>
+        <w:spacing w:before="120" w:after="0" w:line="276" w:lineRule="auto"/>
       </w:pPr>
       <w:r/>
       <w:r>
@@ -2737,39 +2737,39 @@
           <w:ilvl w:val="0"/>
           <w:numId w:val="17"/>
         </w:numPr>
-        <w:spacing w:line="264" w:lineRule="auto"/>
         <w:ind w:left="567" w:hanging="567"/>
         <w:contextualSpacing w:val="0"/>
         <w:jc w:val="both"/>
         <w:rPr>
           <w:lang w:val="ru-RU"/>
         </w:rPr>
-      </w:pPr>
-      <w:r/>
-      <w:r>
-        <w:rPr>
-          <w:b w:val="0"/>
-        </w:rPr>
-        <w:t>Procès-verbal d'examen des documents douaniers de la SA « Motor Sich » déposés auprès des organes douaniers du 12/05/2023 avec les annexes (factures, contrats, certificats de qualité et d'utilisateur final, lettres de voiture pour le transport de marchandises).</w:t>
-      </w:r>
-    </w:p>
-    <w:p>
-      <w:pPr>
-        <w:pStyle w:val="a3"/>
-        <w:spacing w:line="264" w:lineRule="auto"/>
+        <w:spacing w:before="120" w:after="0" w:line="276" w:lineRule="auto"/>
+      </w:pPr>
+      <w:r/>
+      <w:r>
+        <w:rPr>
+          <w:b w:val="0"/>
+        </w:rPr>
+        <w:t>Procès-verbal d'examen des documents douaniers de la SA « Motor Sich » déposés auprès des organes douaniers du 12 mai 2023 avec les annexes (factures, contrats, certificats de qualité et d'utilisateur final, lettres de voiture pour le transport de marchandises).</w:t>
+      </w:r>
+    </w:p>
+    <w:p>
+      <w:pPr>
+        <w:pStyle w:val="a3"/>
         <w:ind w:left="567"/>
         <w:contextualSpacing w:val="0"/>
         <w:jc w:val="both"/>
         <w:rPr>
           <w:lang w:val="ru-RU"/>
         </w:rPr>
-      </w:pPr>
-      <w:r/>
-      <w:r>
-        <w:rPr>
-          <w:b w:val="0"/>
-        </w:rPr>
-        <w:t>Au résultat de l'examen, le fait de l'expédition par la SA « Motor Sich » le 25/05/2022 à la société Mir Trading Ltd (Hong Kong) de sept moteurs d'aviation fabriqués par la SA « Motor Sich » a été confirmé.</w:t>
+        <w:spacing w:before="120" w:after="0" w:line="276" w:lineRule="auto"/>
+      </w:pPr>
+      <w:r/>
+      <w:r>
+        <w:rPr>
+          <w:b w:val="0"/>
+        </w:rPr>
+        <w:t>Au résultat de l'examen, le fait de l'expédition par la SA « Motor Sich » le 25 mai 2022 à la société Mir Trading Ltd (Hong Kong) de sept moteurs d'aviation fabriqués par la SA « Motor Sich » a été confirmé.</w:t>
       </w:r>
     </w:p>
     <w:p>
@@ -2779,32 +2779,32 @@
           <w:ilvl w:val="0"/>
           <w:numId w:val="17"/>
         </w:numPr>
-        <w:spacing w:line="264" w:lineRule="auto"/>
         <w:ind w:left="567" w:hanging="567"/>
         <w:contextualSpacing w:val="0"/>
         <w:jc w:val="both"/>
         <w:rPr>
           <w:lang w:val="ru-RU"/>
         </w:rPr>
-      </w:pPr>
-      <w:r/>
-      <w:r>
-        <w:rPr>
-          <w:b w:val="0"/>
-        </w:rPr>
-        <w:t>Procès-verbal d'examen des informations relatives au passage de marchandises à travers la frontière douanière et des documents de dédouanement de ces marchandises de la SA « Motor Sich » du 04/01/2023.</w:t>
-      </w:r>
-    </w:p>
-    <w:p>
-      <w:pPr>
-        <w:pStyle w:val="a3"/>
-        <w:spacing w:line="264" w:lineRule="auto"/>
+        <w:spacing w:before="120" w:after="0" w:line="276" w:lineRule="auto"/>
+      </w:pPr>
+      <w:r/>
+      <w:r>
+        <w:rPr>
+          <w:b w:val="0"/>
+        </w:rPr>
+        <w:t>Procès-verbal d'examen des informations relatives au passage de marchandises à travers la frontière douanière et des documents de dédouanement de ces marchandises de la SA « Motor Sich » du 4 janvier 2023.</w:t>
+      </w:r>
+    </w:p>
+    <w:p>
+      <w:pPr>
+        <w:pStyle w:val="a3"/>
         <w:ind w:left="567"/>
         <w:contextualSpacing w:val="0"/>
         <w:jc w:val="both"/>
         <w:rPr>
           <w:lang w:val="ru-RU"/>
         </w:rPr>
+        <w:spacing w:before="120" w:after="0" w:line="276" w:lineRule="auto"/>
       </w:pPr>
       <w:r/>
       <w:r>
@@ -2827,13 +2827,13 @@
           <w:ilvl w:val="0"/>
           <w:numId w:val="17"/>
         </w:numPr>
-        <w:spacing w:line="264" w:lineRule="auto"/>
         <w:ind w:left="567" w:hanging="567"/>
         <w:contextualSpacing w:val="0"/>
         <w:jc w:val="both"/>
         <w:rPr>
           <w:lang w:val="ru-RU"/>
         </w:rPr>
+        <w:spacing w:before="120" w:after="0" w:line="276" w:lineRule="auto"/>
       </w:pPr>
       <w:r/>
       <w:r>
@@ -2850,32 +2850,32 @@
           <w:ilvl w:val="0"/>
           <w:numId w:val="17"/>
         </w:numPr>
-        <w:spacing w:line="264" w:lineRule="auto"/>
         <w:ind w:left="567" w:hanging="567"/>
         <w:contextualSpacing w:val="0"/>
         <w:jc w:val="both"/>
         <w:rPr>
           <w:lang w:val="ru-RU"/>
         </w:rPr>
-      </w:pPr>
-      <w:r/>
-      <w:r>
-        <w:rPr>
-          <w:b w:val="0"/>
-        </w:rPr>
-        <w:t>Procès-verbal d'examen des déclarations en douane fournies par la SA « Motor Sich » pour le dédouanement de marchandises pour China Taly (RPC) du 23/09/2022 avec les annexes.</w:t>
-      </w:r>
-    </w:p>
-    <w:p>
-      <w:pPr>
-        <w:pStyle w:val="a3"/>
-        <w:spacing w:line="264" w:lineRule="auto"/>
+        <w:spacing w:before="120" w:after="0" w:line="276" w:lineRule="auto"/>
+      </w:pPr>
+      <w:r/>
+      <w:r>
+        <w:rPr>
+          <w:b w:val="0"/>
+        </w:rPr>
+        <w:t>Procès-verbal d'examen des déclarations en douane fournies par la SA « Motor Sich » pour le dédouanement de marchandises pour China Taly (RPC) du 23 septembre 2022 avec les annexes.</w:t>
+      </w:r>
+    </w:p>
+    <w:p>
+      <w:pPr>
+        <w:pStyle w:val="a3"/>
         <w:ind w:left="567"/>
         <w:contextualSpacing w:val="0"/>
         <w:jc w:val="both"/>
         <w:rPr>
           <w:lang w:val="ru-RU"/>
         </w:rPr>
+        <w:spacing w:before="120" w:after="0" w:line="276" w:lineRule="auto"/>
       </w:pPr>
       <w:r/>
       <w:r>
@@ -2898,7 +2898,6 @@
           <w:ilvl w:val="2"/>
           <w:numId w:val="36"/>
         </w:numPr>
-        <w:spacing w:line="264" w:lineRule="auto"/>
         <w:ind w:left="0" w:hanging="567"/>
         <w:contextualSpacing w:val="0"/>
         <w:jc w:val="both"/>
@@ -2906,6 +2905,7 @@
           <w:u w:val="single"/>
           <w:lang w:val="ru-RU"/>
         </w:rPr>
+        <w:spacing w:before="120" w:after="0" w:line="276" w:lineRule="auto"/>
       </w:pPr>
       <w:r/>
       <w:r>
@@ -2922,13 +2922,13 @@
           <w:ilvl w:val="0"/>
           <w:numId w:val="28"/>
         </w:numPr>
-        <w:spacing w:line="264" w:lineRule="auto"/>
         <w:ind w:left="567" w:hanging="567"/>
         <w:contextualSpacing w:val="0"/>
         <w:jc w:val="both"/>
         <w:rPr>
           <w:lang w:val="ru-RU"/>
         </w:rPr>
+        <w:spacing w:before="120" w:after="0" w:line="276" w:lineRule="auto"/>
       </w:pPr>
       <w:r/>
       <w:r>
@@ -2945,32 +2945,32 @@
           <w:ilvl w:val="0"/>
           <w:numId w:val="28"/>
         </w:numPr>
-        <w:spacing w:line="264" w:lineRule="auto"/>
         <w:ind w:left="567" w:hanging="567"/>
         <w:contextualSpacing w:val="0"/>
         <w:jc w:val="both"/>
         <w:rPr>
           <w:lang w:val="ru-RU"/>
         </w:rPr>
-      </w:pPr>
-      <w:r/>
-      <w:r>
-        <w:rPr>
-          <w:b w:val="0"/>
-        </w:rPr>
-        <w:t>Documents relatifs à la réalisation de l'exportation de moteurs d'aviation à Hong Kong en vertu du contrat du 29/02/2020.</w:t>
-      </w:r>
-    </w:p>
-    <w:p>
-      <w:pPr>
-        <w:pStyle w:val="a3"/>
-        <w:spacing w:line="264" w:lineRule="auto"/>
+        <w:spacing w:before="120" w:after="0" w:line="276" w:lineRule="auto"/>
+      </w:pPr>
+      <w:r/>
+      <w:r>
+        <w:rPr>
+          <w:b w:val="0"/>
+        </w:rPr>
+        <w:t>Documents relatifs à la réalisation de l'exportation de moteurs d'aviation à Hong Kong en vertu du contrat du 29 février 2020.</w:t>
+      </w:r>
+    </w:p>
+    <w:p>
+      <w:pPr>
+        <w:pStyle w:val="a3"/>
         <w:ind w:left="567"/>
         <w:contextualSpacing w:val="0"/>
         <w:jc w:val="both"/>
         <w:rPr>
           <w:lang w:val="ru-RU"/>
         </w:rPr>
+        <w:spacing w:before="120" w:after="0" w:line="276" w:lineRule="auto"/>
       </w:pPr>
       <w:r/>
       <w:r>
@@ -2987,7 +2987,6 @@
           <w:ilvl w:val="2"/>
           <w:numId w:val="36"/>
         </w:numPr>
-        <w:spacing w:line="264" w:lineRule="auto"/>
         <w:ind w:left="0" w:hanging="567"/>
         <w:contextualSpacing w:val="0"/>
         <w:jc w:val="both"/>
@@ -2995,6 +2994,7 @@
           <w:u w:val="single"/>
           <w:lang w:val="ru-RU"/>
         </w:rPr>
+        <w:spacing w:before="120" w:after="0" w:line="276" w:lineRule="auto"/>
       </w:pPr>
       <w:r/>
       <w:r>
@@ -3011,7 +3011,6 @@
           <w:ilvl w:val="0"/>
           <w:numId w:val="37"/>
         </w:numPr>
-        <w:spacing w:line="264" w:lineRule="auto"/>
         <w:ind w:left="0" w:hanging="567"/>
         <w:contextualSpacing w:val="0"/>
         <w:jc w:val="both"/>
@@ -3019,6 +3018,7 @@
           <w:u w:val="single"/>
           <w:lang w:val="ru-RU"/>
         </w:rPr>
+        <w:spacing w:before="120" w:after="0" w:line="276" w:lineRule="auto"/>
       </w:pPr>
       <w:r/>
       <w:r>
@@ -3030,27 +3030,27 @@
     </w:p>
     <w:p>
       <w:pPr>
-        <w:spacing w:line="264" w:lineRule="auto"/>
-        <w:jc w:val="both"/>
-        <w:rPr>
-          <w:lang w:val="ru-RU"/>
-        </w:rPr>
-      </w:pPr>
-      <w:r/>
-      <w:r>
-        <w:rPr>
-          <w:b w:val="0"/>
-        </w:rPr>
-        <w:t>Conclusions de l'expert du SBU relatives à l'expertise d'enregistrements sonores : 12/08/2022 ; 16/08/2022 ; 18/11/2022 ; 10/01/2023 ; 09/05/2023 ; ainsi que 22/11/2022 et 10/01/2023.</w:t>
-      </w:r>
-    </w:p>
-    <w:p>
-      <w:pPr>
-        <w:spacing w:line="264" w:lineRule="auto"/>
-        <w:jc w:val="both"/>
-        <w:rPr>
-          <w:lang w:val="ru-RU"/>
-        </w:rPr>
+        <w:jc w:val="both"/>
+        <w:rPr>
+          <w:lang w:val="ru-RU"/>
+        </w:rPr>
+        <w:spacing w:before="120" w:after="0" w:line="276" w:lineRule="auto"/>
+      </w:pPr>
+      <w:r/>
+      <w:r>
+        <w:rPr>
+          <w:b w:val="0"/>
+        </w:rPr>
+        <w:t>Conclusions de l'expert du SBU relatives à l'expertise d'enregistrements sonores : 12 août 2022 ; 16 août 2022 ; 18 novembre 2022 ; 10 janvier 2023 ; 9 mai 2023 ; ainsi que 22 novembre 2022 et 10 janvier 2023.</w:t>
+      </w:r>
+    </w:p>
+    <w:p>
+      <w:pPr>
+        <w:jc w:val="both"/>
+        <w:rPr>
+          <w:lang w:val="ru-RU"/>
+        </w:rPr>
+        <w:spacing w:before="120" w:after="0" w:line="276" w:lineRule="auto"/>
       </w:pPr>
       <w:r/>
       <w:r>
@@ -3067,7 +3067,6 @@
           <w:ilvl w:val="0"/>
           <w:numId w:val="37"/>
         </w:numPr>
-        <w:spacing w:line="264" w:lineRule="auto"/>
         <w:ind w:left="0" w:hanging="567"/>
         <w:contextualSpacing w:val="0"/>
         <w:jc w:val="both"/>
@@ -3075,6 +3074,7 @@
           <w:u w:val="single"/>
           <w:lang w:val="ru-RU"/>
         </w:rPr>
+        <w:spacing w:before="120" w:after="0" w:line="276" w:lineRule="auto"/>
       </w:pPr>
       <w:r/>
       <w:r>
@@ -3091,32 +3091,32 @@
           <w:ilvl w:val="0"/>
           <w:numId w:val="13"/>
         </w:numPr>
-        <w:spacing w:line="264" w:lineRule="auto"/>
         <w:ind w:left="567" w:hanging="567"/>
         <w:contextualSpacing w:val="0"/>
         <w:jc w:val="both"/>
         <w:rPr>
           <w:lang w:val="ru-RU"/>
         </w:rPr>
-      </w:pPr>
-      <w:r/>
-      <w:r>
-        <w:rPr>
-          <w:b w:val="0"/>
-        </w:rPr>
-        <w:t>Conclusion de l'expert du SBU du 23/09/2022 relative aux résultats de l'expertise linguistique</w:t>
-      </w:r>
-    </w:p>
-    <w:p>
-      <w:pPr>
-        <w:pStyle w:val="a3"/>
-        <w:spacing w:line="264" w:lineRule="auto"/>
+        <w:spacing w:before="120" w:after="0" w:line="276" w:lineRule="auto"/>
+      </w:pPr>
+      <w:r/>
+      <w:r>
+        <w:rPr>
+          <w:b w:val="0"/>
+        </w:rPr>
+        <w:t>Conclusion de l'expert du SBU du 23 septembre 2022 relative aux résultats de l'expertise linguistique</w:t>
+      </w:r>
+    </w:p>
+    <w:p>
+      <w:pPr>
+        <w:pStyle w:val="a3"/>
         <w:ind w:left="567"/>
         <w:contextualSpacing w:val="0"/>
         <w:jc w:val="both"/>
         <w:rPr>
           <w:lang w:val="ru-RU"/>
         </w:rPr>
+        <w:spacing w:before="120" w:after="0" w:line="276" w:lineRule="auto"/>
       </w:pPr>
       <w:r/>
       <w:r>
@@ -3133,26 +3133,25 @@
           <w:ilvl w:val="0"/>
           <w:numId w:val="13"/>
         </w:numPr>
-        <w:spacing w:line="264" w:lineRule="auto"/>
         <w:ind w:left="567" w:hanging="567"/>
         <w:contextualSpacing w:val="0"/>
         <w:jc w:val="both"/>
         <w:rPr>
           <w:lang w:val="ru-RU"/>
         </w:rPr>
-      </w:pPr>
-      <w:r/>
-      <w:r>
-        <w:rPr>
-          <w:b w:val="0"/>
-        </w:rPr>
-        <w:t>Conclusion de l'expert du SBU du 25/09/2022 relative aux résultats de l'expertise linguistique</w:t>
-      </w:r>
-    </w:p>
-    <w:p>
-      <w:pPr>
-        <w:pStyle w:val="a3"/>
-        <w:spacing w:line="264" w:lineRule="auto"/>
+        <w:spacing w:before="120" w:after="0" w:line="276" w:lineRule="auto"/>
+      </w:pPr>
+      <w:r/>
+      <w:r>
+        <w:rPr>
+          <w:b w:val="0"/>
+        </w:rPr>
+        <w:t>Conclusion de l'expert du SBU du 25 septembre 2022 relative aux résultats de l'expertise linguistique</w:t>
+      </w:r>
+    </w:p>
+    <w:p>
+      <w:pPr>
+        <w:pStyle w:val="a3"/>
         <w:ind w:left="567"/>
         <w:contextualSpacing w:val="0"/>
         <w:jc w:val="both"/>
@@ -3161,6 +3160,7 @@
           <w:bCs/>
           <w:lang w:val="ru-RU"/>
         </w:rPr>
+        <w:spacing w:before="120" w:after="0" w:line="276" w:lineRule="auto"/>
       </w:pPr>
       <w:r/>
       <w:r>
@@ -3177,32 +3177,32 @@
           <w:ilvl w:val="0"/>
           <w:numId w:val="13"/>
         </w:numPr>
-        <w:spacing w:line="264" w:lineRule="auto"/>
         <w:ind w:left="567" w:hanging="567"/>
         <w:contextualSpacing w:val="0"/>
         <w:jc w:val="both"/>
         <w:rPr>
           <w:lang w:val="ru-RU"/>
         </w:rPr>
-      </w:pPr>
-      <w:r/>
-      <w:r>
-        <w:rPr>
-          <w:b w:val="0"/>
-        </w:rPr>
-        <w:t>Conclusion de l'expert du SBU du 28/04/2023 relative aux résultats de l'expertise linguistique de la parole orale.</w:t>
-      </w:r>
-    </w:p>
-    <w:p>
-      <w:pPr>
-        <w:pStyle w:val="a3"/>
-        <w:spacing w:line="264" w:lineRule="auto"/>
+        <w:spacing w:before="120" w:after="0" w:line="276" w:lineRule="auto"/>
+      </w:pPr>
+      <w:r/>
+      <w:r>
+        <w:rPr>
+          <w:b w:val="0"/>
+        </w:rPr>
+        <w:t>Conclusion de l'expert du SBU du 28 avril 2023 relative aux résultats de l'expertise linguistique de la parole orale.</w:t>
+      </w:r>
+    </w:p>
+    <w:p>
+      <w:pPr>
+        <w:pStyle w:val="a3"/>
         <w:ind w:left="567"/>
         <w:contextualSpacing w:val="0"/>
         <w:jc w:val="both"/>
         <w:rPr>
           <w:lang w:val="ru-RU"/>
         </w:rPr>
+        <w:spacing w:before="120" w:after="0" w:line="276" w:lineRule="auto"/>
       </w:pPr>
       <w:r/>
       <w:r>
@@ -3219,32 +3219,32 @@
           <w:ilvl w:val="0"/>
           <w:numId w:val="13"/>
         </w:numPr>
-        <w:spacing w:line="264" w:lineRule="auto"/>
         <w:ind w:left="567" w:hanging="567"/>
         <w:contextualSpacing w:val="0"/>
         <w:jc w:val="both"/>
         <w:rPr>
           <w:lang w:val="ru-RU"/>
         </w:rPr>
-      </w:pPr>
-      <w:r/>
-      <w:r>
-        <w:rPr>
-          <w:b w:val="0"/>
-        </w:rPr>
-        <w:t>Conclusion de l'expert du SBU du 02/05/2023 relative aux résultats de l'expertise linguistique</w:t>
-      </w:r>
-    </w:p>
-    <w:p>
-      <w:pPr>
-        <w:pStyle w:val="a3"/>
-        <w:spacing w:line="264" w:lineRule="auto"/>
+        <w:spacing w:before="120" w:after="0" w:line="276" w:lineRule="auto"/>
+      </w:pPr>
+      <w:r/>
+      <w:r>
+        <w:rPr>
+          <w:b w:val="0"/>
+        </w:rPr>
+        <w:t>Conclusion de l'expert du SBU du 2 mai 2023 relative aux résultats de l'expertise linguistique</w:t>
+      </w:r>
+    </w:p>
+    <w:p>
+      <w:pPr>
+        <w:pStyle w:val="a3"/>
         <w:ind w:left="567"/>
         <w:contextualSpacing w:val="0"/>
         <w:jc w:val="both"/>
         <w:rPr>
           <w:lang w:val="ru-RU"/>
         </w:rPr>
+        <w:spacing w:before="120" w:after="0" w:line="276" w:lineRule="auto"/>
       </w:pPr>
       <w:r/>
       <w:r>
@@ -3261,32 +3261,32 @@
           <w:ilvl w:val="0"/>
           <w:numId w:val="13"/>
         </w:numPr>
-        <w:spacing w:line="264" w:lineRule="auto"/>
         <w:ind w:left="567" w:hanging="567"/>
         <w:contextualSpacing w:val="0"/>
         <w:jc w:val="both"/>
         <w:rPr>
           <w:lang w:val="ru-RU"/>
         </w:rPr>
-      </w:pPr>
-      <w:r/>
-      <w:r>
-        <w:rPr>
-          <w:b w:val="0"/>
-        </w:rPr>
-        <w:t>Conclusion de l'expert du SBU du 06/01/2023 relative aux résultats de l'expertise linguistique</w:t>
-      </w:r>
-    </w:p>
-    <w:p>
-      <w:pPr>
-        <w:pStyle w:val="a3"/>
-        <w:spacing w:line="264" w:lineRule="auto"/>
+        <w:spacing w:before="120" w:after="0" w:line="276" w:lineRule="auto"/>
+      </w:pPr>
+      <w:r/>
+      <w:r>
+        <w:rPr>
+          <w:b w:val="0"/>
+        </w:rPr>
+        <w:t>Conclusion de l'expert du SBU du 6 janvier 2023 relative aux résultats de l'expertise linguistique</w:t>
+      </w:r>
+    </w:p>
+    <w:p>
+      <w:pPr>
+        <w:pStyle w:val="a3"/>
         <w:ind w:left="567"/>
         <w:contextualSpacing w:val="0"/>
         <w:jc w:val="both"/>
         <w:rPr>
           <w:lang w:val="ru-RU"/>
         </w:rPr>
+        <w:spacing w:before="120" w:after="0" w:line="276" w:lineRule="auto"/>
       </w:pPr>
       <w:r/>
       <w:r>
@@ -3303,32 +3303,32 @@
           <w:ilvl w:val="0"/>
           <w:numId w:val="13"/>
         </w:numPr>
-        <w:spacing w:line="264" w:lineRule="auto"/>
         <w:ind w:left="567" w:hanging="567"/>
         <w:contextualSpacing w:val="0"/>
         <w:jc w:val="both"/>
         <w:rPr>
           <w:lang w:val="ru-RU"/>
         </w:rPr>
-      </w:pPr>
-      <w:r/>
-      <w:r>
-        <w:rPr>
-          <w:b w:val="0"/>
-        </w:rPr>
-        <w:t>Conclusion de l'expert du SBU du 10/01/2023 relative aux résultats de l'expertise sémantique et textuelle.</w:t>
-      </w:r>
-    </w:p>
-    <w:p>
-      <w:pPr>
-        <w:pStyle w:val="a3"/>
-        <w:spacing w:line="264" w:lineRule="auto"/>
+        <w:spacing w:before="120" w:after="0" w:line="276" w:lineRule="auto"/>
+      </w:pPr>
+      <w:r/>
+      <w:r>
+        <w:rPr>
+          <w:b w:val="0"/>
+        </w:rPr>
+        <w:t>Conclusion de l'expert du SBU du 10 janvier 2023 relative aux résultats de l'expertise sémantique et textuelle.</w:t>
+      </w:r>
+    </w:p>
+    <w:p>
+      <w:pPr>
+        <w:pStyle w:val="a3"/>
         <w:ind w:left="567"/>
         <w:contextualSpacing w:val="0"/>
         <w:jc w:val="both"/>
         <w:rPr>
           <w:lang w:val="ru-RU"/>
         </w:rPr>
+        <w:spacing w:before="120" w:after="0" w:line="276" w:lineRule="auto"/>
       </w:pPr>
       <w:r/>
       <w:r>
@@ -3345,32 +3345,32 @@
           <w:ilvl w:val="0"/>
           <w:numId w:val="13"/>
         </w:numPr>
-        <w:spacing w:line="264" w:lineRule="auto"/>
         <w:ind w:left="567" w:hanging="567"/>
         <w:contextualSpacing w:val="0"/>
         <w:jc w:val="both"/>
         <w:rPr>
           <w:lang w:val="ru-RU"/>
         </w:rPr>
-      </w:pPr>
-      <w:r/>
-      <w:r>
-        <w:rPr>
-          <w:b w:val="0"/>
-        </w:rPr>
-        <w:t>Conclusion de l'expert du SBU du 10/07/2023 relative aux résultats de l'expertise sémantique et textuelle.</w:t>
-      </w:r>
-    </w:p>
-    <w:p>
-      <w:pPr>
-        <w:pStyle w:val="a3"/>
-        <w:spacing w:line="264" w:lineRule="auto"/>
+        <w:spacing w:before="120" w:after="0" w:line="276" w:lineRule="auto"/>
+      </w:pPr>
+      <w:r/>
+      <w:r>
+        <w:rPr>
+          <w:b w:val="0"/>
+        </w:rPr>
+        <w:t>Conclusion de l'expert du SBU du 10 juillet 2023 relative aux résultats de l'expertise sémantique et textuelle.</w:t>
+      </w:r>
+    </w:p>
+    <w:p>
+      <w:pPr>
+        <w:pStyle w:val="a3"/>
         <w:ind w:left="567"/>
         <w:contextualSpacing w:val="0"/>
         <w:jc w:val="both"/>
         <w:rPr>
           <w:lang w:val="ru-RU"/>
         </w:rPr>
+        <w:spacing w:before="120" w:after="0" w:line="276" w:lineRule="auto"/>
       </w:pPr>
       <w:r/>
       <w:r>
@@ -3387,32 +3387,32 @@
           <w:ilvl w:val="0"/>
           <w:numId w:val="13"/>
         </w:numPr>
-        <w:spacing w:line="264" w:lineRule="auto"/>
         <w:ind w:left="567" w:hanging="567"/>
         <w:contextualSpacing w:val="0"/>
         <w:jc w:val="both"/>
         <w:rPr>
           <w:lang w:val="ru-RU"/>
         </w:rPr>
-      </w:pPr>
-      <w:r/>
-      <w:r>
-        <w:rPr>
-          <w:b w:val="0"/>
-        </w:rPr>
-        <w:t>Conclusion de l'expert du SBU du 19/06/2023 relative aux résultats de l'expertise sémantique et textuelle.</w:t>
-      </w:r>
-    </w:p>
-    <w:p>
-      <w:pPr>
-        <w:pStyle w:val="a3"/>
-        <w:spacing w:line="264" w:lineRule="auto"/>
+        <w:spacing w:before="120" w:after="0" w:line="276" w:lineRule="auto"/>
+      </w:pPr>
+      <w:r/>
+      <w:r>
+        <w:rPr>
+          <w:b w:val="0"/>
+        </w:rPr>
+        <w:t>Conclusion de l'expert du SBU du 19 juin 2023 relative aux résultats de l'expertise sémantique et textuelle.</w:t>
+      </w:r>
+    </w:p>
+    <w:p>
+      <w:pPr>
+        <w:pStyle w:val="a3"/>
         <w:ind w:left="567"/>
         <w:contextualSpacing w:val="0"/>
         <w:jc w:val="both"/>
         <w:rPr>
           <w:lang w:val="ru-RU"/>
         </w:rPr>
+        <w:spacing w:before="120" w:after="0" w:line="276" w:lineRule="auto"/>
       </w:pPr>
       <w:r/>
       <w:r>
@@ -3429,7 +3429,6 @@
           <w:ilvl w:val="0"/>
           <w:numId w:val="37"/>
         </w:numPr>
-        <w:spacing w:line="264" w:lineRule="auto"/>
         <w:ind w:left="0" w:hanging="567"/>
         <w:contextualSpacing w:val="0"/>
         <w:jc w:val="both"/>
@@ -3437,6 +3436,7 @@
           <w:u w:val="single"/>
           <w:lang w:val="ru-RU"/>
         </w:rPr>
+        <w:spacing w:before="120" w:after="0" w:line="276" w:lineRule="auto"/>
       </w:pPr>
       <w:r/>
       <w:r>
@@ -3453,13 +3453,13 @@
           <w:ilvl w:val="0"/>
           <w:numId w:val="18"/>
         </w:numPr>
-        <w:spacing w:line="264" w:lineRule="auto"/>
         <w:ind w:left="567" w:hanging="567"/>
         <w:contextualSpacing w:val="0"/>
         <w:jc w:val="both"/>
         <w:rPr>
           <w:lang w:val="ru-RU"/>
         </w:rPr>
+        <w:spacing w:before="120" w:after="0" w:line="276" w:lineRule="auto"/>
       </w:pPr>
       <w:r/>
       <w:r>
@@ -3476,20 +3476,20 @@
           <w:ilvl w:val="0"/>
           <w:numId w:val="19"/>
         </w:numPr>
-        <w:spacing w:line="264" w:lineRule="auto"/>
         <w:ind w:left="1134" w:hanging="425"/>
         <w:contextualSpacing w:val="0"/>
         <w:jc w:val="both"/>
         <w:rPr>
           <w:lang w:val="ru-RU"/>
         </w:rPr>
-      </w:pPr>
-      <w:r/>
-      <w:r>
-        <w:rPr>
-          <w:b w:val="0"/>
-        </w:rPr>
-        <w:t>04.11.2022 - téléphone/tablette de O. Dzyuba. En résultat a été généré un fichier-rapport du téléphone mobile, la tablette est protégée par mot de passe et il est impossible d'obtenir l'accès.</w:t>
+        <w:spacing w:before="120" w:after="0" w:line="276" w:lineRule="auto"/>
+      </w:pPr>
+      <w:r/>
+      <w:r>
+        <w:rPr>
+          <w:b w:val="0"/>
+        </w:rPr>
+        <w:t>4 novembre 2022 - téléphone/tablette de O. Dzyuba. En résultat a été généré un fichier-rapport du téléphone mobile, la tablette est protégée par mot de passe et il est impossible d'obtenir l'accès.</w:t>
       </w:r>
     </w:p>
     <w:p>
@@ -3499,20 +3499,20 @@
           <w:ilvl w:val="0"/>
           <w:numId w:val="19"/>
         </w:numPr>
-        <w:spacing w:line="264" w:lineRule="auto"/>
         <w:ind w:left="1134" w:hanging="425"/>
         <w:contextualSpacing w:val="0"/>
         <w:jc w:val="both"/>
         <w:rPr>
           <w:lang w:val="ru-RU"/>
         </w:rPr>
-      </w:pPr>
-      <w:r/>
-      <w:r>
-        <w:rPr>
-          <w:b w:val="0"/>
-        </w:rPr>
-        <w:t>06.01.2023 – ordinateurs portables de la SA « Motor Sich ». En résultat ont été restaurés des fichiers supprimés et a été copié le contenu des ordinateurs portables.</w:t>
+        <w:spacing w:before="120" w:after="0" w:line="276" w:lineRule="auto"/>
+      </w:pPr>
+      <w:r/>
+      <w:r>
+        <w:rPr>
+          <w:b w:val="0"/>
+        </w:rPr>
+        <w:t>6 janvier 2023 – ordinateurs portables de la SA « Motor Sich ». En résultat ont été restaurés des fichiers supprimés et a été copié le contenu des ordinateurs portables.</w:t>
       </w:r>
     </w:p>
     <w:p>
@@ -3522,20 +3522,20 @@
           <w:ilvl w:val="0"/>
           <w:numId w:val="19"/>
         </w:numPr>
-        <w:spacing w:line="264" w:lineRule="auto"/>
         <w:ind w:left="1134" w:hanging="425"/>
         <w:contextualSpacing w:val="0"/>
         <w:jc w:val="both"/>
         <w:rPr>
           <w:lang w:val="ru-RU"/>
         </w:rPr>
-      </w:pPr>
-      <w:r/>
-      <w:r>
-        <w:rPr>
-          <w:b w:val="0"/>
-        </w:rPr>
-        <w:t>18.11.2023 - téléphones de S. Stadnik. En résultat a été généré un fichier-rapport téléphone mobile.</w:t>
+        <w:spacing w:before="120" w:after="0" w:line="276" w:lineRule="auto"/>
+      </w:pPr>
+      <w:r/>
+      <w:r>
+        <w:rPr>
+          <w:b w:val="0"/>
+        </w:rPr>
+        <w:t>18 novembre 2023 - téléphones de S. Stadnik. En résultat a été généré un fichier-rapport téléphone mobile.</w:t>
       </w:r>
     </w:p>
     <w:p>
@@ -3545,13 +3545,13 @@
           <w:ilvl w:val="0"/>
           <w:numId w:val="18"/>
         </w:numPr>
-        <w:spacing w:line="264" w:lineRule="auto"/>
         <w:ind w:left="567" w:hanging="567"/>
         <w:contextualSpacing w:val="0"/>
         <w:jc w:val="both"/>
         <w:rPr>
           <w:lang w:val="ru-RU"/>
         </w:rPr>
+        <w:spacing w:before="120" w:after="0" w:line="276" w:lineRule="auto"/>
       </w:pPr>
       <w:r/>
       <w:r>
@@ -3571,20 +3571,20 @@
         <w:tabs>
           <w:tab w:val="left" w:pos="567"/>
         </w:tabs>
-        <w:spacing w:line="264" w:lineRule="auto"/>
         <w:ind w:left="1134" w:hanging="567"/>
         <w:contextualSpacing w:val="0"/>
         <w:jc w:val="both"/>
         <w:rPr>
           <w:lang w:val="ru-RU"/>
         </w:rPr>
-      </w:pPr>
-      <w:r/>
-      <w:r>
-        <w:rPr>
-          <w:b w:val="0"/>
-        </w:rPr>
-        <w:t>de O. V. Dzyuba du 23/12/2022 - aucune communication enregistrée avec V. Boguslayev / des citoyens de la Fédération de Russie / de la RPC / de la Turquie ;</w:t>
+        <w:spacing w:before="120" w:after="0" w:line="276" w:lineRule="auto"/>
+      </w:pPr>
+      <w:r/>
+      <w:r>
+        <w:rPr>
+          <w:b w:val="0"/>
+        </w:rPr>
+        <w:t>de O. V. Dzyuba du 23 décembre 2022 - aucune communication enregistrée avec V. Boguslayev / des citoyens de la Fédération de Russie / de la RPC / de la Turquie ;</w:t>
       </w:r>
     </w:p>
     <w:p>
@@ -3597,20 +3597,20 @@
         <w:tabs>
           <w:tab w:val="left" w:pos="567"/>
         </w:tabs>
-        <w:spacing w:line="264" w:lineRule="auto"/>
         <w:ind w:left="1134" w:hanging="567"/>
         <w:contextualSpacing w:val="0"/>
         <w:jc w:val="both"/>
         <w:rPr>
           <w:lang w:val="ru-RU"/>
         </w:rPr>
-      </w:pPr>
-      <w:r/>
-      <w:r>
-        <w:rPr>
-          <w:b w:val="0"/>
-        </w:rPr>
-        <w:t>de V. A. Boguslayev du 23/11/2022</w:t>
+        <w:spacing w:before="120" w:after="0" w:line="276" w:lineRule="auto"/>
+      </w:pPr>
+      <w:r/>
+      <w:r>
+        <w:rPr>
+          <w:b w:val="0"/>
+        </w:rPr>
+        <w:t>de V. A. Boguslayev du 23 novembre 2022</w:t>
       </w:r>
     </w:p>
     <w:p>
@@ -3620,7 +3620,6 @@
           <w:ilvl w:val="2"/>
           <w:numId w:val="36"/>
         </w:numPr>
-        <w:spacing w:line="264" w:lineRule="auto"/>
         <w:ind w:left="0" w:hanging="567"/>
         <w:contextualSpacing w:val="0"/>
         <w:jc w:val="both"/>
@@ -3628,6 +3627,7 @@
           <w:u w:val="single"/>
           <w:lang w:val="ru-RU"/>
         </w:rPr>
+        <w:spacing w:before="120" w:after="0" w:line="276" w:lineRule="auto"/>
       </w:pPr>
       <w:r/>
       <w:r>
@@ -3644,20 +3644,20 @@
           <w:ilvl w:val="0"/>
           <w:numId w:val="21"/>
         </w:numPr>
-        <w:spacing w:line="264" w:lineRule="auto"/>
         <w:ind w:left="567" w:hanging="567"/>
         <w:contextualSpacing w:val="0"/>
         <w:jc w:val="both"/>
         <w:rPr>
           <w:lang w:val="ru-RU"/>
         </w:rPr>
-      </w:pPr>
-      <w:r/>
-      <w:r>
-        <w:rPr>
-          <w:b w:val="0"/>
-        </w:rPr>
-        <w:t>Expertise en explosifs du SBU du 11/11/2022 (les objets ressemblant à des grenades sont identifiés comme des grenades).</w:t>
+        <w:spacing w:before="120" w:after="0" w:line="276" w:lineRule="auto"/>
+      </w:pPr>
+      <w:r/>
+      <w:r>
+        <w:rPr>
+          <w:b w:val="0"/>
+        </w:rPr>
+        <w:t>Expertise en explosifs du SBU du 11 novembre 2022 (les objets ressemblant à des grenades sont identifiés comme des grenades).</w:t>
       </w:r>
     </w:p>
     <w:p>
@@ -3667,32 +3667,32 @@
           <w:ilvl w:val="0"/>
           <w:numId w:val="21"/>
         </w:numPr>
-        <w:spacing w:line="264" w:lineRule="auto"/>
         <w:ind w:left="567" w:hanging="567"/>
         <w:contextualSpacing w:val="0"/>
         <w:jc w:val="both"/>
         <w:rPr>
           <w:lang w:val="ru-RU"/>
         </w:rPr>
-      </w:pPr>
-      <w:r/>
-      <w:r>
-        <w:rPr>
-          <w:b w:val="0"/>
-        </w:rPr>
-        <w:t>Expertise d'armes du 23/11/2022 (armes à l'« Usine de construction de machines de Volochysk » - armes à feu de chasse civiles) ;</w:t>
-      </w:r>
-    </w:p>
-    <w:p>
-      <w:pPr>
-        <w:pStyle w:val="a3"/>
-        <w:spacing w:line="264" w:lineRule="auto"/>
+        <w:spacing w:before="120" w:after="0" w:line="276" w:lineRule="auto"/>
+      </w:pPr>
+      <w:r/>
+      <w:r>
+        <w:rPr>
+          <w:b w:val="0"/>
+        </w:rPr>
+        <w:t>Expertise d'armes du 23 novembre 2022 (armes à l'« Usine de construction de machines de Volochysk » - armes à feu de chasse civiles) ;</w:t>
+      </w:r>
+    </w:p>
+    <w:p>
+      <w:pPr>
+        <w:pStyle w:val="a3"/>
         <w:ind w:left="567"/>
         <w:contextualSpacing w:val="0"/>
         <w:jc w:val="both"/>
         <w:rPr>
           <w:lang w:val="ru-RU"/>
         </w:rPr>
+        <w:spacing w:before="120" w:after="0" w:line="276" w:lineRule="auto"/>
       </w:pPr>
       <w:r/>
       <w:r>
@@ -3705,13 +3705,13 @@
     <w:p>
       <w:pPr>
         <w:pStyle w:val="a3"/>
-        <w:spacing w:line="264" w:lineRule="auto"/>
         <w:ind w:left="567"/>
         <w:contextualSpacing w:val="0"/>
         <w:jc w:val="both"/>
         <w:rPr>
           <w:lang w:val="ru-RU"/>
         </w:rPr>
+        <w:spacing w:before="120" w:after="0" w:line="276" w:lineRule="auto"/>
       </w:pPr>
       <w:r/>
     </w:p>
@@ -3722,7 +3722,6 @@
           <w:ilvl w:val="0"/>
           <w:numId w:val="36"/>
         </w:numPr>
-        <w:spacing w:line="264" w:lineRule="auto"/>
         <w:ind w:left="0" w:hanging="567"/>
         <w:contextualSpacing w:val="0"/>
         <w:jc w:val="left"/>
@@ -3731,6 +3730,7 @@
           <w:bCs/>
           <w:lang w:val="ru-RU"/>
         </w:rPr>
+        <w:spacing w:before="120" w:after="0" w:line="276" w:lineRule="auto"/>
       </w:pPr>
       <w:r/>
       <w:r>
@@ -3747,13 +3747,13 @@
           <w:ilvl w:val="0"/>
           <w:numId w:val="22"/>
         </w:numPr>
-        <w:spacing w:line="264" w:lineRule="auto"/>
         <w:ind w:left="567" w:hanging="567"/>
         <w:contextualSpacing w:val="0"/>
         <w:jc w:val="both"/>
         <w:rPr>
           <w:lang w:val="ru-RU"/>
         </w:rPr>
+        <w:spacing w:before="120" w:after="0" w:line="276" w:lineRule="auto"/>
       </w:pPr>
       <w:r/>
       <w:r>
@@ -3770,13 +3770,13 @@
           <w:ilvl w:val="0"/>
           <w:numId w:val="22"/>
         </w:numPr>
-        <w:spacing w:line="264" w:lineRule="auto"/>
         <w:ind w:left="567" w:hanging="567"/>
         <w:contextualSpacing w:val="0"/>
         <w:jc w:val="both"/>
         <w:rPr>
           <w:lang w:val="ru-RU"/>
         </w:rPr>
+        <w:spacing w:before="120" w:after="0" w:line="276" w:lineRule="auto"/>
       </w:pPr>
       <w:r/>
       <w:r>
@@ -3793,13 +3793,13 @@
           <w:ilvl w:val="0"/>
           <w:numId w:val="23"/>
         </w:numPr>
-        <w:spacing w:line="264" w:lineRule="auto"/>
         <w:ind w:left="1134" w:hanging="567"/>
         <w:contextualSpacing w:val="0"/>
         <w:jc w:val="both"/>
         <w:rPr>
           <w:lang w:val="ru-RU"/>
         </w:rPr>
+        <w:spacing w:before="120" w:after="0" w:line="276" w:lineRule="auto"/>
       </w:pPr>
       <w:r/>
       <w:r>
@@ -3816,7 +3816,6 @@
           <w:ilvl w:val="0"/>
           <w:numId w:val="23"/>
         </w:numPr>
-        <w:spacing w:before="120" w:beforeAutospacing="0" w:after="0" w:afterAutospacing="0" w:line="264" w:lineRule="auto"/>
         <w:ind w:left="1134" w:hanging="567"/>
         <w:jc w:val="both"/>
         <w:rPr>
@@ -3825,6 +3824,7 @@
           <w:szCs w:val="22"/>
           <w:lang w:val="ru-RU"/>
         </w:rPr>
+        <w:spacing w:before="120" w:after="0" w:line="276" w:lineRule="auto"/>
       </w:pPr>
       <w:r/>
       <w:r>
@@ -3841,7 +3841,6 @@
           <w:ilvl w:val="0"/>
           <w:numId w:val="23"/>
         </w:numPr>
-        <w:spacing w:before="120" w:beforeAutospacing="0" w:after="0" w:afterAutospacing="0" w:line="264" w:lineRule="auto"/>
         <w:ind w:left="1134" w:hanging="567"/>
         <w:jc w:val="both"/>
         <w:rPr>
@@ -3850,6 +3849,7 @@
           <w:szCs w:val="22"/>
           <w:lang w:val="ru-RU"/>
         </w:rPr>
+        <w:spacing w:before="120" w:after="0" w:line="276" w:lineRule="auto"/>
       </w:pPr>
       <w:r/>
       <w:r>
@@ -3866,7 +3866,6 @@
           <w:ilvl w:val="0"/>
           <w:numId w:val="23"/>
         </w:numPr>
-        <w:spacing w:before="120" w:beforeAutospacing="0" w:after="0" w:afterAutospacing="0" w:line="264" w:lineRule="auto"/>
         <w:ind w:left="1134" w:hanging="567"/>
         <w:jc w:val="both"/>
         <w:rPr>
@@ -3875,6 +3874,7 @@
           <w:szCs w:val="22"/>
           <w:lang w:val="ru-RU"/>
         </w:rPr>
+        <w:spacing w:before="120" w:after="0" w:line="276" w:lineRule="auto"/>
       </w:pPr>
       <w:r/>
       <w:r>
@@ -3891,13 +3891,13 @@
           <w:ilvl w:val="0"/>
           <w:numId w:val="22"/>
         </w:numPr>
-        <w:spacing w:line="264" w:lineRule="auto"/>
         <w:ind w:left="567" w:hanging="567"/>
         <w:contextualSpacing w:val="0"/>
         <w:jc w:val="both"/>
         <w:rPr>
           <w:lang w:val="ru-RU"/>
         </w:rPr>
+        <w:spacing w:before="120" w:after="0" w:line="276" w:lineRule="auto"/>
       </w:pPr>
       <w:r/>
       <w:r>
@@ -3914,13 +3914,13 @@
           <w:ilvl w:val="0"/>
           <w:numId w:val="22"/>
         </w:numPr>
-        <w:spacing w:line="264" w:lineRule="auto"/>
         <w:ind w:left="567" w:hanging="567"/>
         <w:contextualSpacing w:val="0"/>
         <w:jc w:val="both"/>
         <w:rPr>
           <w:lang w:val="ru-RU"/>
         </w:rPr>
+        <w:spacing w:before="120" w:after="0" w:line="276" w:lineRule="auto"/>
       </w:pPr>
       <w:r/>
       <w:r>
@@ -3933,13 +3933,13 @@
     <w:p>
       <w:pPr>
         <w:pStyle w:val="a3"/>
-        <w:spacing w:line="264" w:lineRule="auto"/>
         <w:ind w:left="567"/>
         <w:contextualSpacing w:val="0"/>
         <w:jc w:val="both"/>
         <w:rPr>
           <w:lang w:val="ru-RU"/>
         </w:rPr>
+        <w:spacing w:before="120" w:after="0" w:line="276" w:lineRule="auto"/>
       </w:pPr>
       <w:r/>
       <w:r>
@@ -3956,13 +3956,13 @@
           <w:ilvl w:val="0"/>
           <w:numId w:val="22"/>
         </w:numPr>
-        <w:spacing w:line="264" w:lineRule="auto"/>
         <w:ind w:left="567" w:hanging="567"/>
         <w:contextualSpacing w:val="0"/>
         <w:jc w:val="both"/>
         <w:rPr>
           <w:lang w:val="ru-RU"/>
         </w:rPr>
+        <w:spacing w:before="120" w:after="0" w:line="276" w:lineRule="auto"/>
       </w:pPr>
       <w:r/>
       <w:r>
@@ -3975,13 +3975,13 @@
     <w:p>
       <w:pPr>
         <w:pStyle w:val="a3"/>
-        <w:spacing w:line="264" w:lineRule="auto"/>
         <w:ind w:left="567"/>
         <w:contextualSpacing w:val="0"/>
         <w:jc w:val="both"/>
         <w:rPr>
           <w:lang w:val="ru-RU"/>
         </w:rPr>
+        <w:spacing w:before="120" w:after="0" w:line="276" w:lineRule="auto"/>
       </w:pPr>
       <w:r/>
       <w:r>
@@ -3998,13 +3998,13 @@
           <w:ilvl w:val="0"/>
           <w:numId w:val="22"/>
         </w:numPr>
-        <w:spacing w:line="264" w:lineRule="auto"/>
         <w:ind w:left="567" w:hanging="567"/>
         <w:contextualSpacing w:val="0"/>
         <w:jc w:val="both"/>
         <w:rPr>
           <w:lang w:val="ru-RU"/>
         </w:rPr>
+        <w:spacing w:before="120" w:after="0" w:line="276" w:lineRule="auto"/>
       </w:pPr>
       <w:r/>
       <w:r>
@@ -4021,7 +4021,6 @@
           <w:ilvl w:val="1"/>
           <w:numId w:val="24"/>
         </w:numPr>
-        <w:spacing w:before="120" w:beforeAutospacing="0" w:after="0" w:afterAutospacing="0" w:line="264" w:lineRule="auto"/>
         <w:ind w:left="1134" w:hanging="567"/>
         <w:jc w:val="both"/>
         <w:rPr>
@@ -4030,6 +4029,7 @@
           <w:szCs w:val="22"/>
           <w:lang w:val="ru-RU"/>
         </w:rPr>
+        <w:spacing w:before="120" w:after="0" w:line="276" w:lineRule="auto"/>
       </w:pPr>
       <w:r/>
       <w:r>
@@ -4046,7 +4046,6 @@
           <w:ilvl w:val="1"/>
           <w:numId w:val="24"/>
         </w:numPr>
-        <w:spacing w:before="120" w:beforeAutospacing="0" w:after="0" w:afterAutospacing="0" w:line="264" w:lineRule="auto"/>
         <w:ind w:left="1134" w:hanging="567"/>
         <w:jc w:val="both"/>
         <w:rPr>
@@ -4055,6 +4054,7 @@
           <w:szCs w:val="22"/>
           <w:lang w:val="ru-RU"/>
         </w:rPr>
+        <w:spacing w:before="120" w:after="0" w:line="276" w:lineRule="auto"/>
       </w:pPr>
       <w:r/>
       <w:r>
@@ -4071,7 +4071,6 @@
           <w:ilvl w:val="1"/>
           <w:numId w:val="24"/>
         </w:numPr>
-        <w:spacing w:before="120" w:beforeAutospacing="0" w:after="0" w:afterAutospacing="0" w:line="264" w:lineRule="auto"/>
         <w:ind w:left="1134" w:hanging="567"/>
         <w:jc w:val="both"/>
         <w:rPr>
@@ -4080,6 +4079,7 @@
           <w:szCs w:val="22"/>
           <w:lang w:val="ru-RU"/>
         </w:rPr>
+        <w:spacing w:before="120" w:after="0" w:line="276" w:lineRule="auto"/>
       </w:pPr>
       <w:r/>
       <w:r>
@@ -4096,7 +4096,6 @@
           <w:ilvl w:val="1"/>
           <w:numId w:val="24"/>
         </w:numPr>
-        <w:spacing w:before="120" w:beforeAutospacing="0" w:after="0" w:afterAutospacing="0" w:line="264" w:lineRule="auto"/>
         <w:ind w:left="1134" w:hanging="567"/>
         <w:jc w:val="both"/>
         <w:rPr>
@@ -4105,6 +4104,7 @@
           <w:szCs w:val="22"/>
           <w:lang w:val="ru-RU"/>
         </w:rPr>
+        <w:spacing w:before="120" w:after="0" w:line="276" w:lineRule="auto"/>
       </w:pPr>
       <w:r/>
       <w:r>
@@ -4124,7 +4124,6 @@
         <w:tabs>
           <w:tab w:val="num" w:pos="0"/>
         </w:tabs>
-        <w:spacing w:before="120" w:beforeAutospacing="0" w:after="0" w:afterAutospacing="0" w:line="264" w:lineRule="auto"/>
         <w:ind w:left="567" w:hanging="567"/>
         <w:jc w:val="both"/>
         <w:rPr>
@@ -4133,6 +4132,7 @@
           <w:szCs w:val="22"/>
           <w:lang w:val="ru-RU"/>
         </w:rPr>
+        <w:spacing w:before="120" w:after="0" w:line="276" w:lineRule="auto"/>
       </w:pPr>
       <w:r/>
       <w:r>
@@ -4152,7 +4152,6 @@
         <w:tabs>
           <w:tab w:val="num" w:pos="0"/>
         </w:tabs>
-        <w:spacing w:before="120" w:beforeAutospacing="0" w:after="0" w:afterAutospacing="0" w:line="264" w:lineRule="auto"/>
         <w:ind w:left="567" w:hanging="567"/>
         <w:jc w:val="both"/>
         <w:rPr>
@@ -4161,6 +4160,7 @@
           <w:szCs w:val="22"/>
           <w:lang w:val="ru-RU"/>
         </w:rPr>
+        <w:spacing w:before="120" w:after="0" w:line="276" w:lineRule="auto"/>
       </w:pPr>
       <w:r/>
       <w:r>
@@ -4180,7 +4180,6 @@
         <w:tabs>
           <w:tab w:val="num" w:pos="0"/>
         </w:tabs>
-        <w:spacing w:before="120" w:beforeAutospacing="0" w:after="0" w:afterAutospacing="0" w:line="264" w:lineRule="auto"/>
         <w:ind w:left="567" w:hanging="567"/>
         <w:jc w:val="both"/>
         <w:rPr>
@@ -4189,6 +4188,7 @@
           <w:szCs w:val="22"/>
           <w:lang w:val="ru-RU"/>
         </w:rPr>
+        <w:spacing w:before="120" w:after="0" w:line="276" w:lineRule="auto"/>
       </w:pPr>
       <w:r/>
       <w:r>
@@ -4208,7 +4208,6 @@
         <w:tabs>
           <w:tab w:val="num" w:pos="0"/>
         </w:tabs>
-        <w:spacing w:before="120" w:beforeAutospacing="0" w:after="0" w:afterAutospacing="0" w:line="264" w:lineRule="auto"/>
         <w:ind w:left="567" w:hanging="567"/>
         <w:jc w:val="both"/>
         <w:rPr>
@@ -4217,6 +4216,7 @@
           <w:szCs w:val="22"/>
           <w:lang w:val="ru-RU"/>
         </w:rPr>
+        <w:spacing w:before="120" w:after="0" w:line="276" w:lineRule="auto"/>
       </w:pPr>
       <w:r/>
       <w:r>
@@ -4236,7 +4236,6 @@
         <w:tabs>
           <w:tab w:val="num" w:pos="0"/>
         </w:tabs>
-        <w:spacing w:before="120" w:beforeAutospacing="0" w:after="0" w:afterAutospacing="0" w:line="264" w:lineRule="auto"/>
         <w:ind w:left="567" w:hanging="567"/>
         <w:jc w:val="both"/>
         <w:rPr>
@@ -4245,6 +4244,7 @@
           <w:szCs w:val="22"/>
           <w:lang w:val="ru-RU"/>
         </w:rPr>
+        <w:spacing w:before="120" w:after="0" w:line="276" w:lineRule="auto"/>
       </w:pPr>
       <w:r/>
       <w:r>
@@ -4257,7 +4257,6 @@
     <w:p>
       <w:pPr>
         <w:pStyle w:val="a6"/>
-        <w:spacing w:before="120" w:beforeAutospacing="0" w:after="0" w:afterAutospacing="0" w:line="264" w:lineRule="auto"/>
         <w:ind w:left="567"/>
         <w:jc w:val="both"/>
         <w:rPr>
@@ -4266,6 +4265,7 @@
           <w:szCs w:val="22"/>
           <w:lang w:val="ru-RU"/>
         </w:rPr>
+        <w:spacing w:before="120" w:after="0" w:line="276" w:lineRule="auto"/>
       </w:pPr>
       <w:r/>
       <w:r>
@@ -4278,7 +4278,6 @@
     <w:p>
       <w:pPr>
         <w:pStyle w:val="a6"/>
-        <w:spacing w:before="120" w:beforeAutospacing="0" w:after="0" w:afterAutospacing="0" w:line="264" w:lineRule="auto"/>
         <w:jc w:val="both"/>
         <w:rPr>
           <w:rFonts w:ascii="Cambria" w:hAnsi="Cambria"/>
@@ -4286,6 +4285,7 @@
           <w:szCs w:val="22"/>
           <w:lang w:val="ru-RU"/>
         </w:rPr>
+        <w:spacing w:before="120" w:after="0" w:line="276" w:lineRule="auto"/>
       </w:pPr>
       <w:r/>
       <w:r>
@@ -4298,7 +4298,6 @@
     <w:p>
       <w:pPr>
         <w:pStyle w:val="a6"/>
-        <w:spacing w:before="120" w:beforeAutospacing="0" w:after="0" w:afterAutospacing="0" w:line="264" w:lineRule="auto"/>
         <w:jc w:val="both"/>
         <w:rPr>
           <w:rFonts w:ascii="Cambria" w:hAnsi="Cambria"/>
@@ -4306,6 +4305,7 @@
           <w:szCs w:val="22"/>
           <w:lang w:val="ru-RU"/>
         </w:rPr>
+        <w:spacing w:before="120" w:after="0" w:line="276" w:lineRule="auto"/>
       </w:pPr>
       <w:r/>
     </w:p>
@@ -4316,7 +4316,6 @@
           <w:ilvl w:val="0"/>
           <w:numId w:val="36"/>
         </w:numPr>
-        <w:spacing w:line="264" w:lineRule="auto"/>
         <w:ind w:left="0" w:hanging="567"/>
         <w:contextualSpacing w:val="0"/>
         <w:jc w:val="left"/>
@@ -4325,6 +4324,7 @@
           <w:bCs/>
           <w:lang w:val="ru-RU"/>
         </w:rPr>
+        <w:spacing w:before="120" w:after="0" w:line="276" w:lineRule="auto"/>
       </w:pPr>
       <w:r/>
       <w:r>
@@ -4337,13 +4337,13 @@
     <w:p>
       <w:pPr>
         <w:pStyle w:val="a3"/>
-        <w:spacing w:line="264" w:lineRule="auto"/>
         <w:ind w:left="0"/>
         <w:contextualSpacing w:val="0"/>
         <w:jc w:val="both"/>
         <w:rPr>
           <w:lang w:val="ru-RU"/>
         </w:rPr>
+        <w:spacing w:before="120" w:after="0" w:line="276" w:lineRule="auto"/>
       </w:pPr>
       <w:r/>
       <w:r>
@@ -4356,13 +4356,13 @@
     <w:p>
       <w:pPr>
         <w:pStyle w:val="a3"/>
-        <w:spacing w:line="264" w:lineRule="auto"/>
         <w:ind w:left="0"/>
         <w:contextualSpacing w:val="0"/>
         <w:jc w:val="both"/>
         <w:rPr>
           <w:lang w:val="ru-RU"/>
         </w:rPr>
+        <w:spacing w:before="120" w:after="0" w:line="276" w:lineRule="auto"/>
       </w:pPr>
       <w:r/>
       <w:r>
@@ -4379,7 +4379,6 @@
           <w:ilvl w:val="0"/>
           <w:numId w:val="44"/>
         </w:numPr>
-        <w:spacing w:line="264" w:lineRule="auto"/>
         <w:ind w:left="0" w:hanging="567"/>
         <w:contextualSpacing w:val="0"/>
         <w:jc w:val="both"/>
@@ -4387,6 +4386,7 @@
           <w:u w:val="single"/>
           <w:lang w:val="ru-RU"/>
         </w:rPr>
+        <w:spacing w:before="120" w:after="0" w:line="276" w:lineRule="auto"/>
       </w:pPr>
       <w:r/>
       <w:r>
@@ -4403,20 +4403,20 @@
           <w:ilvl w:val="0"/>
           <w:numId w:val="45"/>
         </w:numPr>
-        <w:spacing w:line="264" w:lineRule="auto"/>
         <w:ind w:left="567" w:hanging="567"/>
         <w:contextualSpacing w:val="0"/>
         <w:jc w:val="both"/>
         <w:rPr>
           <w:lang w:val="ru-RU"/>
         </w:rPr>
-      </w:pPr>
-      <w:r/>
-      <w:r>
-        <w:rPr>
-          <w:b w:val="0"/>
-        </w:rPr>
-        <w:t>Réponse du Service d'État de contrôle des exportations du 03/10/2024 à la demande d'avocat (Annexe 1). Ont communiqué :</w:t>
+        <w:spacing w:before="120" w:after="0" w:line="276" w:lineRule="auto"/>
+      </w:pPr>
+      <w:r/>
+      <w:r>
+        <w:rPr>
+          <w:b w:val="0"/>
+        </w:rPr>
+        <w:t>Réponse du Service d'État de contrôle des exportations du 3 octobre 2024 à la demande d'avocat (Annexe 1). Ont communiqué :</w:t>
       </w:r>
     </w:p>
     <w:p>
@@ -4426,20 +4426,20 @@
           <w:ilvl w:val="0"/>
           <w:numId w:val="46"/>
         </w:numPr>
-        <w:spacing w:line="264" w:lineRule="auto"/>
         <w:ind w:left="1134" w:hanging="425"/>
         <w:contextualSpacing w:val="0"/>
         <w:jc w:val="both"/>
         <w:rPr>
           <w:lang w:val="ru-RU"/>
         </w:rPr>
-      </w:pPr>
-      <w:r/>
-      <w:r>
-        <w:rPr>
-          <w:b w:val="0"/>
-        </w:rPr>
-        <w:t>au cours de la période du 01/01/2014 au 31/12/2021, 86 autorisations ont été délivrées pour l'exportation de marchandises à l'adresse de China Taly ;</w:t>
+        <w:spacing w:before="120" w:after="0" w:line="276" w:lineRule="auto"/>
+      </w:pPr>
+      <w:r/>
+      <w:r>
+        <w:rPr>
+          <w:b w:val="0"/>
+        </w:rPr>
+        <w:t>au cours de la période du 1er janvier 2014 au 31 décembre 2021, 86 autorisations ont été délivrées pour l'exportation de marchandises à l'adresse de China Taly ;</w:t>
       </w:r>
     </w:p>
     <w:p>
@@ -4449,13 +4449,13 @@
           <w:ilvl w:val="0"/>
           <w:numId w:val="46"/>
         </w:numPr>
-        <w:spacing w:line="264" w:lineRule="auto"/>
         <w:ind w:left="1134" w:hanging="425"/>
         <w:contextualSpacing w:val="0"/>
         <w:jc w:val="both"/>
         <w:rPr>
           <w:lang w:val="ru-RU"/>
         </w:rPr>
+        <w:spacing w:before="120" w:after="0" w:line="276" w:lineRule="auto"/>
       </w:pPr>
       <w:r/>
       <w:r>
@@ -4472,20 +4472,20 @@
           <w:ilvl w:val="0"/>
           <w:numId w:val="45"/>
         </w:numPr>
-        <w:spacing w:line="264" w:lineRule="auto"/>
         <w:ind w:left="567" w:hanging="567"/>
         <w:contextualSpacing w:val="0"/>
         <w:jc w:val="both"/>
         <w:rPr>
           <w:lang w:val="ru-RU"/>
         </w:rPr>
-      </w:pPr>
-      <w:r/>
-      <w:r>
-        <w:rPr>
-          <w:b w:val="0"/>
-        </w:rPr>
-        <w:t>Réponse du Service d'État de contrôle des exportations du 18/09/2024 à la demande d'avocat (Annexe 2).  Ont communiqué :</w:t>
+        <w:spacing w:before="120" w:after="0" w:line="276" w:lineRule="auto"/>
+      </w:pPr>
+      <w:r/>
+      <w:r>
+        <w:rPr>
+          <w:b w:val="0"/>
+        </w:rPr>
+        <w:t>Réponse du Service d'État de contrôle des exportations du 18 septembre 2024 à la demande d'avocat (Annexe 2).  Ont communiqué :</w:t>
       </w:r>
     </w:p>
     <w:p>
@@ -4500,20 +4500,20 @@
           <w:tab w:val="num" w:pos="426"/>
           <w:tab w:val="left" w:pos="709"/>
         </w:tabs>
-        <w:spacing w:line="264" w:lineRule="auto"/>
         <w:ind w:left="1134" w:hanging="425"/>
         <w:contextualSpacing w:val="0"/>
         <w:jc w:val="both"/>
         <w:rPr>
           <w:lang w:val="ru-RU"/>
         </w:rPr>
-      </w:pPr>
-      <w:r/>
-      <w:r>
-        <w:rPr>
-          <w:b w:val="0"/>
-        </w:rPr>
-        <w:t xml:space="preserve">sur demandes de la SA « Motor Sich », des autorisations n° 296332 ont été délivrées pour l'exportation de marchandises à l'adresse de MIR TRADING Ltd dans le cadre du contrat du 25/02/2021 n° 1323/658-Е21-047-НК344(FTD) et n° 296198 pour l'exportation de marchandises à l'adresse de China Taly ; </w:t>
+        <w:spacing w:before="120" w:after="0" w:line="276" w:lineRule="auto"/>
+      </w:pPr>
+      <w:r/>
+      <w:r>
+        <w:rPr>
+          <w:b w:val="0"/>
+        </w:rPr>
+        <w:t xml:space="preserve">sur demandes de la SA « Motor Sich », des autorisations n° 296332 ont été délivrées pour l'exportation de marchandises à l'adresse de MIR TRADING Ltd dans le cadre du contrat du 25 février 2021 n° 1323/658-Е21-047-НК344(FTD) et n° 296198 pour l'exportation de marchandises à l'adresse de China Taly ; </w:t>
       </w:r>
     </w:p>
     <w:p>
@@ -4528,13 +4528,13 @@
           <w:tab w:val="num" w:pos="426"/>
           <w:tab w:val="left" w:pos="709"/>
         </w:tabs>
-        <w:spacing w:line="264" w:lineRule="auto"/>
         <w:ind w:left="1134" w:hanging="425"/>
         <w:contextualSpacing w:val="0"/>
         <w:jc w:val="both"/>
         <w:rPr>
           <w:lang w:val="ru-RU"/>
         </w:rPr>
+        <w:spacing w:before="120" w:after="0" w:line="276" w:lineRule="auto"/>
       </w:pPr>
       <w:r/>
       <w:r>
@@ -4551,20 +4551,20 @@
           <w:ilvl w:val="0"/>
           <w:numId w:val="45"/>
         </w:numPr>
-        <w:spacing w:line="264" w:lineRule="auto"/>
         <w:ind w:left="567" w:hanging="567"/>
         <w:contextualSpacing w:val="0"/>
         <w:jc w:val="both"/>
         <w:rPr>
           <w:lang w:val="ru-RU"/>
         </w:rPr>
-      </w:pPr>
-      <w:r/>
-      <w:r>
-        <w:rPr>
-          <w:b w:val="0"/>
-        </w:rPr>
-        <w:t>Réponse du Service d'État de contrôle des exportations du 15/08/2024 à la demande d'avocat (Annexe 3).  Ont communiqué :</w:t>
+        <w:spacing w:before="120" w:after="0" w:line="276" w:lineRule="auto"/>
+      </w:pPr>
+      <w:r/>
+      <w:r>
+        <w:rPr>
+          <w:b w:val="0"/>
+        </w:rPr>
+        <w:t>Réponse du Service d'État de contrôle des exportations du 15 août 2024 à la demande d'avocat (Annexe 3).  Ont communiqué :</w:t>
       </w:r>
     </w:p>
     <w:p>
@@ -4574,20 +4574,20 @@
           <w:ilvl w:val="0"/>
           <w:numId w:val="48"/>
         </w:numPr>
-        <w:spacing w:line="264" w:lineRule="auto"/>
         <w:ind w:left="1134" w:hanging="425"/>
         <w:contextualSpacing w:val="0"/>
         <w:jc w:val="both"/>
         <w:rPr>
           <w:lang w:val="ru-RU"/>
         </w:rPr>
-      </w:pPr>
-      <w:r/>
-      <w:r>
-        <w:rPr>
-          <w:b w:val="0"/>
-        </w:rPr>
-        <w:t>au cours de la période du 01/01/2014 au 26/02/2019, 53 demandes de la SA « Motor Sich » concernant la délivrance d'autorisations pour l'exportation de moteurs et de pièces de rechange pour ceux-ci à des consommateurs finaux en Fédération de Russie sont parvenues au Service d'État de contrôle des exportations ;</w:t>
+        <w:spacing w:before="120" w:after="0" w:line="276" w:lineRule="auto"/>
+      </w:pPr>
+      <w:r/>
+      <w:r>
+        <w:rPr>
+          <w:b w:val="0"/>
+        </w:rPr>
+        <w:t>au cours de la période du 1er janvier 2014 au 26 février 2019, 53 demandes de la SA « Motor Sich » concernant la délivrance d'autorisations pour l'exportation de moteurs et de pièces de rechange pour ceux-ci à des consommateurs finaux en Fédération de Russie sont parvenues au Service d'État de contrôle des exportations ;</w:t>
       </w:r>
     </w:p>
     <w:p>
@@ -4597,20 +4597,20 @@
           <w:ilvl w:val="0"/>
           <w:numId w:val="48"/>
         </w:numPr>
-        <w:spacing w:line="264" w:lineRule="auto"/>
         <w:ind w:left="1134" w:hanging="425"/>
         <w:contextualSpacing w:val="0"/>
         <w:jc w:val="both"/>
         <w:rPr>
           <w:lang w:val="ru-RU"/>
         </w:rPr>
-      </w:pPr>
-      <w:r/>
-      <w:r>
-        <w:rPr>
-          <w:b w:val="0"/>
-        </w:rPr>
-        <w:t>au cours de la période du 27/02/2019 au 24/02/2022, les informations sur la réception de telles demandes sont absentes.</w:t>
+        <w:spacing w:before="120" w:after="0" w:line="276" w:lineRule="auto"/>
+      </w:pPr>
+      <w:r/>
+      <w:r>
+        <w:rPr>
+          <w:b w:val="0"/>
+        </w:rPr>
+        <w:t>au cours de la période du 27 février 2019 au 24 février 2022, les informations sur la réception de telles demandes sont absentes.</w:t>
       </w:r>
     </w:p>
     <w:p>
@@ -4620,20 +4620,20 @@
           <w:ilvl w:val="0"/>
           <w:numId w:val="45"/>
         </w:numPr>
-        <w:spacing w:line="264" w:lineRule="auto"/>
         <w:ind w:left="567" w:hanging="567"/>
         <w:contextualSpacing w:val="0"/>
         <w:jc w:val="both"/>
         <w:rPr>
           <w:lang w:val="ru-RU"/>
         </w:rPr>
-      </w:pPr>
-      <w:r/>
-      <w:r>
-        <w:rPr>
-          <w:b w:val="0"/>
-        </w:rPr>
-        <w:t>Réponse du Service d'État de contrôle des exportations du 01/08/2024 à la demande d'avocat (Annexe 4).  Ont communiqué :</w:t>
+        <w:spacing w:before="120" w:after="0" w:line="276" w:lineRule="auto"/>
+      </w:pPr>
+      <w:r/>
+      <w:r>
+        <w:rPr>
+          <w:b w:val="0"/>
+        </w:rPr>
+        <w:t>Réponse du Service d'État de contrôle des exportations du 1er août 2024 à la demande d'avocat (Annexe 4).  Ont communiqué :</w:t>
       </w:r>
     </w:p>
     <w:p>
@@ -4643,13 +4643,13 @@
           <w:ilvl w:val="0"/>
           <w:numId w:val="49"/>
         </w:numPr>
-        <w:spacing w:line="264" w:lineRule="auto"/>
         <w:ind w:left="1134" w:hanging="425"/>
         <w:contextualSpacing w:val="0"/>
         <w:jc w:val="both"/>
         <w:rPr>
           <w:lang w:val="ru-RU"/>
         </w:rPr>
+        <w:spacing w:before="120" w:after="0" w:line="276" w:lineRule="auto"/>
       </w:pPr>
       <w:r/>
       <w:r>
@@ -4666,31 +4666,31 @@
           <w:ilvl w:val="0"/>
           <w:numId w:val="49"/>
         </w:numPr>
-        <w:spacing w:line="264" w:lineRule="auto"/>
         <w:ind w:left="1134" w:hanging="425"/>
         <w:contextualSpacing w:val="0"/>
         <w:jc w:val="both"/>
         <w:rPr>
           <w:lang w:val="ru-RU"/>
         </w:rPr>
-      </w:pPr>
-      <w:r/>
-      <w:r>
-        <w:rPr>
-          <w:b w:val="0"/>
-        </w:rPr>
-        <w:t>il n'existe pas de renseignements sur la délivrance d'autorisations pour l'exportation en Fédération de Russie de moteurs d'aviation et/ou de pièces de rechange pour ceux-ci pour la période du 24/02/2022 au 01/01/2023.</w:t>
-      </w:r>
-    </w:p>
-    <w:p>
-      <w:pPr>
-        <w:spacing w:line="264" w:lineRule="auto"/>
+        <w:spacing w:before="120" w:after="0" w:line="276" w:lineRule="auto"/>
+      </w:pPr>
+      <w:r/>
+      <w:r>
+        <w:rPr>
+          <w:b w:val="0"/>
+        </w:rPr>
+        <w:t>il n'existe pas de renseignements sur la délivrance d'autorisations pour l'exportation en Fédération de Russie de moteurs d'aviation et/ou de pièces de rechange pour ceux-ci pour la période du 24 février 2022 au 1er janvier 2023.</w:t>
+      </w:r>
+    </w:p>
+    <w:p>
+      <w:pPr>
         <w:jc w:val="left"/>
         <w:rPr>
           <w:b/>
           <w:bCs/>
           <w:lang w:val="ru-RU"/>
         </w:rPr>
+        <w:spacing w:before="120" w:after="0" w:line="276" w:lineRule="auto"/>
       </w:pPr>
       <w:r/>
       <w:r>
@@ -4707,13 +4707,13 @@
           <w:ilvl w:val="0"/>
           <w:numId w:val="67"/>
         </w:numPr>
-        <w:spacing w:line="264" w:lineRule="auto"/>
         <w:ind w:left="567" w:hanging="425"/>
         <w:contextualSpacing w:val="0"/>
         <w:jc w:val="both"/>
         <w:rPr>
           <w:lang w:val="ru-RU"/>
         </w:rPr>
+        <w:spacing w:before="120" w:after="0" w:line="276" w:lineRule="auto"/>
       </w:pPr>
       <w:r/>
       <w:r>
@@ -4730,20 +4730,20 @@
           <w:ilvl w:val="0"/>
           <w:numId w:val="67"/>
         </w:numPr>
-        <w:spacing w:line="264" w:lineRule="auto"/>
         <w:ind w:left="567" w:hanging="425"/>
         <w:contextualSpacing w:val="0"/>
         <w:jc w:val="both"/>
         <w:rPr>
           <w:lang w:val="ru-RU"/>
         </w:rPr>
-      </w:pPr>
-      <w:r/>
-      <w:r>
-        <w:rPr>
-          <w:b w:val="0"/>
-        </w:rPr>
-        <w:t>après le 27/02/2019, il n'existe pas de renseignements sur de nouvelles demandes de la SA « Motor Sich » concernant des autorisations pour l'exportation de moteurs et de pièces détachées à des consommateurs finaux en Fédération de Russie ;</w:t>
+        <w:spacing w:before="120" w:after="0" w:line="276" w:lineRule="auto"/>
+      </w:pPr>
+      <w:r/>
+      <w:r>
+        <w:rPr>
+          <w:b w:val="0"/>
+        </w:rPr>
+        <w:t>après le 27 février 2019, il n'existe pas de renseignements sur de nouvelles demandes de la SA « Motor Sich » concernant des autorisations pour l'exportation de moteurs et de pièces détachées à des consommateurs finaux en Fédération de Russie ;</w:t>
       </w:r>
     </w:p>
     <w:p>
@@ -4753,20 +4753,20 @@
           <w:ilvl w:val="0"/>
           <w:numId w:val="67"/>
         </w:numPr>
-        <w:spacing w:line="264" w:lineRule="auto"/>
         <w:ind w:left="567" w:hanging="425"/>
         <w:contextualSpacing w:val="0"/>
         <w:jc w:val="both"/>
         <w:rPr>
           <w:lang w:val="ru-RU"/>
         </w:rPr>
-      </w:pPr>
-      <w:r/>
-      <w:r>
-        <w:rPr>
-          <w:b w:val="0"/>
-        </w:rPr>
-        <w:t>après le 24/02/2022, il n'existe pas de renseignements sur la délivrance d'autorisations pour l'exportation de la production correspondante vers la Fédération de Russie ;</w:t>
+        <w:spacing w:before="120" w:after="0" w:line="276" w:lineRule="auto"/>
+      </w:pPr>
+      <w:r/>
+      <w:r>
+        <w:rPr>
+          <w:b w:val="0"/>
+        </w:rPr>
+        <w:t>après le 24 février 2022, il n'existe pas de renseignements sur la délivrance d'autorisations pour l'exportation de la production correspondante vers la Fédération de Russie ;</w:t>
       </w:r>
     </w:p>
     <w:p>
@@ -4776,13 +4776,13 @@
           <w:ilvl w:val="0"/>
           <w:numId w:val="67"/>
         </w:numPr>
-        <w:spacing w:line="264" w:lineRule="auto"/>
         <w:ind w:left="567" w:hanging="425"/>
         <w:contextualSpacing w:val="0"/>
         <w:jc w:val="both"/>
         <w:rPr>
           <w:lang w:val="ru-RU"/>
         </w:rPr>
+        <w:spacing w:before="120" w:after="0" w:line="276" w:lineRule="auto"/>
       </w:pPr>
       <w:r/>
       <w:r>
@@ -4799,7 +4799,6 @@
           <w:ilvl w:val="1"/>
           <w:numId w:val="36"/>
         </w:numPr>
-        <w:spacing w:line="264" w:lineRule="auto"/>
         <w:ind w:left="0" w:hanging="567"/>
         <w:contextualSpacing w:val="0"/>
         <w:jc w:val="both"/>
@@ -4807,6 +4806,7 @@
           <w:u w:val="single"/>
           <w:lang w:val="ru-RU"/>
         </w:rPr>
+        <w:spacing w:before="120" w:after="0" w:line="276" w:lineRule="auto"/>
       </w:pPr>
       <w:r/>
       <w:r>
@@ -4823,32 +4823,32 @@
           <w:ilvl w:val="0"/>
           <w:numId w:val="73"/>
         </w:numPr>
-        <w:spacing w:line="264" w:lineRule="auto"/>
         <w:ind w:left="567" w:hanging="567"/>
         <w:contextualSpacing w:val="0"/>
         <w:jc w:val="both"/>
         <w:rPr>
           <w:lang w:val="ru-RU"/>
         </w:rPr>
-      </w:pPr>
-      <w:r/>
-      <w:r>
-        <w:rPr>
-          <w:b w:val="0"/>
-        </w:rPr>
-        <w:t xml:space="preserve">Décret du président de la Fédération de Russie du 22/10/2018 n° 592 et décret du gouvernement de la Fédération de Russie du 29/12/2018 n° 1716-83 (Annexe 5).  </w:t>
-      </w:r>
-    </w:p>
-    <w:p>
-      <w:pPr>
-        <w:pStyle w:val="a3"/>
-        <w:spacing w:line="264" w:lineRule="auto"/>
+        <w:spacing w:before="120" w:after="0" w:line="276" w:lineRule="auto"/>
+      </w:pPr>
+      <w:r/>
+      <w:r>
+        <w:rPr>
+          <w:b w:val="0"/>
+        </w:rPr>
+        <w:t xml:space="preserve">Décret du président de la Fédération de Russie du 22 octobre 2018 n° 592 et décret du gouvernement de la Fédération de Russie du 29 décembre 2018 n° 1716-83 (Annexe 5).  </w:t>
+      </w:r>
+    </w:p>
+    <w:p>
+      <w:pPr>
+        <w:pStyle w:val="a3"/>
         <w:ind w:left="567"/>
         <w:contextualSpacing w:val="0"/>
         <w:jc w:val="both"/>
         <w:rPr>
           <w:lang w:val="ru-RU"/>
         </w:rPr>
+        <w:spacing w:before="120" w:after="0" w:line="276" w:lineRule="auto"/>
       </w:pPr>
       <w:r/>
       <w:r>
@@ -4861,13 +4861,13 @@
     <w:p>
       <w:pPr>
         <w:pStyle w:val="a3"/>
-        <w:spacing w:line="264" w:lineRule="auto"/>
         <w:ind w:left="567"/>
         <w:contextualSpacing w:val="0"/>
         <w:jc w:val="both"/>
         <w:rPr>
           <w:lang w:val="ru-RU"/>
         </w:rPr>
+        <w:spacing w:before="120" w:after="0" w:line="276" w:lineRule="auto"/>
       </w:pPr>
       <w:r/>
       <w:r>
@@ -4884,13 +4884,13 @@
           <w:ilvl w:val="0"/>
           <w:numId w:val="74"/>
         </w:numPr>
-        <w:spacing w:line="264" w:lineRule="auto"/>
         <w:ind w:left="1134" w:hanging="425"/>
         <w:contextualSpacing w:val="0"/>
         <w:jc w:val="both"/>
         <w:rPr>
           <w:lang w:val="ru-RU"/>
         </w:rPr>
+        <w:spacing w:before="120" w:after="0" w:line="276" w:lineRule="auto"/>
       </w:pPr>
       <w:r/>
       <w:r>
@@ -4907,13 +4907,13 @@
           <w:ilvl w:val="0"/>
           <w:numId w:val="74"/>
         </w:numPr>
-        <w:spacing w:line="264" w:lineRule="auto"/>
         <w:ind w:left="1134" w:hanging="425"/>
         <w:contextualSpacing w:val="0"/>
         <w:jc w:val="both"/>
         <w:rPr>
           <w:lang w:val="ru-RU"/>
         </w:rPr>
+        <w:spacing w:before="120" w:after="0" w:line="276" w:lineRule="auto"/>
       </w:pPr>
       <w:r/>
       <w:r>
@@ -4930,13 +4930,13 @@
           <w:ilvl w:val="0"/>
           <w:numId w:val="74"/>
         </w:numPr>
-        <w:spacing w:line="264" w:lineRule="auto"/>
         <w:ind w:left="1134" w:hanging="425"/>
         <w:contextualSpacing w:val="0"/>
         <w:jc w:val="both"/>
         <w:rPr>
           <w:lang w:val="ru-RU"/>
         </w:rPr>
+        <w:spacing w:before="120" w:after="0" w:line="276" w:lineRule="auto"/>
       </w:pPr>
       <w:r/>
       <w:r>
@@ -4949,13 +4949,13 @@
     <w:p>
       <w:pPr>
         <w:pStyle w:val="a3"/>
-        <w:spacing w:line="264" w:lineRule="auto"/>
         <w:ind w:left="567"/>
         <w:contextualSpacing w:val="0"/>
         <w:jc w:val="both"/>
         <w:rPr>
           <w:lang w:val="ru-RU"/>
         </w:rPr>
+        <w:spacing w:before="120" w:after="0" w:line="276" w:lineRule="auto"/>
       </w:pPr>
       <w:r/>
       <w:r>
@@ -4972,13 +4972,13 @@
           <w:ilvl w:val="0"/>
           <w:numId w:val="73"/>
         </w:numPr>
-        <w:spacing w:line="264" w:lineRule="auto"/>
         <w:ind w:left="567" w:hanging="567"/>
         <w:contextualSpacing w:val="0"/>
         <w:jc w:val="both"/>
         <w:rPr>
           <w:lang w:val="ru-RU"/>
         </w:rPr>
+        <w:spacing w:before="120" w:after="0" w:line="276" w:lineRule="auto"/>
       </w:pPr>
       <w:r/>
       <w:r>
@@ -4991,13 +4991,13 @@
     <w:p>
       <w:pPr>
         <w:pStyle w:val="a3"/>
-        <w:spacing w:line="264" w:lineRule="auto"/>
         <w:ind w:left="567"/>
         <w:contextualSpacing w:val="0"/>
         <w:jc w:val="both"/>
         <w:rPr>
           <w:lang w:val="ru-KZ"/>
         </w:rPr>
+        <w:spacing w:before="120" w:after="0" w:line="276" w:lineRule="auto"/>
       </w:pPr>
       <w:r/>
       <w:r>
@@ -5010,13 +5010,13 @@
     <w:p>
       <w:pPr>
         <w:pStyle w:val="a3"/>
-        <w:spacing w:line="264" w:lineRule="auto"/>
         <w:ind w:left="567"/>
         <w:contextualSpacing w:val="0"/>
         <w:jc w:val="both"/>
         <w:rPr>
           <w:lang w:val="ru-KZ"/>
         </w:rPr>
+        <w:spacing w:before="120" w:after="0" w:line="276" w:lineRule="auto"/>
       </w:pPr>
       <w:r/>
       <w:r>
@@ -5033,13 +5033,13 @@
           <w:ilvl w:val="0"/>
           <w:numId w:val="75"/>
         </w:numPr>
-        <w:spacing w:line="264" w:lineRule="auto"/>
         <w:ind w:left="1134" w:hanging="425"/>
         <w:contextualSpacing w:val="0"/>
         <w:jc w:val="both"/>
         <w:rPr>
           <w:lang w:val="ru-KZ"/>
         </w:rPr>
+        <w:spacing w:before="120" w:after="0" w:line="276" w:lineRule="auto"/>
       </w:pPr>
       <w:r/>
       <w:r>
@@ -5056,13 +5056,13 @@
           <w:ilvl w:val="0"/>
           <w:numId w:val="75"/>
         </w:numPr>
-        <w:spacing w:line="264" w:lineRule="auto"/>
         <w:ind w:left="1134" w:hanging="425"/>
         <w:contextualSpacing w:val="0"/>
         <w:jc w:val="both"/>
         <w:rPr>
           <w:lang w:val="ru-KZ"/>
         </w:rPr>
+        <w:spacing w:before="120" w:after="0" w:line="276" w:lineRule="auto"/>
       </w:pPr>
       <w:r/>
       <w:r>
@@ -5079,13 +5079,13 @@
           <w:ilvl w:val="0"/>
           <w:numId w:val="75"/>
         </w:numPr>
-        <w:spacing w:line="264" w:lineRule="auto"/>
         <w:ind w:left="1134" w:hanging="425"/>
         <w:contextualSpacing w:val="0"/>
         <w:jc w:val="both"/>
         <w:rPr>
           <w:lang w:val="ru-KZ"/>
         </w:rPr>
+        <w:spacing w:before="120" w:after="0" w:line="276" w:lineRule="auto"/>
       </w:pPr>
       <w:r/>
       <w:r>
@@ -5102,13 +5102,13 @@
           <w:ilvl w:val="0"/>
           <w:numId w:val="73"/>
         </w:numPr>
-        <w:spacing w:line="264" w:lineRule="auto"/>
         <w:ind w:left="567" w:hanging="567"/>
         <w:contextualSpacing w:val="0"/>
         <w:jc w:val="both"/>
         <w:rPr>
           <w:lang w:val="ru-KZ"/>
         </w:rPr>
+        <w:spacing w:before="120" w:after="0" w:line="276" w:lineRule="auto"/>
       </w:pPr>
       <w:r/>
       <w:r>
@@ -5121,13 +5121,13 @@
     <w:p>
       <w:pPr>
         <w:pStyle w:val="a3"/>
-        <w:spacing w:line="264" w:lineRule="auto"/>
         <w:ind w:left="567"/>
         <w:contextualSpacing w:val="0"/>
         <w:jc w:val="both"/>
         <w:rPr>
           <w:lang w:val="ru-KZ"/>
         </w:rPr>
+        <w:spacing w:before="120" w:after="0" w:line="276" w:lineRule="auto"/>
       </w:pPr>
       <w:r/>
       <w:r>
@@ -5140,13 +5140,13 @@
     <w:p>
       <w:pPr>
         <w:pStyle w:val="a3"/>
-        <w:spacing w:line="264" w:lineRule="auto"/>
         <w:ind w:left="567"/>
         <w:contextualSpacing w:val="0"/>
         <w:jc w:val="both"/>
         <w:rPr>
           <w:lang w:val="ru-KZ"/>
         </w:rPr>
+        <w:spacing w:before="120" w:after="0" w:line="276" w:lineRule="auto"/>
       </w:pPr>
       <w:r/>
       <w:r>
@@ -5158,13 +5158,13 @@
     </w:p>
     <w:p>
       <w:pPr>
-        <w:spacing w:line="264" w:lineRule="auto"/>
         <w:jc w:val="left"/>
         <w:rPr>
           <w:b/>
           <w:bCs/>
           <w:lang w:val="ru-KZ"/>
         </w:rPr>
+        <w:spacing w:before="120" w:after="0" w:line="276" w:lineRule="auto"/>
       </w:pPr>
       <w:r/>
       <w:r>
@@ -5181,13 +5181,13 @@
           <w:ilvl w:val="0"/>
           <w:numId w:val="76"/>
         </w:numPr>
-        <w:spacing w:line="264" w:lineRule="auto"/>
         <w:ind w:left="567" w:hanging="425"/>
         <w:contextualSpacing w:val="0"/>
         <w:jc w:val="both"/>
         <w:rPr>
           <w:lang w:val="ru-KZ"/>
         </w:rPr>
+        <w:spacing w:before="120" w:after="0" w:line="276" w:lineRule="auto"/>
       </w:pPr>
       <w:r/>
       <w:r>
@@ -5204,13 +5204,13 @@
           <w:ilvl w:val="0"/>
           <w:numId w:val="76"/>
         </w:numPr>
-        <w:spacing w:line="264" w:lineRule="auto"/>
         <w:ind w:left="567" w:hanging="425"/>
         <w:contextualSpacing w:val="0"/>
         <w:jc w:val="both"/>
         <w:rPr>
           <w:lang w:val="ru-KZ"/>
         </w:rPr>
+        <w:spacing w:before="120" w:after="0" w:line="276" w:lineRule="auto"/>
       </w:pPr>
       <w:r/>
       <w:r>
@@ -5227,13 +5227,13 @@
           <w:ilvl w:val="0"/>
           <w:numId w:val="76"/>
         </w:numPr>
-        <w:spacing w:line="264" w:lineRule="auto"/>
         <w:ind w:left="567" w:hanging="425"/>
         <w:contextualSpacing w:val="0"/>
         <w:jc w:val="both"/>
         <w:rPr>
           <w:lang w:val="ru-KZ"/>
         </w:rPr>
+        <w:spacing w:before="120" w:after="0" w:line="276" w:lineRule="auto"/>
       </w:pPr>
       <w:r/>
       <w:r>
@@ -5250,13 +5250,13 @@
           <w:ilvl w:val="0"/>
           <w:numId w:val="76"/>
         </w:numPr>
-        <w:spacing w:line="264" w:lineRule="auto"/>
         <w:ind w:left="567" w:hanging="425"/>
         <w:contextualSpacing w:val="0"/>
         <w:jc w:val="both"/>
         <w:rPr>
           <w:lang w:val="ru-KZ"/>
         </w:rPr>
+        <w:spacing w:before="120" w:after="0" w:line="276" w:lineRule="auto"/>
       </w:pPr>
       <w:r/>
       <w:r>
@@ -5273,7 +5273,6 @@
           <w:ilvl w:val="1"/>
           <w:numId w:val="36"/>
         </w:numPr>
-        <w:spacing w:line="264" w:lineRule="auto"/>
         <w:ind w:left="0" w:hanging="567"/>
         <w:contextualSpacing w:val="0"/>
         <w:jc w:val="both"/>
@@ -5281,6 +5280,7 @@
           <w:u w:val="single"/>
           <w:lang w:val="ru-RU"/>
         </w:rPr>
+        <w:spacing w:before="120" w:after="0" w:line="276" w:lineRule="auto"/>
       </w:pPr>
       <w:r/>
       <w:r>
@@ -5297,7 +5297,6 @@
           <w:ilvl w:val="1"/>
           <w:numId w:val="41"/>
         </w:numPr>
-        <w:spacing w:line="264" w:lineRule="auto"/>
         <w:ind w:left="567" w:hanging="567"/>
         <w:contextualSpacing w:val="0"/>
         <w:jc w:val="both"/>
@@ -5307,13 +5306,14 @@
           <w:u w:val="single"/>
           <w:lang w:val="ru-RU"/>
         </w:rPr>
-      </w:pPr>
-      <w:r/>
-      <w:r>
-        <w:rPr>
-          <w:b w:val="0"/>
-        </w:rPr>
-        <w:t xml:space="preserve"> Réponse de la SA « Motor Sich » du 04/09/2024 à la demande d'avocat (Annexe 6).  Ont été fournis :</w:t>
+        <w:spacing w:before="120" w:after="0" w:line="276" w:lineRule="auto"/>
+      </w:pPr>
+      <w:r/>
+      <w:r>
+        <w:rPr>
+          <w:b w:val="0"/>
+        </w:rPr>
+        <w:t xml:space="preserve"> Réponse de la SA « Motor Sich » du 4 septembre 2024 à la demande d'avocat (Annexe 6).  Ont été fournis :</w:t>
       </w:r>
     </w:p>
     <w:p>
@@ -5323,20 +5323,20 @@
           <w:ilvl w:val="0"/>
           <w:numId w:val="54"/>
         </w:numPr>
-        <w:spacing w:line="264" w:lineRule="auto"/>
         <w:ind w:left="1134" w:hanging="425"/>
         <w:contextualSpacing w:val="0"/>
         <w:jc w:val="both"/>
         <w:rPr>
           <w:lang w:val="ru-RU"/>
         </w:rPr>
-      </w:pPr>
-      <w:r/>
-      <w:r>
-        <w:rPr>
-          <w:b w:val="0"/>
-        </w:rPr>
-        <w:t xml:space="preserve">procès-verbal n° 84 de la réunion du conseil du 03/09/2019 sur l'introduction du poste de président ; </w:t>
+        <w:spacing w:before="120" w:after="0" w:line="276" w:lineRule="auto"/>
+      </w:pPr>
+      <w:r/>
+      <w:r>
+        <w:rPr>
+          <w:b w:val="0"/>
+        </w:rPr>
+        <w:t xml:space="preserve">procès-verbal n° 84 de la réunion du conseil du 3 septembre 2019 sur l'introduction du poste de président ; </w:t>
       </w:r>
     </w:p>
     <w:p>
@@ -5346,20 +5346,20 @@
           <w:ilvl w:val="0"/>
           <w:numId w:val="54"/>
         </w:numPr>
-        <w:spacing w:line="264" w:lineRule="auto"/>
         <w:ind w:left="1134" w:hanging="425"/>
         <w:contextualSpacing w:val="0"/>
         <w:jc w:val="both"/>
         <w:rPr>
           <w:lang w:val="ru-RU"/>
         </w:rPr>
-      </w:pPr>
-      <w:r/>
-      <w:r>
-        <w:rPr>
-          <w:b w:val="0"/>
-        </w:rPr>
-        <w:t xml:space="preserve">ordre n° 3570/k du 16/10/2019 portant nomination de V. Boguslayev comme président de la SA « Motor Sich » ; </w:t>
+        <w:spacing w:before="120" w:after="0" w:line="276" w:lineRule="auto"/>
+      </w:pPr>
+      <w:r/>
+      <w:r>
+        <w:rPr>
+          <w:b w:val="0"/>
+        </w:rPr>
+        <w:t xml:space="preserve">ordre n° 3570/k du 16 octobre 2019 portant nomination de V. Boguslayev comme président de la SA « Motor Sich » ; </w:t>
       </w:r>
     </w:p>
     <w:p>
@@ -5369,13 +5369,13 @@
           <w:ilvl w:val="0"/>
           <w:numId w:val="54"/>
         </w:numPr>
-        <w:spacing w:line="264" w:lineRule="auto"/>
         <w:ind w:left="1134" w:hanging="425"/>
         <w:contextualSpacing w:val="0"/>
         <w:jc w:val="both"/>
         <w:rPr>
           <w:lang w:val="ru-RU"/>
         </w:rPr>
+        <w:spacing w:before="120" w:after="0" w:line="276" w:lineRule="auto"/>
       </w:pPr>
       <w:r/>
       <w:r>
@@ -5392,20 +5392,20 @@
           <w:ilvl w:val="0"/>
           <w:numId w:val="54"/>
         </w:numPr>
-        <w:spacing w:line="264" w:lineRule="auto"/>
         <w:ind w:left="1134" w:hanging="425"/>
         <w:contextualSpacing w:val="0"/>
         <w:jc w:val="both"/>
         <w:rPr>
           <w:lang w:val="ru-RU"/>
         </w:rPr>
-      </w:pPr>
-      <w:r/>
-      <w:r>
-        <w:rPr>
-          <w:b w:val="0"/>
-        </w:rPr>
-        <w:t xml:space="preserve">ordre du président V. Boguslayev n° 1735/k du 22/07/2015 portant nomination de O. Dzyuba au poste de directeur du département du commerce extérieur (VTD) ; </w:t>
+        <w:spacing w:before="120" w:after="0" w:line="276" w:lineRule="auto"/>
+      </w:pPr>
+      <w:r/>
+      <w:r>
+        <w:rPr>
+          <w:b w:val="0"/>
+        </w:rPr>
+        <w:t xml:space="preserve">ordre du président V. Boguslayev n° 1735/k du 22 juillet 2015 portant nomination de O. Dzyuba au poste de directeur du département du commerce extérieur (VTD) ; </w:t>
       </w:r>
     </w:p>
     <w:p>
@@ -5415,13 +5415,13 @@
           <w:ilvl w:val="0"/>
           <w:numId w:val="54"/>
         </w:numPr>
-        <w:spacing w:line="264" w:lineRule="auto"/>
         <w:ind w:left="1134" w:hanging="425"/>
         <w:contextualSpacing w:val="0"/>
         <w:jc w:val="both"/>
         <w:rPr>
           <w:lang w:val="ru-RU"/>
         </w:rPr>
+        <w:spacing w:before="120" w:after="0" w:line="276" w:lineRule="auto"/>
       </w:pPr>
       <w:r/>
       <w:r>
@@ -5438,7 +5438,6 @@
           <w:ilvl w:val="1"/>
           <w:numId w:val="41"/>
         </w:numPr>
-        <w:spacing w:before="120" w:beforeAutospacing="0" w:after="0" w:afterAutospacing="0" w:line="264" w:lineRule="auto"/>
         <w:ind w:left="567" w:hanging="567"/>
         <w:jc w:val="both"/>
         <w:rPr>
@@ -5449,13 +5448,14 @@
           <w:szCs w:val="22"/>
           <w:lang w:val="ru-RU"/>
         </w:rPr>
-      </w:pPr>
-      <w:r/>
-      <w:r>
-        <w:rPr>
-          <w:b w:val="0"/>
-        </w:rPr>
-        <w:t>Réponse de la SA « Motor Sich » du 04/09/2024 à la demande d'avocat (Annexe 7). Ont été fournis :</w:t>
+        <w:spacing w:before="120" w:after="0" w:line="276" w:lineRule="auto"/>
+      </w:pPr>
+      <w:r/>
+      <w:r>
+        <w:rPr>
+          <w:b w:val="0"/>
+        </w:rPr>
+        <w:t>Réponse de la SA « Motor Sich » du 4 septembre 2024 à la demande d'avocat (Annexe 7). Ont été fournis :</w:t>
       </w:r>
     </w:p>
     <w:p>
@@ -5468,19 +5468,19 @@
           <w:tab w:val="clear" w:pos="720"/>
           <w:tab w:val="num" w:pos="426"/>
         </w:tabs>
-        <w:spacing w:line="264" w:lineRule="auto"/>
         <w:ind w:left="1134" w:hanging="425"/>
         <w:jc w:val="both"/>
         <w:rPr>
           <w:lang w:val="ru-RU"/>
         </w:rPr>
-      </w:pPr>
-      <w:r/>
-      <w:r>
-        <w:rPr>
-          <w:b w:val="0"/>
-        </w:rPr>
-        <w:t xml:space="preserve">schéma de la structure organisationnelle de gestion de la SA « Motor Sich » dans sa version en vigueur du 22/07/2015 au 22/10/2022 ; </w:t>
+        <w:spacing w:before="120" w:after="0" w:line="276" w:lineRule="auto"/>
+      </w:pPr>
+      <w:r/>
+      <w:r>
+        <w:rPr>
+          <w:b w:val="0"/>
+        </w:rPr>
+        <w:t xml:space="preserve">schéma de la structure organisationnelle de gestion de la SA « Motor Sich » dans sa version en vigueur du 22 juillet 2015 au 22 octobre 2022 ; </w:t>
       </w:r>
     </w:p>
     <w:p>
@@ -5493,12 +5493,12 @@
           <w:tab w:val="clear" w:pos="720"/>
           <w:tab w:val="num" w:pos="426"/>
         </w:tabs>
-        <w:spacing w:line="264" w:lineRule="auto"/>
         <w:ind w:left="1134" w:hanging="425"/>
         <w:jc w:val="both"/>
         <w:rPr>
           <w:lang w:val="ru-RU"/>
         </w:rPr>
+        <w:spacing w:before="120" w:after="0" w:line="276" w:lineRule="auto"/>
       </w:pPr>
       <w:r/>
       <w:r>
@@ -5518,12 +5518,12 @@
           <w:tab w:val="clear" w:pos="720"/>
           <w:tab w:val="num" w:pos="426"/>
         </w:tabs>
-        <w:spacing w:line="264" w:lineRule="auto"/>
         <w:ind w:left="1134" w:hanging="425"/>
         <w:jc w:val="both"/>
         <w:rPr>
           <w:lang w:val="ru-RU"/>
         </w:rPr>
+        <w:spacing w:before="120" w:after="0" w:line="276" w:lineRule="auto"/>
       </w:pPr>
       <w:r/>
       <w:r>
@@ -5543,12 +5543,12 @@
           <w:tab w:val="clear" w:pos="720"/>
           <w:tab w:val="num" w:pos="426"/>
         </w:tabs>
-        <w:spacing w:line="264" w:lineRule="auto"/>
         <w:ind w:left="1134" w:hanging="425"/>
         <w:jc w:val="both"/>
         <w:rPr>
           <w:lang w:val="ru-RU"/>
         </w:rPr>
+        <w:spacing w:before="120" w:after="0" w:line="276" w:lineRule="auto"/>
       </w:pPr>
       <w:r/>
       <w:r>
@@ -5568,12 +5568,12 @@
           <w:tab w:val="clear" w:pos="720"/>
           <w:tab w:val="num" w:pos="426"/>
         </w:tabs>
-        <w:spacing w:line="264" w:lineRule="auto"/>
         <w:ind w:left="1134" w:hanging="425"/>
         <w:jc w:val="both"/>
         <w:rPr>
           <w:lang w:val="ru-RU"/>
         </w:rPr>
+        <w:spacing w:before="120" w:after="0" w:line="276" w:lineRule="auto"/>
       </w:pPr>
       <w:r/>
       <w:r>
@@ -5585,13 +5585,13 @@
     </w:p>
     <w:p>
       <w:pPr>
-        <w:spacing w:line="264" w:lineRule="auto"/>
         <w:jc w:val="left"/>
         <w:rPr>
           <w:b/>
           <w:bCs/>
           <w:lang w:val="ru-RU"/>
         </w:rPr>
+        <w:spacing w:before="120" w:after="0" w:line="276" w:lineRule="auto"/>
       </w:pPr>
       <w:r/>
       <w:r>
@@ -5608,13 +5608,13 @@
           <w:ilvl w:val="0"/>
           <w:numId w:val="68"/>
         </w:numPr>
-        <w:spacing w:line="264" w:lineRule="auto"/>
         <w:ind w:left="567" w:hanging="425"/>
         <w:contextualSpacing w:val="0"/>
         <w:jc w:val="both"/>
         <w:rPr>
           <w:lang w:val="ru-RU"/>
         </w:rPr>
+        <w:spacing w:before="120" w:after="0" w:line="276" w:lineRule="auto"/>
       </w:pPr>
       <w:r/>
       <w:r>
@@ -5631,13 +5631,13 @@
           <w:ilvl w:val="0"/>
           <w:numId w:val="68"/>
         </w:numPr>
-        <w:spacing w:line="264" w:lineRule="auto"/>
         <w:ind w:left="567" w:hanging="425"/>
         <w:contextualSpacing w:val="0"/>
         <w:jc w:val="both"/>
         <w:rPr>
           <w:lang w:val="ru-RU"/>
         </w:rPr>
+        <w:spacing w:before="120" w:after="0" w:line="276" w:lineRule="auto"/>
       </w:pPr>
       <w:r/>
       <w:r>
@@ -5654,13 +5654,13 @@
           <w:ilvl w:val="0"/>
           <w:numId w:val="68"/>
         </w:numPr>
-        <w:spacing w:line="264" w:lineRule="auto"/>
         <w:ind w:left="567" w:hanging="425"/>
         <w:contextualSpacing w:val="0"/>
         <w:jc w:val="both"/>
         <w:rPr>
           <w:lang w:val="ru-RU"/>
         </w:rPr>
+        <w:spacing w:before="120" w:after="0" w:line="276" w:lineRule="auto"/>
       </w:pPr>
       <w:r/>
       <w:r>
@@ -5677,7 +5677,6 @@
           <w:ilvl w:val="0"/>
           <w:numId w:val="44"/>
         </w:numPr>
-        <w:spacing w:line="264" w:lineRule="auto"/>
         <w:ind w:left="0" w:hanging="567"/>
         <w:contextualSpacing w:val="0"/>
         <w:jc w:val="both"/>
@@ -5685,6 +5684,7 @@
           <w:vanish/>
           <w:lang w:val="ru-RU"/>
         </w:rPr>
+        <w:spacing w:before="120" w:after="0" w:line="276" w:lineRule="auto"/>
       </w:pPr>
       <w:r/>
     </w:p>
@@ -5695,7 +5695,6 @@
           <w:ilvl w:val="0"/>
           <w:numId w:val="44"/>
         </w:numPr>
-        <w:spacing w:line="264" w:lineRule="auto"/>
         <w:ind w:left="0" w:hanging="567"/>
         <w:contextualSpacing w:val="0"/>
         <w:jc w:val="both"/>
@@ -5703,6 +5702,7 @@
           <w:u w:val="single"/>
           <w:lang w:val="ru-RU"/>
         </w:rPr>
+        <w:spacing w:before="120" w:after="0" w:line="276" w:lineRule="auto"/>
       </w:pPr>
       <w:r/>
       <w:r>
@@ -5719,7 +5719,6 @@
           <w:ilvl w:val="2"/>
           <w:numId w:val="55"/>
         </w:numPr>
-        <w:spacing w:line="264" w:lineRule="auto"/>
         <w:ind w:left="567" w:hanging="567"/>
         <w:contextualSpacing w:val="0"/>
         <w:jc w:val="both"/>
@@ -5728,6 +5727,7 @@
           <w:bCs/>
           <w:lang w:val="ru-RU"/>
         </w:rPr>
+        <w:spacing w:before="120" w:after="0" w:line="276" w:lineRule="auto"/>
       </w:pPr>
       <w:r/>
       <w:r>
@@ -5747,12 +5747,12 @@
           <w:tab w:val="clear" w:pos="720"/>
           <w:tab w:val="num" w:pos="142"/>
         </w:tabs>
-        <w:spacing w:line="264" w:lineRule="auto"/>
         <w:ind w:left="1134" w:hanging="425"/>
         <w:jc w:val="both"/>
         <w:rPr>
           <w:lang w:val="ru-RU"/>
         </w:rPr>
+        <w:spacing w:before="120" w:after="0" w:line="276" w:lineRule="auto"/>
       </w:pPr>
       <w:r/>
       <w:r>
@@ -5772,12 +5772,12 @@
           <w:tab w:val="clear" w:pos="720"/>
           <w:tab w:val="num" w:pos="142"/>
         </w:tabs>
-        <w:spacing w:line="264" w:lineRule="auto"/>
         <w:ind w:left="1134" w:hanging="425"/>
         <w:jc w:val="both"/>
         <w:rPr>
           <w:lang w:val="ru-RU"/>
         </w:rPr>
+        <w:spacing w:before="120" w:after="0" w:line="276" w:lineRule="auto"/>
       </w:pPr>
       <w:r/>
       <w:r>
@@ -5797,12 +5797,12 @@
           <w:tab w:val="clear" w:pos="720"/>
           <w:tab w:val="num" w:pos="142"/>
         </w:tabs>
-        <w:spacing w:line="264" w:lineRule="auto"/>
         <w:ind w:left="1134" w:hanging="425"/>
         <w:jc w:val="both"/>
         <w:rPr>
           <w:lang w:val="ru-RU"/>
         </w:rPr>
+        <w:spacing w:before="120" w:after="0" w:line="276" w:lineRule="auto"/>
       </w:pPr>
       <w:r/>
       <w:r>
@@ -5822,12 +5822,12 @@
           <w:tab w:val="clear" w:pos="720"/>
           <w:tab w:val="num" w:pos="142"/>
         </w:tabs>
-        <w:spacing w:line="264" w:lineRule="auto"/>
         <w:ind w:left="1134" w:hanging="425"/>
         <w:jc w:val="both"/>
         <w:rPr>
           <w:lang w:val="ru-RU"/>
         </w:rPr>
+        <w:spacing w:before="120" w:after="0" w:line="276" w:lineRule="auto"/>
       </w:pPr>
       <w:r/>
       <w:r>
@@ -5847,12 +5847,12 @@
           <w:tab w:val="clear" w:pos="720"/>
           <w:tab w:val="num" w:pos="142"/>
         </w:tabs>
-        <w:spacing w:line="264" w:lineRule="auto"/>
         <w:ind w:left="1134" w:hanging="425"/>
         <w:jc w:val="both"/>
         <w:rPr>
           <w:lang w:val="ru-RU"/>
         </w:rPr>
+        <w:spacing w:before="120" w:after="0" w:line="276" w:lineRule="auto"/>
       </w:pPr>
       <w:r/>
       <w:r>
@@ -5869,7 +5869,6 @@
           <w:ilvl w:val="2"/>
           <w:numId w:val="55"/>
         </w:numPr>
-        <w:spacing w:line="264" w:lineRule="auto"/>
         <w:ind w:left="567" w:hanging="567"/>
         <w:contextualSpacing w:val="0"/>
         <w:jc w:val="both"/>
@@ -5878,6 +5877,7 @@
           <w:bCs/>
           <w:lang w:val="ru-RU"/>
         </w:rPr>
+        <w:spacing w:before="120" w:after="0" w:line="276" w:lineRule="auto"/>
       </w:pPr>
       <w:r/>
       <w:r>
@@ -5897,12 +5897,12 @@
           <w:tab w:val="clear" w:pos="720"/>
           <w:tab w:val="num" w:pos="142"/>
         </w:tabs>
-        <w:spacing w:line="264" w:lineRule="auto"/>
         <w:ind w:left="1134" w:hanging="425"/>
         <w:jc w:val="both"/>
         <w:rPr>
           <w:lang w:val="ru-RU"/>
         </w:rPr>
+        <w:spacing w:before="120" w:after="0" w:line="276" w:lineRule="auto"/>
       </w:pPr>
       <w:r/>
       <w:r>
@@ -5922,12 +5922,12 @@
           <w:tab w:val="clear" w:pos="720"/>
           <w:tab w:val="num" w:pos="142"/>
         </w:tabs>
-        <w:spacing w:line="264" w:lineRule="auto"/>
         <w:ind w:left="1134" w:hanging="425"/>
         <w:jc w:val="both"/>
         <w:rPr>
           <w:lang w:val="ru-RU"/>
         </w:rPr>
+        <w:spacing w:before="120" w:after="0" w:line="276" w:lineRule="auto"/>
       </w:pPr>
       <w:r/>
       <w:r>
@@ -5947,12 +5947,12 @@
           <w:tab w:val="clear" w:pos="720"/>
           <w:tab w:val="num" w:pos="142"/>
         </w:tabs>
-        <w:spacing w:line="264" w:lineRule="auto"/>
         <w:ind w:left="1134" w:hanging="425"/>
         <w:jc w:val="both"/>
         <w:rPr>
           <w:lang w:val="ru-RU"/>
         </w:rPr>
+        <w:spacing w:before="120" w:after="0" w:line="276" w:lineRule="auto"/>
       </w:pPr>
       <w:r/>
       <w:r>
@@ -5972,12 +5972,12 @@
           <w:tab w:val="clear" w:pos="720"/>
           <w:tab w:val="num" w:pos="142"/>
         </w:tabs>
-        <w:spacing w:line="264" w:lineRule="auto"/>
         <w:ind w:left="1134" w:hanging="425"/>
         <w:jc w:val="both"/>
         <w:rPr>
           <w:lang w:val="ru-RU"/>
         </w:rPr>
+        <w:spacing w:before="120" w:after="0" w:line="276" w:lineRule="auto"/>
       </w:pPr>
       <w:r/>
       <w:r>
@@ -5997,19 +5997,19 @@
           <w:tab w:val="clear" w:pos="720"/>
           <w:tab w:val="num" w:pos="142"/>
         </w:tabs>
-        <w:spacing w:line="264" w:lineRule="auto"/>
         <w:ind w:left="1134" w:hanging="425"/>
         <w:jc w:val="both"/>
         <w:rPr>
           <w:lang w:val="ru-RU"/>
         </w:rPr>
-      </w:pPr>
-      <w:r/>
-      <w:r>
-        <w:rPr>
-          <w:b w:val="0"/>
-        </w:rPr>
-        <w:t>fondement - contrat du 21/01/2021 n° 1323/658-Е20-232-CN150(FTC) ; valeur totale - environ 444 807 dollars US ;</w:t>
+        <w:spacing w:before="120" w:after="0" w:line="276" w:lineRule="auto"/>
+      </w:pPr>
+      <w:r/>
+      <w:r>
+        <w:rPr>
+          <w:b w:val="0"/>
+        </w:rPr>
+        <w:t>fondement - contrat du 21 janvier 2021 n° 1323/658-Е20-232-CN150(FTC) ; valeur totale - environ 444 807 dollars US ;</w:t>
       </w:r>
     </w:p>
     <w:p>
@@ -6022,12 +6022,12 @@
           <w:tab w:val="clear" w:pos="720"/>
           <w:tab w:val="num" w:pos="142"/>
         </w:tabs>
-        <w:spacing w:line="264" w:lineRule="auto"/>
         <w:ind w:left="1134" w:hanging="425"/>
         <w:jc w:val="both"/>
         <w:rPr>
           <w:lang w:val="ru-RU"/>
         </w:rPr>
+        <w:spacing w:before="120" w:after="0" w:line="276" w:lineRule="auto"/>
       </w:pPr>
       <w:r/>
       <w:r>
@@ -6044,7 +6044,6 @@
           <w:ilvl w:val="2"/>
           <w:numId w:val="56"/>
         </w:numPr>
-        <w:spacing w:line="264" w:lineRule="auto"/>
         <w:ind w:left="567" w:hanging="567"/>
         <w:contextualSpacing w:val="0"/>
         <w:jc w:val="both"/>
@@ -6053,6 +6052,7 @@
           <w:bCs/>
           <w:lang w:val="ru-RU"/>
         </w:rPr>
+        <w:spacing w:before="120" w:after="0" w:line="276" w:lineRule="auto"/>
       </w:pPr>
       <w:r/>
       <w:r>
@@ -6072,12 +6072,12 @@
           <w:tab w:val="clear" w:pos="720"/>
           <w:tab w:val="num" w:pos="142"/>
         </w:tabs>
-        <w:spacing w:line="264" w:lineRule="auto"/>
         <w:ind w:left="1134" w:hanging="425"/>
         <w:jc w:val="both"/>
         <w:rPr>
           <w:lang w:val="ru-RU"/>
         </w:rPr>
+        <w:spacing w:before="120" w:after="0" w:line="276" w:lineRule="auto"/>
       </w:pPr>
       <w:r/>
       <w:r>
@@ -6097,12 +6097,12 @@
           <w:tab w:val="clear" w:pos="720"/>
           <w:tab w:val="num" w:pos="142"/>
         </w:tabs>
-        <w:spacing w:line="264" w:lineRule="auto"/>
         <w:ind w:left="1134" w:hanging="425"/>
         <w:jc w:val="both"/>
         <w:rPr>
           <w:lang w:val="ru-RU"/>
         </w:rPr>
+        <w:spacing w:before="120" w:after="0" w:line="276" w:lineRule="auto"/>
       </w:pPr>
       <w:r/>
       <w:r>
@@ -6122,12 +6122,12 @@
           <w:tab w:val="clear" w:pos="720"/>
           <w:tab w:val="num" w:pos="142"/>
         </w:tabs>
-        <w:spacing w:line="264" w:lineRule="auto"/>
         <w:ind w:left="1134" w:hanging="425"/>
         <w:jc w:val="both"/>
         <w:rPr>
           <w:lang w:val="ru-RU"/>
         </w:rPr>
+        <w:spacing w:before="120" w:after="0" w:line="276" w:lineRule="auto"/>
       </w:pPr>
       <w:r/>
       <w:r>
@@ -6147,12 +6147,12 @@
           <w:tab w:val="clear" w:pos="720"/>
           <w:tab w:val="num" w:pos="142"/>
         </w:tabs>
-        <w:spacing w:line="264" w:lineRule="auto"/>
         <w:ind w:left="1134" w:hanging="425"/>
         <w:jc w:val="both"/>
         <w:rPr>
           <w:lang w:val="ru-RU"/>
         </w:rPr>
+        <w:spacing w:before="120" w:after="0" w:line="276" w:lineRule="auto"/>
       </w:pPr>
       <w:r/>
       <w:r>
@@ -6172,12 +6172,12 @@
           <w:tab w:val="clear" w:pos="720"/>
           <w:tab w:val="num" w:pos="142"/>
         </w:tabs>
-        <w:spacing w:line="264" w:lineRule="auto"/>
         <w:ind w:left="1134" w:hanging="425"/>
         <w:jc w:val="both"/>
         <w:rPr>
           <w:lang w:val="ru-RU"/>
         </w:rPr>
+        <w:spacing w:before="120" w:after="0" w:line="276" w:lineRule="auto"/>
       </w:pPr>
       <w:r/>
       <w:r>
@@ -6189,13 +6189,13 @@
     </w:p>
     <w:p>
       <w:pPr>
-        <w:spacing w:line="264" w:lineRule="auto"/>
         <w:jc w:val="left"/>
         <w:rPr>
           <w:b/>
           <w:bCs/>
           <w:lang w:val="ru-RU"/>
         </w:rPr>
+        <w:spacing w:before="120" w:after="0" w:line="276" w:lineRule="auto"/>
       </w:pPr>
       <w:r/>
       <w:r>
@@ -6212,13 +6212,13 @@
           <w:ilvl w:val="0"/>
           <w:numId w:val="69"/>
         </w:numPr>
-        <w:spacing w:line="264" w:lineRule="auto"/>
         <w:ind w:left="567" w:hanging="425"/>
         <w:contextualSpacing w:val="0"/>
         <w:jc w:val="both"/>
         <w:rPr>
           <w:lang w:val="ru-RU"/>
         </w:rPr>
+        <w:spacing w:before="120" w:after="0" w:line="276" w:lineRule="auto"/>
       </w:pPr>
       <w:r/>
       <w:r>
@@ -6235,13 +6235,13 @@
           <w:ilvl w:val="0"/>
           <w:numId w:val="69"/>
         </w:numPr>
-        <w:spacing w:line="264" w:lineRule="auto"/>
         <w:ind w:left="567" w:hanging="425"/>
         <w:contextualSpacing w:val="0"/>
         <w:jc w:val="both"/>
         <w:rPr>
           <w:lang w:val="ru-RU"/>
         </w:rPr>
+        <w:spacing w:before="120" w:after="0" w:line="276" w:lineRule="auto"/>
       </w:pPr>
       <w:r/>
       <w:r>
@@ -6258,13 +6258,13 @@
           <w:ilvl w:val="0"/>
           <w:numId w:val="69"/>
         </w:numPr>
-        <w:spacing w:line="264" w:lineRule="auto"/>
         <w:ind w:left="567" w:hanging="425"/>
         <w:contextualSpacing w:val="0"/>
         <w:jc w:val="both"/>
         <w:rPr>
           <w:lang w:val="ru-RU"/>
         </w:rPr>
+        <w:spacing w:before="120" w:after="0" w:line="276" w:lineRule="auto"/>
       </w:pPr>
       <w:r/>
       <w:r>
@@ -6281,13 +6281,13 @@
           <w:ilvl w:val="0"/>
           <w:numId w:val="69"/>
         </w:numPr>
-        <w:spacing w:line="264" w:lineRule="auto"/>
         <w:ind w:left="567" w:hanging="425"/>
         <w:contextualSpacing w:val="0"/>
         <w:jc w:val="both"/>
         <w:rPr>
           <w:lang w:val="ru-RU"/>
         </w:rPr>
+        <w:spacing w:before="120" w:after="0" w:line="276" w:lineRule="auto"/>
       </w:pPr>
       <w:r/>
       <w:r>
@@ -6304,7 +6304,6 @@
           <w:ilvl w:val="0"/>
           <w:numId w:val="44"/>
         </w:numPr>
-        <w:spacing w:line="264" w:lineRule="auto"/>
         <w:ind w:left="0" w:hanging="567"/>
         <w:contextualSpacing w:val="0"/>
         <w:jc w:val="both"/>
@@ -6312,6 +6311,7 @@
           <w:u w:val="single"/>
           <w:lang w:val="ru-RU"/>
         </w:rPr>
+        <w:spacing w:before="120" w:after="0" w:line="276" w:lineRule="auto"/>
       </w:pPr>
       <w:r/>
       <w:r>
@@ -6328,7 +6328,6 @@
           <w:ilvl w:val="2"/>
           <w:numId w:val="57"/>
         </w:numPr>
-        <w:spacing w:line="264" w:lineRule="auto"/>
         <w:ind w:left="0" w:hanging="567"/>
         <w:contextualSpacing w:val="0"/>
         <w:jc w:val="both"/>
@@ -6338,6 +6337,7 @@
           <w:u w:val="single"/>
           <w:lang w:val="ru-RU"/>
         </w:rPr>
+        <w:spacing w:before="120" w:after="0" w:line="276" w:lineRule="auto"/>
       </w:pPr>
       <w:r/>
       <w:r>
@@ -6356,12 +6356,12 @@
         <w:tabs>
           <w:tab w:val="clear" w:pos="720"/>
         </w:tabs>
-        <w:spacing w:line="264" w:lineRule="auto"/>
         <w:ind w:left="567" w:hanging="567"/>
         <w:jc w:val="both"/>
         <w:rPr>
           <w:lang w:val="ru-RU"/>
         </w:rPr>
+        <w:spacing w:before="120" w:after="0" w:line="276" w:lineRule="auto"/>
       </w:pPr>
       <w:r/>
       <w:r>
@@ -6380,12 +6380,12 @@
         <w:tabs>
           <w:tab w:val="clear" w:pos="720"/>
         </w:tabs>
-        <w:spacing w:line="264" w:lineRule="auto"/>
         <w:ind w:left="567" w:hanging="567"/>
         <w:jc w:val="both"/>
         <w:rPr>
           <w:lang w:val="ru-RU"/>
         </w:rPr>
+        <w:spacing w:before="120" w:after="0" w:line="276" w:lineRule="auto"/>
       </w:pPr>
       <w:r/>
       <w:r>
@@ -6397,7 +6397,6 @@
     </w:p>
     <w:p>
       <w:pPr>
-        <w:spacing w:line="264" w:lineRule="auto"/>
         <w:ind w:left="567"/>
         <w:jc w:val="both"/>
         <w:rPr>
@@ -6405,6 +6404,7 @@
           <w:bCs/>
           <w:lang w:val="ru-RU"/>
         </w:rPr>
+        <w:spacing w:before="120" w:after="0" w:line="276" w:lineRule="auto"/>
       </w:pPr>
       <w:r/>
       <w:r>
@@ -6429,29 +6429,29 @@
         <w:tabs>
           <w:tab w:val="clear" w:pos="720"/>
         </w:tabs>
-        <w:spacing w:line="264" w:lineRule="auto"/>
         <w:ind w:left="567" w:hanging="567"/>
         <w:jc w:val="both"/>
         <w:rPr>
           <w:lang w:val="ru-RU"/>
         </w:rPr>
-      </w:pPr>
-      <w:r/>
-      <w:r>
-        <w:rPr>
-          <w:b w:val="0"/>
-        </w:rPr>
-        <w:t>Documents du demandeur - demande de la SA « Motor Sich », contrat n° 1323/658-Е20-232-CN156(FTD) du 21/01/2021, annexes au contrat.</w:t>
-      </w:r>
-    </w:p>
-    <w:p>
-      <w:pPr>
-        <w:spacing w:line="264" w:lineRule="auto"/>
+        <w:spacing w:before="120" w:after="0" w:line="276" w:lineRule="auto"/>
+      </w:pPr>
+      <w:r/>
+      <w:r>
+        <w:rPr>
+          <w:b w:val="0"/>
+        </w:rPr>
+        <w:t>Documents du demandeur - demande de la SA « Motor Sich », contrat n° 1323/658-Е20-232-CN156(FTD) du 21 janvier 2021, annexes au contrat.</w:t>
+      </w:r>
+    </w:p>
+    <w:p>
+      <w:pPr>
         <w:ind w:left="567"/>
         <w:jc w:val="both"/>
         <w:rPr>
           <w:lang w:val="ru-RU"/>
         </w:rPr>
+        <w:spacing w:before="120" w:after="0" w:line="276" w:lineRule="auto"/>
       </w:pPr>
       <w:r/>
       <w:r>
@@ -6476,12 +6476,12 @@
         <w:tabs>
           <w:tab w:val="clear" w:pos="720"/>
         </w:tabs>
-        <w:spacing w:line="264" w:lineRule="auto"/>
         <w:ind w:left="567" w:hanging="567"/>
         <w:jc w:val="both"/>
         <w:rPr>
           <w:lang w:val="ru-RU"/>
         </w:rPr>
+        <w:spacing w:before="120" w:after="0" w:line="276" w:lineRule="auto"/>
       </w:pPr>
       <w:r/>
       <w:r>
@@ -6493,7 +6493,6 @@
     </w:p>
     <w:p>
       <w:pPr>
-        <w:spacing w:line="264" w:lineRule="auto"/>
         <w:ind w:left="567"/>
         <w:jc w:val="both"/>
         <w:rPr>
@@ -6501,6 +6500,7 @@
           <w:bCs/>
           <w:lang w:val="ru-RU"/>
         </w:rPr>
+        <w:spacing w:before="120" w:after="0" w:line="276" w:lineRule="auto"/>
       </w:pPr>
       <w:r/>
       <w:r>
@@ -6525,12 +6525,12 @@
         <w:tabs>
           <w:tab w:val="clear" w:pos="720"/>
         </w:tabs>
-        <w:spacing w:line="264" w:lineRule="auto"/>
         <w:ind w:left="567" w:hanging="567"/>
         <w:jc w:val="both"/>
         <w:rPr>
           <w:lang w:val="ru-RU"/>
         </w:rPr>
+        <w:spacing w:before="120" w:after="0" w:line="276" w:lineRule="auto"/>
       </w:pPr>
       <w:r/>
       <w:r>
@@ -6542,12 +6542,12 @@
     </w:p>
     <w:p>
       <w:pPr>
-        <w:spacing w:line="264" w:lineRule="auto"/>
         <w:ind w:left="567"/>
         <w:jc w:val="both"/>
         <w:rPr>
           <w:lang w:val="ru-KZ"/>
         </w:rPr>
+        <w:spacing w:before="120" w:after="0" w:line="276" w:lineRule="auto"/>
       </w:pPr>
       <w:r/>
       <w:r>
@@ -6572,12 +6572,12 @@
         <w:tabs>
           <w:tab w:val="clear" w:pos="720"/>
         </w:tabs>
-        <w:spacing w:line="264" w:lineRule="auto"/>
         <w:ind w:left="567" w:hanging="567"/>
         <w:jc w:val="both"/>
         <w:rPr>
           <w:lang w:val="ru-RU"/>
         </w:rPr>
+        <w:spacing w:before="120" w:after="0" w:line="276" w:lineRule="auto"/>
       </w:pPr>
       <w:r/>
       <w:r>
@@ -6596,12 +6596,12 @@
         <w:tabs>
           <w:tab w:val="clear" w:pos="720"/>
         </w:tabs>
-        <w:spacing w:line="264" w:lineRule="auto"/>
         <w:ind w:left="567" w:hanging="567"/>
         <w:jc w:val="both"/>
         <w:rPr>
           <w:lang w:val="ru-RU"/>
         </w:rPr>
+        <w:spacing w:before="120" w:after="0" w:line="276" w:lineRule="auto"/>
       </w:pPr>
       <w:r/>
       <w:r>
@@ -6613,12 +6613,12 @@
     </w:p>
     <w:p>
       <w:pPr>
-        <w:spacing w:line="264" w:lineRule="auto"/>
         <w:ind w:left="567"/>
         <w:jc w:val="both"/>
         <w:rPr>
           <w:lang w:val="ru-KZ"/>
         </w:rPr>
+        <w:spacing w:before="120" w:after="0" w:line="276" w:lineRule="auto"/>
       </w:pPr>
       <w:r/>
       <w:r>
@@ -6641,7 +6641,6 @@
           <w:ilvl w:val="2"/>
           <w:numId w:val="57"/>
         </w:numPr>
-        <w:spacing w:before="120" w:beforeAutospacing="0" w:after="0" w:afterAutospacing="0" w:line="264" w:lineRule="auto"/>
         <w:ind w:left="0" w:hanging="567"/>
         <w:jc w:val="both"/>
         <w:rPr>
@@ -6652,6 +6651,7 @@
           <w:szCs w:val="22"/>
           <w:lang w:val="ru-RU"/>
         </w:rPr>
+        <w:spacing w:before="120" w:after="0" w:line="276" w:lineRule="auto"/>
       </w:pPr>
       <w:r/>
       <w:r>
@@ -6671,12 +6671,12 @@
           <w:tab w:val="clear" w:pos="720"/>
           <w:tab w:val="num" w:pos="0"/>
         </w:tabs>
-        <w:spacing w:line="264" w:lineRule="auto"/>
         <w:ind w:left="567" w:hanging="567"/>
         <w:jc w:val="both"/>
         <w:rPr>
           <w:lang w:val="ru-RU"/>
         </w:rPr>
+        <w:spacing w:before="120" w:after="0" w:line="276" w:lineRule="auto"/>
       </w:pPr>
       <w:r/>
       <w:r>
@@ -6696,12 +6696,12 @@
           <w:tab w:val="clear" w:pos="720"/>
           <w:tab w:val="num" w:pos="0"/>
         </w:tabs>
-        <w:spacing w:line="264" w:lineRule="auto"/>
         <w:ind w:left="567" w:hanging="567"/>
         <w:jc w:val="both"/>
         <w:rPr>
           <w:lang w:val="ru-RU"/>
         </w:rPr>
+        <w:spacing w:before="120" w:after="0" w:line="276" w:lineRule="auto"/>
       </w:pPr>
       <w:r/>
       <w:r>
@@ -6713,7 +6713,6 @@
     </w:p>
     <w:p>
       <w:pPr>
-        <w:spacing w:line="264" w:lineRule="auto"/>
         <w:ind w:left="567"/>
         <w:jc w:val="both"/>
         <w:rPr>
@@ -6721,6 +6720,7 @@
           <w:bCs/>
           <w:lang w:val="ru-KZ"/>
         </w:rPr>
+        <w:spacing w:before="120" w:after="0" w:line="276" w:lineRule="auto"/>
       </w:pPr>
       <w:r/>
       <w:r>
@@ -6746,29 +6746,29 @@
           <w:tab w:val="clear" w:pos="720"/>
           <w:tab w:val="num" w:pos="0"/>
         </w:tabs>
-        <w:spacing w:line="264" w:lineRule="auto"/>
         <w:ind w:left="567" w:hanging="567"/>
         <w:jc w:val="both"/>
         <w:rPr>
           <w:lang w:val="ru-RU"/>
         </w:rPr>
-      </w:pPr>
-      <w:r/>
-      <w:r>
-        <w:rPr>
-          <w:b w:val="0"/>
-        </w:rPr>
-        <w:t>Documents du demandeur - lettre de la SA « Motor Sich » du 25/02/2021, demandes n° 30 et n° 30-1 du 19/02/2021, annexes aux demandes.</w:t>
-      </w:r>
-    </w:p>
-    <w:p>
-      <w:pPr>
-        <w:spacing w:line="264" w:lineRule="auto"/>
+        <w:spacing w:before="120" w:after="0" w:line="276" w:lineRule="auto"/>
+      </w:pPr>
+      <w:r/>
+      <w:r>
+        <w:rPr>
+          <w:b w:val="0"/>
+        </w:rPr>
+        <w:t>Documents du demandeur - lettre de la SA « Motor Sich » du 25 février 2021, demandes n° 30 et n° 30-1 du 19 février 2021, annexes aux demandes.</w:t>
+      </w:r>
+    </w:p>
+    <w:p>
+      <w:pPr>
         <w:ind w:left="567"/>
         <w:jc w:val="both"/>
         <w:rPr>
           <w:lang w:val="ru-RU"/>
         </w:rPr>
+        <w:spacing w:before="120" w:after="0" w:line="276" w:lineRule="auto"/>
       </w:pPr>
       <w:r/>
       <w:r>
@@ -6794,12 +6794,12 @@
           <w:tab w:val="clear" w:pos="720"/>
           <w:tab w:val="num" w:pos="0"/>
         </w:tabs>
-        <w:spacing w:line="264" w:lineRule="auto"/>
         <w:ind w:left="567" w:hanging="567"/>
         <w:jc w:val="both"/>
         <w:rPr>
           <w:lang w:val="ru-RU"/>
         </w:rPr>
+        <w:spacing w:before="120" w:after="0" w:line="276" w:lineRule="auto"/>
       </w:pPr>
       <w:r/>
       <w:r>
@@ -6811,12 +6811,12 @@
     </w:p>
     <w:p>
       <w:pPr>
-        <w:spacing w:line="264" w:lineRule="auto"/>
         <w:ind w:left="567"/>
         <w:jc w:val="both"/>
         <w:rPr>
           <w:lang w:val="uk-UA"/>
         </w:rPr>
+        <w:spacing w:before="120" w:after="0" w:line="276" w:lineRule="auto"/>
       </w:pPr>
       <w:r/>
       <w:r>
@@ -6842,12 +6842,12 @@
           <w:tab w:val="clear" w:pos="720"/>
           <w:tab w:val="num" w:pos="0"/>
         </w:tabs>
-        <w:spacing w:line="264" w:lineRule="auto"/>
         <w:ind w:left="567" w:hanging="567"/>
         <w:jc w:val="both"/>
         <w:rPr>
           <w:lang w:val="ru-RU"/>
         </w:rPr>
+        <w:spacing w:before="120" w:after="0" w:line="276" w:lineRule="auto"/>
       </w:pPr>
       <w:r/>
       <w:r>
@@ -6859,12 +6859,12 @@
     </w:p>
     <w:p>
       <w:pPr>
-        <w:spacing w:line="264" w:lineRule="auto"/>
         <w:ind w:left="567"/>
         <w:jc w:val="both"/>
         <w:rPr>
           <w:lang w:val="ru-RU"/>
         </w:rPr>
+        <w:spacing w:before="120" w:after="0" w:line="276" w:lineRule="auto"/>
       </w:pPr>
       <w:r/>
       <w:r>
@@ -6890,12 +6890,12 @@
           <w:tab w:val="clear" w:pos="720"/>
           <w:tab w:val="num" w:pos="0"/>
         </w:tabs>
-        <w:spacing w:line="264" w:lineRule="auto"/>
         <w:ind w:left="567" w:hanging="567"/>
         <w:jc w:val="both"/>
         <w:rPr>
           <w:lang w:val="ru-RU"/>
         </w:rPr>
+        <w:spacing w:before="120" w:after="0" w:line="276" w:lineRule="auto"/>
       </w:pPr>
       <w:r/>
       <w:r>
@@ -6907,12 +6907,12 @@
     </w:p>
     <w:p>
       <w:pPr>
-        <w:spacing w:line="264" w:lineRule="auto"/>
         <w:ind w:left="567"/>
         <w:jc w:val="both"/>
         <w:rPr>
           <w:lang w:val="uk-UA"/>
         </w:rPr>
+        <w:spacing w:before="120" w:after="0" w:line="276" w:lineRule="auto"/>
       </w:pPr>
       <w:r/>
       <w:r>
@@ -6935,7 +6935,6 @@
           <w:ilvl w:val="2"/>
           <w:numId w:val="57"/>
         </w:numPr>
-        <w:spacing w:before="120" w:beforeAutospacing="0" w:after="0" w:afterAutospacing="0" w:line="264" w:lineRule="auto"/>
         <w:ind w:left="0" w:hanging="567"/>
         <w:jc w:val="both"/>
         <w:rPr>
@@ -6947,6 +6946,7 @@
           <w:u w:val="single"/>
           <w:lang w:val="ru-RU"/>
         </w:rPr>
+        <w:spacing w:before="120" w:after="0" w:line="276" w:lineRule="auto"/>
       </w:pPr>
       <w:r/>
       <w:r>
@@ -6966,12 +6966,12 @@
           <w:tab w:val="clear" w:pos="720"/>
           <w:tab w:val="num" w:pos="0"/>
         </w:tabs>
-        <w:spacing w:line="264" w:lineRule="auto"/>
         <w:ind w:left="567" w:hanging="567"/>
         <w:jc w:val="both"/>
         <w:rPr>
           <w:lang w:val="ru-RU"/>
         </w:rPr>
+        <w:spacing w:before="120" w:after="0" w:line="276" w:lineRule="auto"/>
       </w:pPr>
       <w:r/>
       <w:r>
@@ -6991,12 +6991,12 @@
           <w:tab w:val="clear" w:pos="720"/>
           <w:tab w:val="num" w:pos="0"/>
         </w:tabs>
-        <w:spacing w:line="264" w:lineRule="auto"/>
         <w:ind w:left="567" w:hanging="567"/>
         <w:jc w:val="both"/>
         <w:rPr>
           <w:lang w:val="ru-RU"/>
         </w:rPr>
+        <w:spacing w:before="120" w:after="0" w:line="276" w:lineRule="auto"/>
       </w:pPr>
       <w:r/>
       <w:r>
@@ -7008,12 +7008,12 @@
     </w:p>
     <w:p>
       <w:pPr>
-        <w:spacing w:line="264" w:lineRule="auto"/>
         <w:ind w:left="567"/>
         <w:jc w:val="both"/>
         <w:rPr>
           <w:lang w:val="uk-UA"/>
         </w:rPr>
+        <w:spacing w:before="120" w:after="0" w:line="276" w:lineRule="auto"/>
       </w:pPr>
       <w:r/>
       <w:r>
@@ -7039,29 +7039,29 @@
           <w:tab w:val="clear" w:pos="720"/>
           <w:tab w:val="num" w:pos="0"/>
         </w:tabs>
-        <w:spacing w:line="264" w:lineRule="auto"/>
         <w:ind w:left="567" w:hanging="567"/>
         <w:jc w:val="both"/>
         <w:rPr>
           <w:lang w:val="ru-RU"/>
         </w:rPr>
-      </w:pPr>
-      <w:r/>
-      <w:r>
-        <w:rPr>
-          <w:b w:val="0"/>
-        </w:rPr>
-        <w:t>Documents du demandeur - lettre de la SA « Motor Sich », demande n° 45 du 16/03/2021, contrat n° 1323/658-Е21-047-HK344(FTD) du 25/02/2021, annexe n° 1 au contrat, note sur le contrat économique extérieur.</w:t>
-      </w:r>
-    </w:p>
-    <w:p>
-      <w:pPr>
-        <w:spacing w:line="264" w:lineRule="auto"/>
+        <w:spacing w:before="120" w:after="0" w:line="276" w:lineRule="auto"/>
+      </w:pPr>
+      <w:r/>
+      <w:r>
+        <w:rPr>
+          <w:b w:val="0"/>
+        </w:rPr>
+        <w:t>Documents du demandeur - lettre de la SA « Motor Sich », demande n° 45 du 16 mars 2021, contrat n° 1323/658-Е21-047-HK344(FTD) du 25 février 2021, annexe n° 1 au contrat, note sur le contrat économique extérieur.</w:t>
+      </w:r>
+    </w:p>
+    <w:p>
+      <w:pPr>
         <w:ind w:left="567"/>
         <w:jc w:val="both"/>
         <w:rPr>
           <w:lang w:val="uk-UA"/>
         </w:rPr>
+        <w:spacing w:before="120" w:after="0" w:line="276" w:lineRule="auto"/>
       </w:pPr>
       <w:r/>
       <w:r>
@@ -7087,12 +7087,12 @@
           <w:tab w:val="clear" w:pos="720"/>
           <w:tab w:val="num" w:pos="0"/>
         </w:tabs>
-        <w:spacing w:line="264" w:lineRule="auto"/>
         <w:ind w:left="567" w:hanging="567"/>
         <w:jc w:val="both"/>
         <w:rPr>
           <w:lang w:val="ru-RU"/>
         </w:rPr>
+        <w:spacing w:before="120" w:after="0" w:line="276" w:lineRule="auto"/>
       </w:pPr>
       <w:r/>
       <w:r>
@@ -7104,7 +7104,6 @@
     </w:p>
     <w:p>
       <w:pPr>
-        <w:spacing w:line="264" w:lineRule="auto"/>
         <w:ind w:left="567"/>
         <w:jc w:val="both"/>
         <w:rPr>
@@ -7112,6 +7111,7 @@
           <w:bCs/>
           <w:lang w:val="uk-UA"/>
         </w:rPr>
+        <w:spacing w:before="120" w:after="0" w:line="276" w:lineRule="auto"/>
       </w:pPr>
       <w:r/>
       <w:r>
@@ -7137,29 +7137,29 @@
           <w:tab w:val="clear" w:pos="720"/>
           <w:tab w:val="num" w:pos="0"/>
         </w:tabs>
-        <w:spacing w:line="264" w:lineRule="auto"/>
         <w:ind w:left="567" w:hanging="567"/>
         <w:jc w:val="both"/>
         <w:rPr>
           <w:lang w:val="ru-RU"/>
         </w:rPr>
-      </w:pPr>
-      <w:r/>
-      <w:r>
-        <w:rPr>
-          <w:b w:val="0"/>
-        </w:rPr>
-        <w:t>Documents de la partie étrangère - certificat de consommateur final de MIR TRADING Ltd. n° 0301/007 du 01/03/2021, lettre de confirmation de la validité du certificat, justification du besoin en moteurs, invitation pour la réalisation du contrôle de la livraison.</w:t>
-      </w:r>
-    </w:p>
-    <w:p>
-      <w:pPr>
-        <w:spacing w:line="264" w:lineRule="auto"/>
+        <w:spacing w:before="120" w:after="0" w:line="276" w:lineRule="auto"/>
+      </w:pPr>
+      <w:r/>
+      <w:r>
+        <w:rPr>
+          <w:b w:val="0"/>
+        </w:rPr>
+        <w:t>Documents de la partie étrangère - certificat de consommateur final de MIR TRADING Ltd. n° 0301/007 du 1er mars 2021, lettre de confirmation de la validité du certificat, justification du besoin en moteurs, invitation pour la réalisation du contrôle de la livraison.</w:t>
+      </w:r>
+    </w:p>
+    <w:p>
+      <w:pPr>
         <w:ind w:left="567"/>
         <w:jc w:val="both"/>
         <w:rPr>
           <w:lang w:val="uk-UA"/>
         </w:rPr>
+        <w:spacing w:before="120" w:after="0" w:line="276" w:lineRule="auto"/>
       </w:pPr>
       <w:r/>
       <w:r>
@@ -7185,12 +7185,12 @@
           <w:tab w:val="clear" w:pos="720"/>
           <w:tab w:val="num" w:pos="0"/>
         </w:tabs>
-        <w:spacing w:line="264" w:lineRule="auto"/>
         <w:ind w:left="567" w:hanging="567"/>
         <w:jc w:val="both"/>
         <w:rPr>
           <w:lang w:val="ru-RU"/>
         </w:rPr>
+        <w:spacing w:before="120" w:after="0" w:line="276" w:lineRule="auto"/>
       </w:pPr>
       <w:r/>
       <w:r>
@@ -7202,12 +7202,12 @@
     </w:p>
     <w:p>
       <w:pPr>
-        <w:spacing w:line="264" w:lineRule="auto"/>
         <w:ind w:left="567"/>
         <w:jc w:val="both"/>
         <w:rPr>
           <w:lang w:val="ru-RU"/>
         </w:rPr>
+        <w:spacing w:before="120" w:after="0" w:line="276" w:lineRule="auto"/>
       </w:pPr>
       <w:r/>
       <w:r>
@@ -7233,12 +7233,12 @@
           <w:tab w:val="clear" w:pos="720"/>
           <w:tab w:val="num" w:pos="0"/>
         </w:tabs>
-        <w:spacing w:line="264" w:lineRule="auto"/>
         <w:ind w:left="567" w:hanging="567"/>
         <w:jc w:val="both"/>
         <w:rPr>
           <w:lang w:val="ru-RU"/>
         </w:rPr>
+        <w:spacing w:before="120" w:after="0" w:line="276" w:lineRule="auto"/>
       </w:pPr>
       <w:r/>
       <w:r>
@@ -7250,7 +7250,6 @@
     </w:p>
     <w:p>
       <w:pPr>
-        <w:spacing w:line="264" w:lineRule="auto"/>
         <w:ind w:left="567"/>
         <w:jc w:val="both"/>
         <w:rPr>
@@ -7258,6 +7257,7 @@
           <w:bCs/>
           <w:lang w:val="uk-UA"/>
         </w:rPr>
+        <w:spacing w:before="120" w:after="0" w:line="276" w:lineRule="auto"/>
       </w:pPr>
       <w:r/>
       <w:r>
@@ -7283,12 +7283,12 @@
           <w:tab w:val="clear" w:pos="720"/>
           <w:tab w:val="num" w:pos="0"/>
         </w:tabs>
-        <w:spacing w:line="264" w:lineRule="auto"/>
         <w:ind w:left="567" w:hanging="567"/>
         <w:jc w:val="both"/>
         <w:rPr>
           <w:lang w:val="ru-RU"/>
         </w:rPr>
+        <w:spacing w:before="120" w:after="0" w:line="276" w:lineRule="auto"/>
       </w:pPr>
       <w:r/>
       <w:r>
@@ -7300,12 +7300,12 @@
     </w:p>
     <w:p>
       <w:pPr>
-        <w:spacing w:line="264" w:lineRule="auto"/>
         <w:ind w:left="567"/>
         <w:jc w:val="both"/>
         <w:rPr>
           <w:lang w:val="ru-RU"/>
         </w:rPr>
+        <w:spacing w:before="120" w:after="0" w:line="276" w:lineRule="auto"/>
       </w:pPr>
       <w:r/>
       <w:r>
@@ -7328,7 +7328,6 @@
           <w:ilvl w:val="0"/>
           <w:numId w:val="44"/>
         </w:numPr>
-        <w:spacing w:line="264" w:lineRule="auto"/>
         <w:ind w:left="0" w:hanging="567"/>
         <w:contextualSpacing w:val="0"/>
         <w:jc w:val="both"/>
@@ -7336,6 +7335,7 @@
           <w:u w:val="single"/>
           <w:lang w:val="ru-RU"/>
         </w:rPr>
+        <w:spacing w:before="120" w:after="0" w:line="276" w:lineRule="auto"/>
       </w:pPr>
       <w:r/>
       <w:r>
@@ -7352,20 +7352,20 @@
           <w:ilvl w:val="0"/>
           <w:numId w:val="63"/>
         </w:numPr>
-        <w:spacing w:line="264" w:lineRule="auto"/>
         <w:ind w:left="567" w:hanging="567"/>
         <w:contextualSpacing w:val="0"/>
         <w:jc w:val="both"/>
         <w:rPr>
           <w:lang w:val="ru-RU"/>
         </w:rPr>
-      </w:pPr>
-      <w:r/>
-      <w:r>
-        <w:rPr>
-          <w:b w:val="0"/>
-        </w:rPr>
-        <w:t>Réponse de State-Owned Jinjiang Machinery Factory du 18/03/2021 à la DA (demande d'avocat) (Annexe 14). Ont communiqué :</w:t>
+        <w:spacing w:before="120" w:after="0" w:line="276" w:lineRule="auto"/>
+      </w:pPr>
+      <w:r/>
+      <w:r>
+        <w:rPr>
+          <w:b w:val="0"/>
+        </w:rPr>
+        <w:t>Réponse de State-Owned Jinjiang Machinery Factory du 18 mars 2021 à la DA (demande d'avocat) (Annexe 14). Ont communiqué :</w:t>
       </w:r>
     </w:p>
     <w:p>
@@ -7375,20 +7375,20 @@
           <w:ilvl w:val="0"/>
           <w:numId w:val="64"/>
         </w:numPr>
-        <w:spacing w:line="264" w:lineRule="auto"/>
         <w:ind w:left="1077" w:hanging="357"/>
         <w:contextualSpacing w:val="0"/>
         <w:jc w:val="both"/>
         <w:rPr>
           <w:lang w:val="ru-RU"/>
         </w:rPr>
-      </w:pPr>
-      <w:r/>
-      <w:r>
-        <w:rPr>
-          <w:b w:val="0"/>
-        </w:rPr>
-        <w:t>confirmation de la réalité de la livraison n° 202101-11-4287 du 26/01/2021 ;</w:t>
+        <w:spacing w:before="120" w:after="0" w:line="276" w:lineRule="auto"/>
+      </w:pPr>
+      <w:r/>
+      <w:r>
+        <w:rPr>
+          <w:b w:val="0"/>
+        </w:rPr>
+        <w:t>confirmation de la réalité de la livraison n° 202101-11-4287 du 26 janvier 2021 ;</w:t>
       </w:r>
     </w:p>
     <w:p>
@@ -7398,13 +7398,13 @@
           <w:ilvl w:val="0"/>
           <w:numId w:val="64"/>
         </w:numPr>
-        <w:spacing w:line="264" w:lineRule="auto"/>
         <w:ind w:left="1077" w:hanging="357"/>
         <w:contextualSpacing w:val="0"/>
         <w:jc w:val="both"/>
         <w:rPr>
           <w:lang w:val="ru-RU"/>
         </w:rPr>
+        <w:spacing w:before="120" w:after="0" w:line="276" w:lineRule="auto"/>
       </w:pPr>
       <w:r/>
       <w:r>
@@ -7421,20 +7421,20 @@
           <w:ilvl w:val="0"/>
           <w:numId w:val="63"/>
         </w:numPr>
-        <w:spacing w:line="264" w:lineRule="auto"/>
         <w:ind w:left="567" w:hanging="567"/>
         <w:contextualSpacing w:val="0"/>
         <w:jc w:val="both"/>
         <w:rPr>
           <w:lang w:val="ru-RU"/>
         </w:rPr>
-      </w:pPr>
-      <w:r/>
-      <w:r>
-        <w:rPr>
-          <w:b w:val="0"/>
-        </w:rPr>
-        <w:t>Réponse de China Taly du 03/01/2025 à la DA (demande d'avocat) (Annexe 15). Ont communiqué :</w:t>
+        <w:spacing w:before="120" w:after="0" w:line="276" w:lineRule="auto"/>
+      </w:pPr>
+      <w:r/>
+      <w:r>
+        <w:rPr>
+          <w:b w:val="0"/>
+        </w:rPr>
+        <w:t>Réponse de China Taly du 3 janvier 2025 à la DA (demande d'avocat) (Annexe 15). Ont communiqué :</w:t>
       </w:r>
     </w:p>
     <w:p>
@@ -7444,13 +7444,13 @@
           <w:ilvl w:val="0"/>
           <w:numId w:val="64"/>
         </w:numPr>
-        <w:spacing w:line="264" w:lineRule="auto"/>
         <w:ind w:left="1134" w:hanging="425"/>
         <w:contextualSpacing w:val="0"/>
         <w:jc w:val="both"/>
         <w:rPr>
           <w:lang w:val="ru-RU"/>
         </w:rPr>
+        <w:spacing w:before="120" w:after="0" w:line="276" w:lineRule="auto"/>
       </w:pPr>
       <w:r/>
       <w:r>
@@ -7467,13 +7467,13 @@
           <w:ilvl w:val="0"/>
           <w:numId w:val="64"/>
         </w:numPr>
-        <w:spacing w:line="264" w:lineRule="auto"/>
         <w:ind w:left="1134" w:hanging="425"/>
         <w:contextualSpacing w:val="0"/>
         <w:jc w:val="both"/>
         <w:rPr>
           <w:lang w:val="ru-RU"/>
         </w:rPr>
+        <w:spacing w:before="120" w:after="0" w:line="276" w:lineRule="auto"/>
       </w:pPr>
       <w:r/>
       <w:r>
@@ -7490,13 +7490,13 @@
           <w:ilvl w:val="0"/>
           <w:numId w:val="64"/>
         </w:numPr>
-        <w:spacing w:line="264" w:lineRule="auto"/>
         <w:ind w:left="1134" w:hanging="425"/>
         <w:contextualSpacing w:val="0"/>
         <w:jc w:val="both"/>
         <w:rPr>
           <w:lang w:val="ru-RU"/>
         </w:rPr>
+        <w:spacing w:before="120" w:after="0" w:line="276" w:lineRule="auto"/>
       </w:pPr>
       <w:r/>
       <w:r>
@@ -7513,13 +7513,13 @@
           <w:ilvl w:val="0"/>
           <w:numId w:val="64"/>
         </w:numPr>
-        <w:spacing w:line="264" w:lineRule="auto"/>
         <w:ind w:left="1134" w:hanging="425"/>
         <w:contextualSpacing w:val="0"/>
         <w:jc w:val="both"/>
         <w:rPr>
           <w:lang w:val="ru-RU"/>
         </w:rPr>
+        <w:spacing w:before="120" w:after="0" w:line="276" w:lineRule="auto"/>
       </w:pPr>
       <w:r/>
       <w:r>
@@ -7536,13 +7536,13 @@
           <w:ilvl w:val="0"/>
           <w:numId w:val="64"/>
         </w:numPr>
-        <w:spacing w:line="264" w:lineRule="auto"/>
         <w:ind w:left="1134" w:hanging="425"/>
         <w:contextualSpacing w:val="0"/>
         <w:jc w:val="both"/>
         <w:rPr>
           <w:lang w:val="ru-RU"/>
         </w:rPr>
+        <w:spacing w:before="120" w:after="0" w:line="276" w:lineRule="auto"/>
       </w:pPr>
       <w:r/>
       <w:r>
@@ -7559,13 +7559,13 @@
           <w:ilvl w:val="0"/>
           <w:numId w:val="63"/>
         </w:numPr>
-        <w:spacing w:line="264" w:lineRule="auto"/>
         <w:ind w:left="567" w:hanging="567"/>
         <w:contextualSpacing w:val="0"/>
         <w:jc w:val="both"/>
         <w:rPr>
           <w:lang w:val="ru-RU"/>
         </w:rPr>
+        <w:spacing w:before="120" w:after="0" w:line="276" w:lineRule="auto"/>
       </w:pPr>
       <w:r/>
       <w:r>
@@ -7586,13 +7586,13 @@
           <w:tab w:val="clear" w:pos="720"/>
           <w:tab w:val="num" w:pos="426"/>
         </w:tabs>
-        <w:spacing w:line="264" w:lineRule="auto"/>
         <w:ind w:left="1134" w:hanging="425"/>
         <w:contextualSpacing w:val="0"/>
         <w:jc w:val="both"/>
         <w:rPr>
           <w:lang w:val="ru-RU"/>
         </w:rPr>
+        <w:spacing w:before="120" w:after="0" w:line="276" w:lineRule="auto"/>
       </w:pPr>
       <w:r/>
       <w:r>
@@ -7613,13 +7613,13 @@
           <w:tab w:val="clear" w:pos="720"/>
           <w:tab w:val="num" w:pos="426"/>
         </w:tabs>
-        <w:spacing w:line="264" w:lineRule="auto"/>
         <w:ind w:left="1134" w:hanging="425"/>
         <w:contextualSpacing w:val="0"/>
         <w:jc w:val="both"/>
         <w:rPr>
           <w:lang w:val="ru-RU"/>
         </w:rPr>
+        <w:spacing w:before="120" w:after="0" w:line="276" w:lineRule="auto"/>
       </w:pPr>
       <w:r/>
       <w:r>
@@ -7631,13 +7631,13 @@
     </w:p>
     <w:p>
       <w:pPr>
-        <w:spacing w:line="264" w:lineRule="auto"/>
         <w:jc w:val="left"/>
         <w:rPr>
           <w:b/>
           <w:bCs/>
           <w:lang w:val="ru-RU"/>
         </w:rPr>
+        <w:spacing w:before="120" w:after="0" w:line="276" w:lineRule="auto"/>
       </w:pPr>
       <w:r/>
       <w:r>
@@ -7654,13 +7654,13 @@
           <w:ilvl w:val="0"/>
           <w:numId w:val="70"/>
         </w:numPr>
-        <w:spacing w:line="264" w:lineRule="auto"/>
         <w:ind w:left="567" w:hanging="425"/>
         <w:contextualSpacing w:val="0"/>
         <w:jc w:val="both"/>
         <w:rPr>
           <w:lang w:val="ru-RU"/>
         </w:rPr>
+        <w:spacing w:before="120" w:after="0" w:line="276" w:lineRule="auto"/>
       </w:pPr>
       <w:r/>
       <w:r>
@@ -7677,13 +7677,13 @@
           <w:ilvl w:val="0"/>
           <w:numId w:val="70"/>
         </w:numPr>
-        <w:spacing w:line="264" w:lineRule="auto"/>
         <w:ind w:left="567" w:hanging="425"/>
         <w:contextualSpacing w:val="0"/>
         <w:jc w:val="both"/>
         <w:rPr>
           <w:lang w:val="ru-RU"/>
         </w:rPr>
+        <w:spacing w:before="120" w:after="0" w:line="276" w:lineRule="auto"/>
       </w:pPr>
       <w:r/>
       <w:r>
@@ -7700,13 +7700,13 @@
           <w:ilvl w:val="0"/>
           <w:numId w:val="70"/>
         </w:numPr>
-        <w:spacing w:line="264" w:lineRule="auto"/>
         <w:ind w:left="567" w:hanging="425"/>
         <w:contextualSpacing w:val="0"/>
         <w:jc w:val="both"/>
         <w:rPr>
           <w:lang w:val="ru-RU"/>
         </w:rPr>
+        <w:spacing w:before="120" w:after="0" w:line="276" w:lineRule="auto"/>
       </w:pPr>
       <w:r/>
       <w:r>
@@ -7723,13 +7723,13 @@
           <w:ilvl w:val="0"/>
           <w:numId w:val="70"/>
         </w:numPr>
-        <w:spacing w:line="264" w:lineRule="auto"/>
         <w:ind w:left="567" w:hanging="425"/>
         <w:contextualSpacing w:val="0"/>
         <w:jc w:val="both"/>
         <w:rPr>
           <w:lang w:val="ru-RU"/>
         </w:rPr>
+        <w:spacing w:before="120" w:after="0" w:line="276" w:lineRule="auto"/>
       </w:pPr>
       <w:r/>
       <w:r>
@@ -7746,7 +7746,6 @@
           <w:ilvl w:val="0"/>
           <w:numId w:val="44"/>
         </w:numPr>
-        <w:spacing w:line="264" w:lineRule="auto"/>
         <w:ind w:left="0" w:hanging="567"/>
         <w:contextualSpacing w:val="0"/>
         <w:jc w:val="both"/>
@@ -7754,6 +7753,7 @@
           <w:u w:val="single"/>
           <w:lang w:val="ru-RU"/>
         </w:rPr>
+        <w:spacing w:before="120" w:after="0" w:line="276" w:lineRule="auto"/>
       </w:pPr>
       <w:r/>
       <w:r>
@@ -7770,20 +7770,20 @@
           <w:ilvl w:val="0"/>
           <w:numId w:val="65"/>
         </w:numPr>
-        <w:spacing w:line="264" w:lineRule="auto"/>
         <w:ind w:left="567" w:hanging="567"/>
         <w:contextualSpacing w:val="0"/>
         <w:jc w:val="both"/>
         <w:rPr>
           <w:lang w:val="ru-RU"/>
         </w:rPr>
-      </w:pPr>
-      <w:r/>
-      <w:r>
-        <w:rPr>
-          <w:b w:val="0"/>
-        </w:rPr>
-        <w:t>Réponse du Service d'État du contrôle des exportations du 18/09/2024 à la DA (demande d'avocat) (Annexe 16). Ont communiqué :</w:t>
+        <w:spacing w:before="120" w:after="0" w:line="276" w:lineRule="auto"/>
+      </w:pPr>
+      <w:r/>
+      <w:r>
+        <w:rPr>
+          <w:b w:val="0"/>
+        </w:rPr>
+        <w:t>Réponse du Service d'État du contrôle des exportations du 18 septembre 2024 à la DA (demande d'avocat) (Annexe 16). Ont communiqué :</w:t>
       </w:r>
     </w:p>
     <w:p>
@@ -7796,20 +7796,20 @@
         <w:tabs>
           <w:tab w:val="clear" w:pos="720"/>
         </w:tabs>
-        <w:spacing w:line="264" w:lineRule="auto"/>
         <w:ind w:left="1134" w:hanging="425"/>
         <w:contextualSpacing w:val="0"/>
         <w:jc w:val="both"/>
         <w:rPr>
           <w:lang w:val="ru-RU"/>
         </w:rPr>
-      </w:pPr>
-      <w:r/>
-      <w:r>
-        <w:rPr>
-          <w:b w:val="0"/>
-        </w:rPr>
-        <w:t>par lettres du 02/03/2023 envoyait à la SA « Motor Sich » des exigences de présentation d'un certificat de confirmation de livraison des marchandises, en particulier au titre du contrat n° 1323/658-Е21-047-НК344(FTD) ;</w:t>
+        <w:spacing w:before="120" w:after="0" w:line="276" w:lineRule="auto"/>
+      </w:pPr>
+      <w:r/>
+      <w:r>
+        <w:rPr>
+          <w:b w:val="0"/>
+        </w:rPr>
+        <w:t>par lettres du 2 mars 2023 envoyait à la SA « Motor Sich » des exigences de présentation d'un certificat de confirmation de livraison des marchandises, en particulier au titre du contrat n° 1323/658-Е21-047-НК344(FTD) ;</w:t>
       </w:r>
     </w:p>
     <w:p>
@@ -7822,20 +7822,20 @@
         <w:tabs>
           <w:tab w:val="clear" w:pos="720"/>
         </w:tabs>
-        <w:spacing w:line="264" w:lineRule="auto"/>
         <w:ind w:left="1134" w:hanging="425"/>
         <w:contextualSpacing w:val="0"/>
         <w:jc w:val="both"/>
         <w:rPr>
           <w:lang w:val="ru-RU"/>
         </w:rPr>
-      </w:pPr>
-      <w:r/>
-      <w:r>
-        <w:rPr>
-          <w:b w:val="0"/>
-        </w:rPr>
-        <w:t>les réponses de la SA « Motor Sich » ont été reçues par lettres du 15/03/2023 n° DEK-2294, du 05/05/2023 n° DEK-4176 et du 01/08/2023 n° DEK-6908 ;</w:t>
+        <w:spacing w:before="120" w:after="0" w:line="276" w:lineRule="auto"/>
+      </w:pPr>
+      <w:r/>
+      <w:r>
+        <w:rPr>
+          <w:b w:val="0"/>
+        </w:rPr>
+        <w:t>les réponses de la SA « Motor Sich » ont été reçues par lettres du 15 mars 2023 n° DEK-2294, du 5 mai 2023 n° DEK-4176 et du 1er août 2023 n° DEK-6908 ;</w:t>
       </w:r>
     </w:p>
     <w:p>
@@ -7848,13 +7848,13 @@
         <w:tabs>
           <w:tab w:val="clear" w:pos="720"/>
         </w:tabs>
-        <w:spacing w:line="264" w:lineRule="auto"/>
         <w:ind w:left="1134" w:hanging="425"/>
         <w:contextualSpacing w:val="0"/>
         <w:jc w:val="both"/>
         <w:rPr>
           <w:lang w:val="ru-RU"/>
         </w:rPr>
+        <w:spacing w:before="120" w:after="0" w:line="276" w:lineRule="auto"/>
       </w:pPr>
       <w:r/>
       <w:r>
@@ -7871,32 +7871,32 @@
           <w:ilvl w:val="0"/>
           <w:numId w:val="65"/>
         </w:numPr>
-        <w:spacing w:line="264" w:lineRule="auto"/>
         <w:ind w:left="567" w:hanging="567"/>
         <w:contextualSpacing w:val="0"/>
         <w:jc w:val="both"/>
         <w:rPr>
           <w:lang w:val="ru-RU"/>
         </w:rPr>
-      </w:pPr>
-      <w:r/>
-      <w:r>
-        <w:rPr>
-          <w:b w:val="0"/>
-        </w:rPr>
-        <w:t>Réponse de la SA « Motor Sich » du 27/04/2021 à la DA (demande d'avocat). (Annexe 17).</w:t>
-      </w:r>
-    </w:p>
-    <w:p>
-      <w:pPr>
-        <w:pStyle w:val="a3"/>
-        <w:spacing w:line="264" w:lineRule="auto"/>
+        <w:spacing w:before="120" w:after="0" w:line="276" w:lineRule="auto"/>
+      </w:pPr>
+      <w:r/>
+      <w:r>
+        <w:rPr>
+          <w:b w:val="0"/>
+        </w:rPr>
+        <w:t>Réponse de la SA « Motor Sich » du 27 avril 2021 à la DA (demande d'avocat). (Annexe 17).</w:t>
+      </w:r>
+    </w:p>
+    <w:p>
+      <w:pPr>
+        <w:pStyle w:val="a3"/>
         <w:ind w:left="567"/>
         <w:contextualSpacing w:val="0"/>
         <w:jc w:val="both"/>
         <w:rPr>
           <w:lang w:val="ru-RU"/>
         </w:rPr>
+        <w:spacing w:before="120" w:after="0" w:line="276" w:lineRule="auto"/>
       </w:pPr>
       <w:r/>
       <w:r>
@@ -7908,13 +7908,13 @@
     </w:p>
     <w:p>
       <w:pPr>
-        <w:spacing w:line="264" w:lineRule="auto"/>
         <w:jc w:val="left"/>
         <w:rPr>
           <w:b/>
           <w:bCs/>
           <w:lang w:val="uk-UA"/>
         </w:rPr>
+        <w:spacing w:before="120" w:after="0" w:line="276" w:lineRule="auto"/>
       </w:pPr>
       <w:r/>
       <w:r>
@@ -7931,13 +7931,13 @@
           <w:ilvl w:val="0"/>
           <w:numId w:val="71"/>
         </w:numPr>
-        <w:spacing w:line="264" w:lineRule="auto"/>
         <w:ind w:left="567" w:hanging="425"/>
         <w:contextualSpacing w:val="0"/>
         <w:jc w:val="both"/>
         <w:rPr>
           <w:lang w:val="uk-UA"/>
         </w:rPr>
+        <w:spacing w:before="120" w:after="0" w:line="276" w:lineRule="auto"/>
       </w:pPr>
       <w:r/>
       <w:r>
@@ -7954,13 +7954,13 @@
           <w:ilvl w:val="0"/>
           <w:numId w:val="71"/>
         </w:numPr>
-        <w:spacing w:line="264" w:lineRule="auto"/>
         <w:ind w:left="567" w:hanging="425"/>
         <w:contextualSpacing w:val="0"/>
         <w:jc w:val="both"/>
         <w:rPr>
           <w:lang w:val="uk-UA"/>
         </w:rPr>
+        <w:spacing w:before="120" w:after="0" w:line="276" w:lineRule="auto"/>
       </w:pPr>
       <w:r/>
       <w:r>
@@ -7977,13 +7977,13 @@
           <w:ilvl w:val="0"/>
           <w:numId w:val="71"/>
         </w:numPr>
-        <w:spacing w:line="264" w:lineRule="auto"/>
         <w:ind w:left="567" w:hanging="425"/>
         <w:contextualSpacing w:val="0"/>
         <w:jc w:val="both"/>
         <w:rPr>
           <w:lang w:val="uk-UA"/>
         </w:rPr>
+        <w:spacing w:before="120" w:after="0" w:line="276" w:lineRule="auto"/>
       </w:pPr>
       <w:r/>
       <w:r>
@@ -7995,20 +7995,19 @@
     </w:p>
     <w:p>
       <w:pPr>
-        <w:spacing w:line="264" w:lineRule="auto"/>
         <w:jc w:val="both"/>
         <w:rPr>
           <w:b/>
           <w:bCs/>
           <w:lang w:val="uk-UA"/>
         </w:rPr>
-      </w:pPr>
-      <w:r/>
-    </w:p>
-    <w:p>
-      <w:pPr>
-        <w:pStyle w:val="a3"/>
-        <w:spacing w:line="264" w:lineRule="auto"/>
+        <w:spacing w:before="120" w:after="0" w:line="276" w:lineRule="auto"/>
+      </w:pPr>
+      <w:r/>
+    </w:p>
+    <w:p>
+      <w:pPr>
+        <w:pStyle w:val="a3"/>
         <w:ind w:left="0"/>
         <w:contextualSpacing w:val="0"/>
         <w:jc w:val="both"/>
@@ -8017,6 +8016,7 @@
           <w:bCs/>
           <w:lang w:val="ru-RU"/>
         </w:rPr>
+        <w:spacing w:before="120" w:after="0" w:line="276" w:lineRule="auto"/>
       </w:pPr>
       <w:r/>
       <w:r>
@@ -8033,13 +8033,13 @@
           <w:ilvl w:val="0"/>
           <w:numId w:val="66"/>
         </w:numPr>
-        <w:spacing w:line="264" w:lineRule="auto"/>
         <w:ind w:left="567" w:hanging="425"/>
         <w:contextualSpacing w:val="0"/>
         <w:jc w:val="both"/>
         <w:rPr>
           <w:lang w:val="ru-RU"/>
         </w:rPr>
+        <w:spacing w:before="120" w:after="0" w:line="276" w:lineRule="auto"/>
       </w:pPr>
       <w:r/>
       <w:r>
@@ -8056,13 +8056,13 @@
           <w:ilvl w:val="0"/>
           <w:numId w:val="66"/>
         </w:numPr>
-        <w:spacing w:line="264" w:lineRule="auto"/>
         <w:ind w:left="567" w:hanging="425"/>
         <w:contextualSpacing w:val="0"/>
         <w:jc w:val="both"/>
         <w:rPr>
           <w:lang w:val="ru-RU"/>
         </w:rPr>
+        <w:spacing w:before="120" w:after="0" w:line="276" w:lineRule="auto"/>
       </w:pPr>
       <w:r/>
       <w:r>
@@ -8075,13 +8075,13 @@
     <w:p>
       <w:pPr>
         <w:pStyle w:val="a3"/>
-        <w:spacing w:line="264" w:lineRule="auto"/>
         <w:ind w:left="0"/>
         <w:contextualSpacing w:val="0"/>
         <w:jc w:val="both"/>
         <w:rPr>
           <w:lang w:val="ru-RU"/>
         </w:rPr>
+        <w:spacing w:before="120" w:after="0" w:line="276" w:lineRule="auto"/>
       </w:pPr>
       <w:r/>
       <w:r>
@@ -8094,7 +8094,6 @@
     <w:p>
       <w:pPr>
         <w:pStyle w:val="a3"/>
-        <w:spacing w:line="264" w:lineRule="auto"/>
         <w:ind w:left="0"/>
         <w:contextualSpacing w:val="0"/>
         <w:jc w:val="both"/>
@@ -8103,6 +8102,7 @@
           <w:bCs/>
           <w:lang w:val="ru-RU"/>
         </w:rPr>
+        <w:spacing w:before="120" w:after="0" w:line="276" w:lineRule="auto"/>
       </w:pPr>
       <w:r/>
     </w:p>
@@ -8113,7 +8113,6 @@
           <w:ilvl w:val="0"/>
           <w:numId w:val="38"/>
         </w:numPr>
-        <w:spacing w:line="264" w:lineRule="auto"/>
         <w:jc w:val="both"/>
         <w:rPr>
           <w:b/>
@@ -8121,6 +8120,7 @@
           <w:vanish/>
           <w:lang w:val="ru-RU"/>
         </w:rPr>
+        <w:spacing w:before="120" w:after="0" w:line="276" w:lineRule="auto"/>
       </w:pPr>
       <w:r/>
     </w:p>
@@ -8131,7 +8131,6 @@
           <w:ilvl w:val="0"/>
           <w:numId w:val="38"/>
         </w:numPr>
-        <w:spacing w:line="264" w:lineRule="auto"/>
         <w:ind w:left="0" w:hanging="567"/>
         <w:jc w:val="both"/>
         <w:rPr>
@@ -8139,6 +8138,7 @@
           <w:bCs/>
           <w:lang w:val="ru-RU"/>
         </w:rPr>
+        <w:spacing w:before="120" w:after="0" w:line="276" w:lineRule="auto"/>
       </w:pPr>
       <w:r/>
       <w:r>
@@ -8155,7 +8155,6 @@
           <w:ilvl w:val="1"/>
           <w:numId w:val="38"/>
         </w:numPr>
-        <w:spacing w:line="264" w:lineRule="auto"/>
         <w:ind w:left="0" w:hanging="567"/>
         <w:contextualSpacing w:val="0"/>
         <w:jc w:val="both"/>
@@ -8163,6 +8162,7 @@
           <w:u w:val="single"/>
           <w:lang w:val="ru-RU"/>
         </w:rPr>
+        <w:spacing w:before="120" w:after="0" w:line="276" w:lineRule="auto"/>
       </w:pPr>
       <w:r/>
       <w:r>
@@ -8175,11 +8175,11 @@
     <w:bookmarkEnd w:id="9"/>
     <w:p>
       <w:pPr>
-        <w:spacing w:line="264" w:lineRule="auto"/>
-        <w:jc w:val="both"/>
-        <w:rPr>
-          <w:lang w:val="ru-RU"/>
-        </w:rPr>
+        <w:jc w:val="both"/>
+        <w:rPr>
+          <w:lang w:val="ru-RU"/>
+        </w:rPr>
+        <w:spacing w:before="120" w:after="0" w:line="276" w:lineRule="auto"/>
       </w:pPr>
       <w:r/>
       <w:r>
@@ -8191,11 +8191,11 @@
     </w:p>
     <w:p>
       <w:pPr>
-        <w:spacing w:line="264" w:lineRule="auto"/>
-        <w:jc w:val="both"/>
-        <w:rPr>
-          <w:lang w:val="ru-RU"/>
-        </w:rPr>
+        <w:jc w:val="both"/>
+        <w:rPr>
+          <w:lang w:val="ru-RU"/>
+        </w:rPr>
+        <w:spacing w:before="120" w:after="0" w:line="276" w:lineRule="auto"/>
       </w:pPr>
       <w:r/>
       <w:r>
@@ -8212,7 +8212,6 @@
           <w:ilvl w:val="0"/>
           <w:numId w:val="2"/>
         </w:numPr>
-        <w:spacing w:line="264" w:lineRule="auto"/>
         <w:ind w:left="567" w:hanging="567"/>
         <w:contextualSpacing w:val="0"/>
         <w:jc w:val="left"/>
@@ -8221,6 +8220,7 @@
           <w:bCs/>
           <w:lang w:val="ru-RU"/>
         </w:rPr>
+        <w:spacing w:before="120" w:after="0" w:line="276" w:lineRule="auto"/>
       </w:pPr>
       <w:r/>
       <w:r>
@@ -8233,28 +8233,28 @@
     <w:p>
       <w:pPr>
         <w:pStyle w:val="a3"/>
-        <w:spacing w:line="264" w:lineRule="auto"/>
         <w:ind w:left="567"/>
         <w:contextualSpacing w:val="0"/>
         <w:jc w:val="both"/>
         <w:rPr>
           <w:lang w:val="ru-RU"/>
         </w:rPr>
-      </w:pPr>
-      <w:r>
-        <w:t>Selon le point 11 de la Procédure de réalisation du contrôle d'État sur les transferts internationaux de marchandises à destination militaire, approuvée par la résolution du Cabinet des ministres d'Ukraine du 20/11/2003 n° 1807 (dans la rédaction du 11/03/2022, ci-après – la Procédure n° 1807), pour l'obtention d'une autorisation ou d'une conclusion sur le droit d'exportation [sic — citation tronquée dans l'original] de documents.</w:t>
-      </w:r>
-    </w:p>
-    <w:p>
-      <w:pPr>
-        <w:pStyle w:val="a3"/>
-        <w:spacing w:line="264" w:lineRule="auto"/>
+        <w:spacing w:before="120" w:after="0" w:line="276" w:lineRule="auto"/>
+      </w:pPr>
+      <w:r>
+        <w:t>Selon le point 11 de la Procédure de réalisation du contrôle d'État sur les transferts internationaux de marchandises à destination militaire, approuvée par la résolution du Cabinet des ministres d'Ukraine du 20 novembre 2003 n° 1807 (dans la rédaction du 11 mars 2022, ci-après – la Procédure n° 1807), pour l'obtention d'une autorisation ou d'une conclusion sur le droit d'exportation [sic — citation tronquée dans l'original] de documents.</w:t>
+      </w:r>
+    </w:p>
+    <w:p>
+      <w:pPr>
+        <w:pStyle w:val="a3"/>
         <w:ind w:left="567"/>
         <w:contextualSpacing w:val="0"/>
         <w:jc w:val="both"/>
         <w:rPr>
           <w:lang w:val="ru-RU"/>
         </w:rPr>
+        <w:spacing w:before="120" w:after="0" w:line="276" w:lineRule="auto"/>
       </w:pPr>
       <w:r/>
       <w:r>
@@ -8271,7 +8271,6 @@
           <w:ilvl w:val="0"/>
           <w:numId w:val="2"/>
         </w:numPr>
-        <w:spacing w:line="264" w:lineRule="auto"/>
         <w:ind w:left="567" w:hanging="567"/>
         <w:contextualSpacing w:val="0"/>
         <w:jc w:val="both"/>
@@ -8280,6 +8279,7 @@
           <w:bCs/>
           <w:lang w:val="ru-RU"/>
         </w:rPr>
+        <w:spacing w:before="120" w:after="0" w:line="276" w:lineRule="auto"/>
       </w:pPr>
       <w:r/>
       <w:r>
@@ -8296,7 +8296,6 @@
           <w:ilvl w:val="0"/>
           <w:numId w:val="2"/>
         </w:numPr>
-        <w:spacing w:line="264" w:lineRule="auto"/>
         <w:ind w:left="567" w:hanging="567"/>
         <w:contextualSpacing w:val="0"/>
         <w:jc w:val="both"/>
@@ -8305,6 +8304,7 @@
           <w:bCs/>
           <w:lang w:val="ru-RU"/>
         </w:rPr>
+        <w:spacing w:before="120" w:after="0" w:line="276" w:lineRule="auto"/>
       </w:pPr>
       <w:r/>
       <w:r>
@@ -8321,7 +8321,6 @@
           <w:ilvl w:val="0"/>
           <w:numId w:val="2"/>
         </w:numPr>
-        <w:spacing w:line="264" w:lineRule="auto"/>
         <w:ind w:left="567" w:hanging="567"/>
         <w:contextualSpacing w:val="0"/>
         <w:jc w:val="left"/>
@@ -8330,6 +8329,7 @@
           <w:bCs/>
           <w:lang w:val="ru-RU"/>
         </w:rPr>
+        <w:spacing w:before="120" w:after="0" w:line="276" w:lineRule="auto"/>
       </w:pPr>
       <w:r/>
       <w:r>
@@ -8342,16 +8342,16 @@
     <w:p>
       <w:pPr>
         <w:pStyle w:val="a3"/>
-        <w:spacing w:line="264" w:lineRule="auto"/>
         <w:ind w:left="567"/>
         <w:contextualSpacing w:val="0"/>
         <w:jc w:val="both"/>
         <w:rPr>
           <w:lang w:val="ru-RU"/>
         </w:rPr>
-      </w:pPr>
-      <w:r>
-        <w:t>Selon le point 22 de la Procédure de réalisation du contrôle d'État sur les transferts internationaux de marchandises à double usage, approuvée par la résolution du Cabinet des ministres d'Ukraine du 28/01/2004 n° 86 (dans la rédaction du 14/11/2019, ci-après – la Procédure n° 86), le transfert de marchandises précédemment exportées de [...] à un deuxième [utilisateur] final [sic — citation incomplète dans l'original].</w:t>
+        <w:spacing w:before="120" w:after="0" w:line="276" w:lineRule="auto"/>
+      </w:pPr>
+      <w:r>
+        <w:t>Selon le point 22 de la Procédure de réalisation du contrôle d'État sur les transferts internationaux de marchandises à double usage, approuvée par la résolution du Cabinet des ministres d'Ukraine du 28 janvier 2004 n° 86 (dans la rédaction du 14 novembre 2019, ci-après – la Procédure n° 86), le transfert de marchandises précédemment exportées de [...] à un deuxième [utilisateur] final [sic — citation incomplète dans l'original].</w:t>
       </w:r>
     </w:p>
     <w:p>
@@ -8361,7 +8361,6 @@
           <w:ilvl w:val="0"/>
           <w:numId w:val="2"/>
         </w:numPr>
-        <w:spacing w:line="264" w:lineRule="auto"/>
         <w:ind w:left="567" w:hanging="567"/>
         <w:contextualSpacing w:val="0"/>
         <w:jc w:val="left"/>
@@ -8370,6 +8369,7 @@
           <w:bCs/>
           <w:lang w:val="ru-RU"/>
         </w:rPr>
+        <w:spacing w:before="120" w:after="0" w:line="276" w:lineRule="auto"/>
       </w:pPr>
       <w:r/>
       <w:r>
@@ -8382,13 +8382,13 @@
     <w:p>
       <w:pPr>
         <w:pStyle w:val="a3"/>
-        <w:spacing w:line="264" w:lineRule="auto"/>
         <w:ind w:left="567"/>
         <w:contextualSpacing w:val="0"/>
         <w:jc w:val="both"/>
         <w:rPr>
           <w:lang w:val="ru-RU"/>
         </w:rPr>
+        <w:spacing w:before="120" w:after="0" w:line="276" w:lineRule="auto"/>
       </w:pPr>
       <w:r>
         <w:t>Conformément au point 4 de la Procédure n° 86, [une autorisation] ou conclusion du Service d'État du contrôle des exportations sur le droit de réalisation d'un transfert international de tout article ou matériau confère le droit au transfert de la technologie [sic dans l'original] nécessaire pour l'installation, l'exploitation de la marchandise selon sa destination, y compris la maintenance technique et la réparation.</w:t>
@@ -8401,7 +8401,6 @@
           <w:ilvl w:val="0"/>
           <w:numId w:val="2"/>
         </w:numPr>
-        <w:spacing w:line="264" w:lineRule="auto"/>
         <w:ind w:left="567" w:hanging="567"/>
         <w:contextualSpacing w:val="0"/>
         <w:jc w:val="left"/>
@@ -8410,6 +8409,7 @@
           <w:bCs/>
           <w:lang w:val="ru-RU"/>
         </w:rPr>
+        <w:spacing w:before="120" w:after="0" w:line="276" w:lineRule="auto"/>
       </w:pPr>
       <w:r/>
       <w:r>
@@ -8422,7 +8422,6 @@
     <w:p>
       <w:pPr>
         <w:pStyle w:val="a3"/>
-        <w:spacing w:line="264" w:lineRule="auto"/>
         <w:ind w:left="567"/>
         <w:contextualSpacing w:val="0"/>
         <w:jc w:val="both"/>
@@ -8431,6 +8430,7 @@
           <w:bCs/>
           <w:lang w:val="ru-RU"/>
         </w:rPr>
+        <w:spacing w:before="120" w:after="0" w:line="276" w:lineRule="auto"/>
       </w:pPr>
       <w:r/>
       <w:r>
@@ -8442,11 +8442,11 @@
     </w:p>
     <w:p>
       <w:pPr>
-        <w:spacing w:line="264" w:lineRule="auto"/>
-        <w:jc w:val="both"/>
-        <w:rPr>
-          <w:lang w:val="ru-RU"/>
-        </w:rPr>
+        <w:jc w:val="both"/>
+        <w:rPr>
+          <w:lang w:val="ru-RU"/>
+        </w:rPr>
+        <w:spacing w:before="120" w:after="0" w:line="276" w:lineRule="auto"/>
       </w:pPr>
       <w:r/>
       <w:r>
@@ -8463,7 +8463,6 @@
           <w:ilvl w:val="1"/>
           <w:numId w:val="38"/>
         </w:numPr>
-        <w:spacing w:line="264" w:lineRule="auto"/>
         <w:ind w:left="0" w:hanging="567"/>
         <w:contextualSpacing w:val="0"/>
         <w:jc w:val="both"/>
@@ -8471,6 +8470,7 @@
           <w:u w:val="single"/>
           <w:lang w:val="ru-RU"/>
         </w:rPr>
+        <w:spacing w:before="120" w:after="0" w:line="276" w:lineRule="auto"/>
       </w:pPr>
       <w:r/>
       <w:r>
@@ -8487,7 +8487,6 @@
           <w:ilvl w:val="0"/>
           <w:numId w:val="4"/>
         </w:numPr>
-        <w:spacing w:line="264" w:lineRule="auto"/>
         <w:ind w:left="0" w:hanging="567"/>
         <w:contextualSpacing w:val="0"/>
         <w:jc w:val="both"/>
@@ -8495,6 +8494,7 @@
           <w:u w:val="single"/>
           <w:lang w:val="ru-RU"/>
         </w:rPr>
+        <w:spacing w:before="120" w:after="0" w:line="276" w:lineRule="auto"/>
       </w:pPr>
       <w:r/>
       <w:r>
@@ -8506,18 +8506,18 @@
     </w:p>
     <w:p>
       <w:pPr>
-        <w:spacing w:line="264" w:lineRule="auto"/>
-        <w:jc w:val="both"/>
-        <w:rPr>
-          <w:lang w:val="ru-RU"/>
-        </w:rPr>
-      </w:pPr>
-      <w:r/>
-      <w:r>
-        <w:rPr>
-          <w:b w:val="0"/>
-        </w:rPr>
-        <w:t>Conformément au point 7 de la 1re partie de la décision du Conseil de sécurité nationale et de défense de l'Ukraine (ci-après – le CSND) du 27/08/2014 « Sur les mesures de relèvement du niveau de capacité défensive de l'État », est prévue l'application de mesures pour la cessation :</w:t>
+        <w:jc w:val="both"/>
+        <w:rPr>
+          <w:lang w:val="ru-RU"/>
+        </w:rPr>
+        <w:spacing w:before="120" w:after="0" w:line="276" w:lineRule="auto"/>
+      </w:pPr>
+      <w:r/>
+      <w:r>
+        <w:rPr>
+          <w:b w:val="0"/>
+        </w:rPr>
+        <w:t>Conformément au point 7 de la 1re partie de la décision du Conseil de sécurité nationale et de défense de l'Ukraine (ci-après – le CSND) du 27 août 2014 « Sur les mesures de relèvement du niveau de capacité défensive de l'État », est prévue l'application de mesures pour la cessation :</w:t>
       </w:r>
     </w:p>
     <w:p>
@@ -8527,13 +8527,13 @@
           <w:ilvl w:val="0"/>
           <w:numId w:val="3"/>
         </w:numPr>
-        <w:spacing w:line="264" w:lineRule="auto"/>
         <w:ind w:left="567" w:hanging="567"/>
         <w:contextualSpacing w:val="0"/>
         <w:jc w:val="both"/>
         <w:rPr>
           <w:lang w:val="ru-RU"/>
         </w:rPr>
+        <w:spacing w:before="120" w:after="0" w:line="276" w:lineRule="auto"/>
       </w:pPr>
       <w:r/>
       <w:r>
@@ -8545,27 +8545,27 @@
     </w:p>
     <w:p>
       <w:pPr>
-        <w:spacing w:line="264" w:lineRule="auto"/>
-        <w:jc w:val="both"/>
-        <w:rPr>
-          <w:lang w:val="ru-RU"/>
-        </w:rPr>
-      </w:pPr>
-      <w:r/>
-      <w:r>
-        <w:rPr>
-          <w:b w:val="0"/>
-        </w:rPr>
-        <w:t>Le 27/08/2014, par le décret du président de l'Ukraine n° 691/2014, la décision du CSNDU a été mise en application.</w:t>
-      </w:r>
-    </w:p>
-    <w:p>
-      <w:pPr>
-        <w:spacing w:line="264" w:lineRule="auto"/>
-        <w:jc w:val="both"/>
-        <w:rPr>
-          <w:lang w:val="ru-RU"/>
-        </w:rPr>
+        <w:jc w:val="both"/>
+        <w:rPr>
+          <w:lang w:val="ru-RU"/>
+        </w:rPr>
+        <w:spacing w:before="120" w:after="0" w:line="276" w:lineRule="auto"/>
+      </w:pPr>
+      <w:r/>
+      <w:r>
+        <w:rPr>
+          <w:b w:val="0"/>
+        </w:rPr>
+        <w:t>Le 27 août 2014, par le décret du président de l'Ukraine n° 691/2014, la décision du CSNDU a été mise en application.</w:t>
+      </w:r>
+    </w:p>
+    <w:p>
+      <w:pPr>
+        <w:jc w:val="both"/>
+        <w:rPr>
+          <w:lang w:val="ru-RU"/>
+        </w:rPr>
+        <w:spacing w:before="120" w:after="0" w:line="276" w:lineRule="auto"/>
       </w:pPr>
       <w:r/>
       <w:r>
@@ -8577,14 +8577,14 @@
     </w:p>
     <w:p>
       <w:pPr>
-        <w:spacing w:line="264" w:lineRule="auto"/>
-        <w:jc w:val="both"/>
-        <w:rPr>
-          <w:lang w:val="ru-RU"/>
-        </w:rPr>
-      </w:pPr>
-      <w:r>
-        <w:t>Selon le point 9 de la Procédure n° 1807 (dans la rédaction du 11/03/2022) et le point 7 de la Procédure n° 86 (dans la rédaction du 14/11/2019), n'est pas admise l'exportation de certains [...] Selon les résultats de l'expertise dans le domaine du contrôle étatique des exportations, il y a des motifs de considérer [...] [sic — citation tronquée dans l'original],</w:t>
+        <w:jc w:val="both"/>
+        <w:rPr>
+          <w:lang w:val="ru-RU"/>
+        </w:rPr>
+        <w:spacing w:before="120" w:after="0" w:line="276" w:lineRule="auto"/>
+      </w:pPr>
+      <w:r>
+        <w:t>Selon le point 9 de la Procédure n° 1807 (dans la rédaction du 11 mars 2022) et le point 7 de la Procédure n° 86 (dans la rédaction du 14 novembre 2019), n'est pas admise l'exportation de certains [...] Selon les résultats de l'expertise dans le domaine du contrôle étatique des exportations, il y a des motifs de considérer [...] [sic — citation tronquée dans l'original],</w:t>
       </w:r>
     </w:p>
     <w:p>
@@ -8594,13 +8594,13 @@
           <w:ilvl w:val="0"/>
           <w:numId w:val="3"/>
         </w:numPr>
-        <w:spacing w:line="264" w:lineRule="auto"/>
         <w:ind w:left="567" w:hanging="567"/>
         <w:contextualSpacing w:val="0"/>
         <w:jc w:val="both"/>
         <w:rPr>
           <w:lang w:val="ru-RU"/>
         </w:rPr>
+        <w:spacing w:before="120" w:after="0" w:line="276" w:lineRule="auto"/>
       </w:pPr>
       <w:r/>
       <w:r>
@@ -8617,13 +8617,13 @@
           <w:ilvl w:val="0"/>
           <w:numId w:val="3"/>
         </w:numPr>
-        <w:spacing w:line="264" w:lineRule="auto"/>
         <w:ind w:left="567" w:hanging="567"/>
         <w:contextualSpacing w:val="0"/>
         <w:jc w:val="both"/>
         <w:rPr>
           <w:lang w:val="ru-RU"/>
         </w:rPr>
+        <w:spacing w:before="120" w:after="0" w:line="276" w:lineRule="auto"/>
       </w:pPr>
       <w:r/>
       <w:r>
@@ -8635,47 +8635,47 @@
     </w:p>
     <w:p>
       <w:pPr>
-        <w:spacing w:line="264" w:lineRule="auto"/>
-        <w:jc w:val="both"/>
-        <w:rPr>
-          <w:lang w:val="ru-RU"/>
-        </w:rPr>
-      </w:pPr>
-      <w:r/>
-      <w:r>
-        <w:rPr>
-          <w:b w:val="0"/>
-        </w:rPr>
-        <w:t>Selon le point 9 de la Procédure n° 1807 (dans la rédaction du 11/03/2022), n'est pas admise l'exportation de certaines marchandises vers des États pour lesquels un embargo sur leur exportation a été instauré par le Conseil de sécurité de l'ONU.</w:t>
-      </w:r>
-    </w:p>
-    <w:p>
-      <w:pPr>
-        <w:spacing w:line="264" w:lineRule="auto"/>
-        <w:jc w:val="both"/>
-        <w:rPr>
-          <w:lang w:val="ru-RU"/>
-        </w:rPr>
-      </w:pPr>
-      <w:r/>
-      <w:r>
-        <w:rPr>
-          <w:b w:val="0"/>
-        </w:rPr>
-        <w:t>Une norme analogue est contenue au point 7 de la Procédure n° 86 (dans la rédaction du 14/11/2019).</w:t>
-      </w:r>
-    </w:p>
-    <w:p>
-      <w:pPr>
-        <w:spacing w:line="264" w:lineRule="auto"/>
+        <w:jc w:val="both"/>
+        <w:rPr>
+          <w:lang w:val="ru-RU"/>
+        </w:rPr>
+        <w:spacing w:before="120" w:after="0" w:line="276" w:lineRule="auto"/>
+      </w:pPr>
+      <w:r/>
+      <w:r>
+        <w:rPr>
+          <w:b w:val="0"/>
+        </w:rPr>
+        <w:t>Selon le point 9 de la Procédure n° 1807 (dans la rédaction du 11 mars 2022), n'est pas admise l'exportation de certaines marchandises vers des États pour lesquels un embargo sur leur exportation a été instauré par le Conseil de sécurité de l'ONU.</w:t>
+      </w:r>
+    </w:p>
+    <w:p>
+      <w:pPr>
+        <w:jc w:val="both"/>
+        <w:rPr>
+          <w:lang w:val="ru-RU"/>
+        </w:rPr>
+        <w:spacing w:before="120" w:after="0" w:line="276" w:lineRule="auto"/>
+      </w:pPr>
+      <w:r/>
+      <w:r>
+        <w:rPr>
+          <w:b w:val="0"/>
+        </w:rPr>
+        <w:t>Une norme analogue est contenue au point 7 de la Procédure n° 86 (dans la rédaction du 14 novembre 2019).</w:t>
+      </w:r>
+    </w:p>
+    <w:p>
+      <w:pPr>
         <w:jc w:val="both"/>
         <w:rPr>
           <w:u w:val="single"/>
           <w:lang w:val="ru-RU"/>
         </w:rPr>
-      </w:pPr>
-      <w:r>
-        <w:t>Selon l'alinéa 9 du point 11 de la Procédure n° 1807 (dans la rédaction du 11/03/2022), l'examen des demandes des sujets pour l'exportation de marchandises vers des États [à l'égard] desquels a été instauré un embargo partiel ou une restriction sur l'exportation de telles marchandises [...] de la Commission interministérielle sur la politique de coopération militaro-technique et de contrôle des exportations [sic — citation incomplète dans l'original].</w:t>
+        <w:spacing w:before="120" w:after="0" w:line="276" w:lineRule="auto"/>
+      </w:pPr>
+      <w:r>
+        <w:t>Selon l'alinéa 9 du point 11 de la Procédure n° 1807 (dans la rédaction du 11 mars 2022), l'examen des demandes des sujets pour l'exportation de marchandises vers des États [à l'égard] desquels a été instauré un embargo partiel ou une restriction sur l'exportation de telles marchandises [...] de la Commission interministérielle sur la politique de coopération militaro-technique et de contrôle des exportations [sic — citation incomplète dans l'original].</w:t>
       </w:r>
     </w:p>
     <w:p>
@@ -8685,7 +8685,6 @@
           <w:ilvl w:val="0"/>
           <w:numId w:val="4"/>
         </w:numPr>
-        <w:spacing w:line="264" w:lineRule="auto"/>
         <w:ind w:left="0" w:hanging="567"/>
         <w:contextualSpacing w:val="0"/>
         <w:jc w:val="both"/>
@@ -8693,6 +8692,7 @@
           <w:u w:val="single"/>
           <w:lang w:val="ru-RU"/>
         </w:rPr>
+        <w:spacing w:before="120" w:after="0" w:line="276" w:lineRule="auto"/>
       </w:pPr>
       <w:r/>
       <w:r>
@@ -8704,53 +8704,53 @@
     </w:p>
     <w:p>
       <w:pPr>
-        <w:spacing w:line="264" w:lineRule="auto"/>
-        <w:jc w:val="both"/>
-        <w:rPr>
-          <w:lang w:val="ru-RU"/>
-        </w:rPr>
-      </w:pPr>
-      <w:r/>
-      <w:r>
-        <w:rPr>
-          <w:b w:val="0"/>
-        </w:rPr>
-        <w:t>En outre, selon la décision mise en application par le décret du président de l'Ukraine du 15/03/2017 n° 62/2017, a été interrompu le déplacement de cargaisons à travers la ligne de contact dans les régions de Donetsk et de Louhansk.</w:t>
-      </w:r>
-    </w:p>
-    <w:p>
-      <w:pPr>
-        <w:spacing w:line="264" w:lineRule="auto"/>
-        <w:jc w:val="both"/>
-        <w:rPr>
-          <w:lang w:val="ru-RU"/>
-        </w:rPr>
-      </w:pPr>
-      <w:r/>
-      <w:r>
-        <w:rPr>
-          <w:b w:val="0"/>
-        </w:rPr>
-        <w:t>C'est-à-dire que, après le 15/03/2017, de marchandises, y compris de produits industriels et aéronautiques, à travers la ligne de contact est séparément restreint indépendamment du régime du contrôle étatique des exportations.</w:t>
-      </w:r>
-    </w:p>
-    <w:p>
-      <w:pPr>
-        <w:spacing w:line="264" w:lineRule="auto"/>
-        <w:jc w:val="both"/>
-        <w:rPr>
-          <w:lang w:val="ru-RU"/>
-        </w:rPr>
-      </w:pPr>
-      <w:r/>
-    </w:p>
-    <w:p>
-      <w:pPr>
-        <w:spacing w:line="264" w:lineRule="auto"/>
-        <w:jc w:val="both"/>
-        <w:rPr>
-          <w:lang w:val="ru-RU"/>
-        </w:rPr>
+        <w:jc w:val="both"/>
+        <w:rPr>
+          <w:lang w:val="ru-RU"/>
+        </w:rPr>
+        <w:spacing w:before="120" w:after="0" w:line="276" w:lineRule="auto"/>
+      </w:pPr>
+      <w:r/>
+      <w:r>
+        <w:rPr>
+          <w:b w:val="0"/>
+        </w:rPr>
+        <w:t>En outre, selon la décision mise en application par le décret du président de l'Ukraine du 15 mars 2017 n° 62/2017, a été interrompu le déplacement de cargaisons à travers la ligne de contact dans les régions de Donetsk et de Louhansk.</w:t>
+      </w:r>
+    </w:p>
+    <w:p>
+      <w:pPr>
+        <w:jc w:val="both"/>
+        <w:rPr>
+          <w:lang w:val="ru-RU"/>
+        </w:rPr>
+        <w:spacing w:before="120" w:after="0" w:line="276" w:lineRule="auto"/>
+      </w:pPr>
+      <w:r/>
+      <w:r>
+        <w:rPr>
+          <w:b w:val="0"/>
+        </w:rPr>
+        <w:t>C'est-à-dire que, après le 15 mars 2017, de marchandises, y compris de produits industriels et aéronautiques, à travers la ligne de contact est séparément restreint indépendamment du régime du contrôle étatique des exportations.</w:t>
+      </w:r>
+    </w:p>
+    <w:p>
+      <w:pPr>
+        <w:jc w:val="both"/>
+        <w:rPr>
+          <w:lang w:val="ru-RU"/>
+        </w:rPr>
+        <w:spacing w:before="120" w:after="0" w:line="276" w:lineRule="auto"/>
+      </w:pPr>
+      <w:r/>
+    </w:p>
+    <w:p>
+      <w:pPr>
+        <w:jc w:val="both"/>
+        <w:rPr>
+          <w:lang w:val="ru-RU"/>
+        </w:rPr>
+        <w:spacing w:before="120" w:after="0" w:line="276" w:lineRule="auto"/>
       </w:pPr>
       <w:r/>
       <w:r>
@@ -8767,7 +8767,6 @@
           <w:ilvl w:val="1"/>
           <w:numId w:val="38"/>
         </w:numPr>
-        <w:spacing w:line="264" w:lineRule="auto"/>
         <w:ind w:left="0" w:hanging="567"/>
         <w:contextualSpacing w:val="0"/>
         <w:jc w:val="both"/>
@@ -8775,6 +8774,7 @@
           <w:u w:val="single"/>
           <w:lang w:val="ru-RU"/>
         </w:rPr>
+        <w:spacing w:before="120" w:after="0" w:line="276" w:lineRule="auto"/>
       </w:pPr>
       <w:r/>
       <w:r>
@@ -8791,13 +8791,13 @@
           <w:ilvl w:val="0"/>
           <w:numId w:val="10"/>
         </w:numPr>
-        <w:spacing w:line="264" w:lineRule="auto"/>
         <w:ind w:left="567" w:hanging="567"/>
         <w:contextualSpacing w:val="0"/>
         <w:jc w:val="both"/>
         <w:rPr>
           <w:lang w:val="ru-RU"/>
         </w:rPr>
+        <w:spacing w:before="120" w:after="0" w:line="276" w:lineRule="auto"/>
       </w:pPr>
       <w:r/>
       <w:r>
@@ -8810,20 +8810,20 @@
     <w:p>
       <w:pPr>
         <w:pStyle w:val="a3"/>
-        <w:spacing w:line="264" w:lineRule="auto"/>
         <w:ind w:left="567"/>
         <w:contextualSpacing w:val="0"/>
         <w:jc w:val="both"/>
         <w:rPr>
           <w:lang w:val="ru-RU"/>
         </w:rPr>
-      </w:pPr>
-      <w:r/>
-      <w:r>
-        <w:rPr>
-          <w:b w:val="0"/>
-        </w:rPr>
-        <w:t>Selon le point 7 de la 1re partie de la décision du CSND de l'Ukraine du 27/08/2014, a été instaurée la cessation de l'exportation vers la FR de marchandises à destination militaire et de marchandises à double usage - en cas de leur utilisation finale militaire.</w:t>
+        <w:spacing w:before="120" w:after="0" w:line="276" w:lineRule="auto"/>
+      </w:pPr>
+      <w:r/>
+      <w:r>
+        <w:rPr>
+          <w:b w:val="0"/>
+        </w:rPr>
+        <w:t>Selon le point 7 de la 1re partie de la décision du CSND de l'Ukraine du 27 août 2014, a été instaurée la cessation de l'exportation vers la FR de marchandises à destination militaire et de marchandises à double usage - en cas de leur utilisation finale militaire.</w:t>
       </w:r>
     </w:p>
     <w:p>
@@ -8833,7 +8833,6 @@
           <w:ilvl w:val="0"/>
           <w:numId w:val="10"/>
         </w:numPr>
-        <w:spacing w:line="264" w:lineRule="auto"/>
         <w:ind w:left="567" w:hanging="567"/>
         <w:contextualSpacing w:val="0"/>
         <w:jc w:val="both"/>
@@ -8841,6 +8840,7 @@
           <w:rStyle w:val="a4"/>
           <w:lang w:val="ru-RU"/>
         </w:rPr>
+        <w:spacing w:before="120" w:after="0" w:line="276" w:lineRule="auto"/>
       </w:pPr>
       <w:r/>
       <w:r>
@@ -8853,13 +8853,13 @@
     <w:p>
       <w:pPr>
         <w:pStyle w:val="a3"/>
-        <w:spacing w:line="264" w:lineRule="auto"/>
         <w:ind w:left="567"/>
         <w:contextualSpacing w:val="0"/>
         <w:jc w:val="both"/>
         <w:rPr>
           <w:lang w:val="ru-RU"/>
         </w:rPr>
+        <w:spacing w:before="120" w:after="0" w:line="276" w:lineRule="auto"/>
       </w:pPr>
       <w:r/>
       <w:r>
@@ -8872,20 +8872,20 @@
     <w:p>
       <w:pPr>
         <w:pStyle w:val="a3"/>
-        <w:spacing w:line="264" w:lineRule="auto"/>
         <w:ind w:left="567"/>
         <w:contextualSpacing w:val="0"/>
         <w:jc w:val="both"/>
         <w:rPr>
           <w:lang w:val="ru-RU"/>
         </w:rPr>
-      </w:pPr>
-      <w:r/>
-      <w:r>
-        <w:rPr>
-          <w:b w:val="0"/>
-        </w:rPr>
-        <w:t>Selon la décision mise en application par le décret du président de l'Ukraine du 15/03/2017, a été interrompu le déplacement de cargaisons à travers la ligne de contact dans les régions de Donetsk et de Louhansk.</w:t>
+        <w:spacing w:before="120" w:after="0" w:line="276" w:lineRule="auto"/>
+      </w:pPr>
+      <w:r/>
+      <w:r>
+        <w:rPr>
+          <w:b w:val="0"/>
+        </w:rPr>
+        <w:t>Selon la décision mise en application par le décret du président de l'Ukraine du 15 mars 2017, a été interrompu le déplacement de cargaisons à travers la ligne de contact dans les régions de Donetsk et de Louhansk.</w:t>
       </w:r>
     </w:p>
     <w:p>
@@ -8895,7 +8895,6 @@
           <w:ilvl w:val="0"/>
           <w:numId w:val="10"/>
         </w:numPr>
-        <w:spacing w:line="264" w:lineRule="auto"/>
         <w:ind w:left="567" w:hanging="425"/>
         <w:contextualSpacing w:val="0"/>
         <w:jc w:val="both"/>
@@ -8903,19 +8902,19 @@
           <w:u w:val="single"/>
           <w:lang w:val="ru-RU"/>
         </w:rPr>
-      </w:pPr>
-      <w:r/>
-      <w:r>
-        <w:rPr>
-          <w:b w:val="0"/>
-        </w:rPr>
-        <w:t>Période du 24/02/2022 à ce jour.</w:t>
-      </w:r>
-    </w:p>
-    <w:p>
-      <w:pPr>
-        <w:pStyle w:val="a3"/>
-        <w:spacing w:line="264" w:lineRule="auto"/>
+        <w:spacing w:before="120" w:after="0" w:line="276" w:lineRule="auto"/>
+      </w:pPr>
+      <w:r/>
+      <w:r>
+        <w:rPr>
+          <w:b w:val="0"/>
+        </w:rPr>
+        <w:t>Période du 24 février 2022 à ce jour.</w:t>
+      </w:r>
+    </w:p>
+    <w:p>
+      <w:pPr>
+        <w:pStyle w:val="a3"/>
         <w:ind w:left="567"/>
         <w:contextualSpacing w:val="0"/>
         <w:jc w:val="both"/>
@@ -8924,6 +8923,7 @@
           <w:shd w:val="clear" w:color="auto" w:fill="FFFFFF"/>
           <w:lang w:val="ru-RU"/>
         </w:rPr>
+        <w:spacing w:before="120" w:after="0" w:line="276" w:lineRule="auto"/>
       </w:pPr>
       <w:r/>
       <w:r>
@@ -8936,7 +8936,6 @@
     <w:p>
       <w:pPr>
         <w:pStyle w:val="a3"/>
-        <w:spacing w:line="264" w:lineRule="auto"/>
         <w:ind w:left="567"/>
         <w:contextualSpacing w:val="0"/>
         <w:jc w:val="both"/>
@@ -8945,6 +8944,7 @@
           <w:shd w:val="clear" w:color="auto" w:fill="FFFFFF"/>
           <w:lang w:val="ru-RU"/>
         </w:rPr>
+        <w:spacing w:before="120" w:after="0" w:line="276" w:lineRule="auto"/>
       </w:pPr>
       <w:r/>
       <w:r>
@@ -8957,7 +8957,6 @@
     <w:p>
       <w:pPr>
         <w:pStyle w:val="a3"/>
-        <w:spacing w:line="264" w:lineRule="auto"/>
         <w:ind w:left="567"/>
         <w:contextualSpacing w:val="0"/>
         <w:jc w:val="both"/>
@@ -8966,25 +8965,26 @@
           <w:shd w:val="clear" w:color="auto" w:fill="FFFFFF"/>
           <w:lang w:val="ru-RU"/>
         </w:rPr>
-      </w:pPr>
-      <w:r/>
-      <w:r>
-        <w:rPr>
-          <w:b w:val="0"/>
-        </w:rPr>
-        <w:t>Le 27/09/2022, par la résolution du KMU n° 1076, a été interdite la sortie au-delà des limites du territoire douanier de l'Ukraine de marchandises au titre de contrats économiques extérieurs dont le pays et/ou le pays de destination est la FR.</w:t>
-      </w:r>
-    </w:p>
-    <w:p>
-      <w:pPr>
-        <w:pStyle w:val="a3"/>
-        <w:spacing w:line="264" w:lineRule="auto"/>
+        <w:spacing w:before="120" w:after="0" w:line="276" w:lineRule="auto"/>
+      </w:pPr>
+      <w:r/>
+      <w:r>
+        <w:rPr>
+          <w:b w:val="0"/>
+        </w:rPr>
+        <w:t>Le 27 septembre 2022, par la résolution du KMU n° 1076, a été interdite la sortie au-delà des limites du territoire douanier de l'Ukraine de marchandises au titre de contrats économiques extérieurs dont le pays et/ou le pays de destination est la FR.</w:t>
+      </w:r>
+    </w:p>
+    <w:p>
+      <w:pPr>
+        <w:pStyle w:val="a3"/>
         <w:ind w:left="567"/>
         <w:contextualSpacing w:val="0"/>
         <w:jc w:val="both"/>
         <w:rPr>
           <w:lang w:val="ru-RU"/>
         </w:rPr>
+        <w:spacing w:before="120" w:after="0" w:line="276" w:lineRule="auto"/>
       </w:pPr>
       <w:r/>
       <w:r>
@@ -8997,13 +8997,13 @@
     <w:p>
       <w:pPr>
         <w:pStyle w:val="a3"/>
-        <w:spacing w:line="264" w:lineRule="auto"/>
         <w:ind w:left="567"/>
         <w:contextualSpacing w:val="0"/>
         <w:jc w:val="both"/>
         <w:rPr>
           <w:lang w:val="ru-RU"/>
         </w:rPr>
+        <w:spacing w:before="120" w:after="0" w:line="276" w:lineRule="auto"/>
       </w:pPr>
       <w:r/>
       <w:r>
@@ -9020,13 +9020,13 @@
           <w:ilvl w:val="0"/>
           <w:numId w:val="73"/>
         </w:numPr>
-        <w:spacing w:line="264" w:lineRule="auto"/>
         <w:ind w:left="567" w:hanging="567"/>
         <w:contextualSpacing w:val="0"/>
         <w:jc w:val="both"/>
         <w:rPr>
           <w:lang w:val="ru-RU"/>
         </w:rPr>
+        <w:spacing w:before="120" w:after="0" w:line="276" w:lineRule="auto"/>
       </w:pPr>
       <w:r/>
       <w:r>
@@ -9039,32 +9039,32 @@
     <w:p>
       <w:pPr>
         <w:pStyle w:val="a3"/>
-        <w:spacing w:line="264" w:lineRule="auto"/>
         <w:ind w:left="567"/>
         <w:contextualSpacing w:val="0"/>
         <w:jc w:val="both"/>
         <w:rPr>
           <w:lang w:val="ru-RU"/>
         </w:rPr>
-      </w:pPr>
-      <w:r/>
-      <w:r>
-        <w:rPr>
-          <w:b w:val="0"/>
-        </w:rPr>
-        <w:t>Par le décret du Gouvernement de la FR du 29/12/2018 n° 1716-83, pris en exécution du décret du Président de la FR du 22/10/2018 n° 592, a été instaurée une interdiction d'importation vers la FR de certaines marchandises d'origine/de provenance ukrainienne, ainsi que de marchandises déplacées à travers le territoire de l'Ukraine.</w:t>
-      </w:r>
-    </w:p>
-    <w:p>
-      <w:pPr>
-        <w:pStyle w:val="a3"/>
-        <w:spacing w:line="264" w:lineRule="auto"/>
+        <w:spacing w:before="120" w:after="0" w:line="276" w:lineRule="auto"/>
+      </w:pPr>
+      <w:r/>
+      <w:r>
+        <w:rPr>
+          <w:b w:val="0"/>
+        </w:rPr>
+        <w:t>Par le décret du Gouvernement de la FR du 29 décembre 2018 n° 1716-83, pris en exécution du décret du Président de la FR du 22 octobre 2018 n° 592, a été instaurée une interdiction d'importation vers la FR de certaines marchandises d'origine/de provenance ukrainienne, ainsi que de marchandises déplacées à travers le territoire de l'Ukraine.</w:t>
+      </w:r>
+    </w:p>
+    <w:p>
+      <w:pPr>
+        <w:pStyle w:val="a3"/>
         <w:ind w:left="567"/>
         <w:contextualSpacing w:val="0"/>
         <w:jc w:val="both"/>
         <w:rPr>
           <w:lang w:val="ru-RU"/>
         </w:rPr>
+        <w:spacing w:before="120" w:after="0" w:line="276" w:lineRule="auto"/>
       </w:pPr>
       <w:r/>
       <w:r>
@@ -9081,7 +9081,6 @@
           <w:ilvl w:val="1"/>
           <w:numId w:val="38"/>
         </w:numPr>
-        <w:spacing w:line="264" w:lineRule="auto"/>
         <w:ind w:left="0" w:hanging="567"/>
         <w:contextualSpacing w:val="0"/>
         <w:jc w:val="both"/>
@@ -9089,6 +9088,7 @@
           <w:u w:val="single"/>
           <w:lang w:val="ru-RU"/>
         </w:rPr>
+        <w:spacing w:before="120" w:after="0" w:line="276" w:lineRule="auto"/>
       </w:pPr>
       <w:r/>
       <w:r>
@@ -9105,7 +9105,6 @@
           <w:ilvl w:val="0"/>
           <w:numId w:val="5"/>
         </w:numPr>
-        <w:spacing w:line="264" w:lineRule="auto"/>
         <w:ind w:left="0" w:hanging="567"/>
         <w:contextualSpacing w:val="0"/>
         <w:jc w:val="both"/>
@@ -9115,6 +9114,7 @@
           <w:u w:val="single"/>
           <w:lang w:val="ru-RU"/>
         </w:rPr>
+        <w:spacing w:before="120" w:after="0" w:line="276" w:lineRule="auto"/>
       </w:pPr>
       <w:r/>
       <w:r>
@@ -9126,18 +9126,18 @@
     </w:p>
     <w:p>
       <w:pPr>
-        <w:spacing w:line="264" w:lineRule="auto"/>
-        <w:jc w:val="both"/>
-        <w:rPr>
-          <w:lang w:val="ru-RU"/>
-        </w:rPr>
-      </w:pPr>
-      <w:r/>
-      <w:r>
-        <w:rPr>
-          <w:b w:val="0"/>
-        </w:rPr>
-        <w:t>Conformément au point 13 de la Procédure n° 1807 (dans la rédaction du 11/03/2022), le sujet présente au Service d'État du contrôle des exportations pour l'obtention d'une autorisation ou d'une conclusion, doivent contenir des informations complètes et véridiques :</w:t>
+        <w:jc w:val="both"/>
+        <w:rPr>
+          <w:lang w:val="ru-RU"/>
+        </w:rPr>
+        <w:spacing w:before="120" w:after="0" w:line="276" w:lineRule="auto"/>
+      </w:pPr>
+      <w:r/>
+      <w:r>
+        <w:rPr>
+          <w:b w:val="0"/>
+        </w:rPr>
+        <w:t>Conformément au point 13 de la Procédure n° 1807 (dans la rédaction du 11 mars 2022), le sujet présente au Service d'État du contrôle des exportations pour l'obtention d'une autorisation ou d'une conclusion, doivent contenir des informations complètes et véridiques :</w:t>
       </w:r>
     </w:p>
     <w:p>
@@ -9147,13 +9147,13 @@
           <w:ilvl w:val="0"/>
           <w:numId w:val="6"/>
         </w:numPr>
-        <w:spacing w:line="264" w:lineRule="auto"/>
         <w:ind w:left="567" w:hanging="567"/>
         <w:contextualSpacing w:val="0"/>
         <w:jc w:val="both"/>
         <w:rPr>
           <w:lang w:val="ru-RU"/>
         </w:rPr>
+        <w:spacing w:before="120" w:after="0" w:line="276" w:lineRule="auto"/>
       </w:pPr>
       <w:r/>
       <w:r>
@@ -9170,13 +9170,13 @@
           <w:ilvl w:val="0"/>
           <w:numId w:val="6"/>
         </w:numPr>
-        <w:spacing w:line="264" w:lineRule="auto"/>
         <w:ind w:left="567" w:hanging="567"/>
         <w:contextualSpacing w:val="0"/>
         <w:jc w:val="both"/>
         <w:rPr>
           <w:lang w:val="ru-RU"/>
         </w:rPr>
+        <w:spacing w:before="120" w:after="0" w:line="276" w:lineRule="auto"/>
       </w:pPr>
       <w:r/>
       <w:r>
@@ -9193,13 +9193,13 @@
           <w:ilvl w:val="0"/>
           <w:numId w:val="6"/>
         </w:numPr>
-        <w:spacing w:line="264" w:lineRule="auto"/>
         <w:ind w:left="567" w:hanging="567"/>
         <w:contextualSpacing w:val="0"/>
         <w:jc w:val="both"/>
         <w:rPr>
           <w:lang w:val="ru-RU"/>
         </w:rPr>
+        <w:spacing w:before="120" w:after="0" w:line="276" w:lineRule="auto"/>
       </w:pPr>
       <w:r/>
       <w:r>
@@ -9216,13 +9216,13 @@
           <w:ilvl w:val="0"/>
           <w:numId w:val="6"/>
         </w:numPr>
-        <w:spacing w:line="264" w:lineRule="auto"/>
         <w:ind w:left="567" w:hanging="567"/>
         <w:contextualSpacing w:val="0"/>
         <w:jc w:val="both"/>
         <w:rPr>
           <w:lang w:val="ru-RU"/>
         </w:rPr>
+        <w:spacing w:before="120" w:after="0" w:line="276" w:lineRule="auto"/>
       </w:pPr>
       <w:r/>
       <w:r>
@@ -9234,18 +9234,18 @@
     </w:p>
     <w:p>
       <w:pPr>
-        <w:spacing w:line="264" w:lineRule="auto"/>
-        <w:jc w:val="both"/>
-        <w:rPr>
-          <w:lang w:val="ru-RU"/>
-        </w:rPr>
-      </w:pPr>
-      <w:r/>
-      <w:r>
-        <w:rPr>
-          <w:b w:val="0"/>
-        </w:rPr>
-        <w:t>Une exigence analogue est établie au point 15 de la Procédure n° 86 (dans la rédaction du 14/11/2019).</w:t>
+        <w:jc w:val="both"/>
+        <w:rPr>
+          <w:lang w:val="ru-RU"/>
+        </w:rPr>
+        <w:spacing w:before="120" w:after="0" w:line="276" w:lineRule="auto"/>
+      </w:pPr>
+      <w:r/>
+      <w:r>
+        <w:rPr>
+          <w:b w:val="0"/>
+        </w:rPr>
+        <w:t>Une exigence analogue est établie au point 15 de la Procédure n° 86 (dans la rédaction du 14 novembre 2019).</w:t>
       </w:r>
     </w:p>
     <w:p>
@@ -9255,7 +9255,6 @@
           <w:ilvl w:val="0"/>
           <w:numId w:val="5"/>
         </w:numPr>
-        <w:spacing w:line="264" w:lineRule="auto"/>
         <w:ind w:left="0" w:hanging="567"/>
         <w:contextualSpacing w:val="0"/>
         <w:jc w:val="both"/>
@@ -9263,6 +9262,7 @@
           <w:u w:val="single"/>
           <w:lang w:val="ru-RU"/>
         </w:rPr>
+        <w:spacing w:before="120" w:after="0" w:line="276" w:lineRule="auto"/>
       </w:pPr>
       <w:r/>
       <w:r>
@@ -9274,18 +9274,18 @@
     </w:p>
     <w:p>
       <w:pPr>
-        <w:spacing w:line="264" w:lineRule="auto"/>
-        <w:jc w:val="both"/>
-        <w:rPr>
-          <w:lang w:val="ru-RU"/>
-        </w:rPr>
-      </w:pPr>
-      <w:r/>
-      <w:r>
-        <w:rPr>
-          <w:b w:val="0"/>
-        </w:rPr>
-        <w:t>Conformément à l'alinéa 9 du point 11 de la Procédure n° 1807 (rédaction du 11/03/2022), dans le cas où le sujet ou le sujet étranger effectuant l'importation de marchandises, intermédiaire, à la lettre de délivrance de l'autorisation est joint :</w:t>
+        <w:jc w:val="both"/>
+        <w:rPr>
+          <w:lang w:val="ru-RU"/>
+        </w:rPr>
+        <w:spacing w:before="120" w:after="0" w:line="276" w:lineRule="auto"/>
+      </w:pPr>
+      <w:r/>
+      <w:r>
+        <w:rPr>
+          <w:b w:val="0"/>
+        </w:rPr>
+        <w:t>Conformément à l'alinéa 9 du point 11 de la Procédure n° 1807 (rédaction du 11 mars 2022), dans le cas où le sujet ou le sujet étranger effectuant l'importation de marchandises, intermédiaire, à la lettre de délivrance de l'autorisation est joint :</w:t>
       </w:r>
     </w:p>
     <w:p>
@@ -9295,13 +9295,13 @@
           <w:ilvl w:val="0"/>
           <w:numId w:val="7"/>
         </w:numPr>
-        <w:spacing w:line="264" w:lineRule="auto"/>
         <w:ind w:left="567" w:hanging="567"/>
         <w:contextualSpacing w:val="0"/>
         <w:jc w:val="both"/>
         <w:rPr>
           <w:lang w:val="ru-RU"/>
         </w:rPr>
+        <w:spacing w:before="120" w:after="0" w:line="276" w:lineRule="auto"/>
       </w:pPr>
       <w:r/>
       <w:r>
@@ -9318,13 +9318,13 @@
           <w:ilvl w:val="0"/>
           <w:numId w:val="7"/>
         </w:numPr>
-        <w:spacing w:line="264" w:lineRule="auto"/>
         <w:ind w:left="567" w:hanging="567"/>
         <w:contextualSpacing w:val="0"/>
         <w:jc w:val="both"/>
         <w:rPr>
           <w:lang w:val="ru-RU"/>
         </w:rPr>
+        <w:spacing w:before="120" w:after="0" w:line="276" w:lineRule="auto"/>
       </w:pPr>
       <w:r/>
       <w:r>
@@ -9336,11 +9336,11 @@
     </w:p>
     <w:p>
       <w:pPr>
-        <w:spacing w:line="264" w:lineRule="auto"/>
-        <w:jc w:val="both"/>
-        <w:rPr>
-          <w:lang w:val="ru-RU"/>
-        </w:rPr>
+        <w:jc w:val="both"/>
+        <w:rPr>
+          <w:lang w:val="ru-RU"/>
+        </w:rPr>
+        <w:spacing w:before="120" w:after="0" w:line="276" w:lineRule="auto"/>
       </w:pPr>
       <w:r/>
       <w:r>
@@ -9357,13 +9357,13 @@
           <w:ilvl w:val="0"/>
           <w:numId w:val="8"/>
         </w:numPr>
-        <w:spacing w:line="264" w:lineRule="auto"/>
         <w:ind w:left="567" w:hanging="567"/>
         <w:contextualSpacing w:val="0"/>
         <w:jc w:val="both"/>
         <w:rPr>
           <w:lang w:val="ru-RU"/>
         </w:rPr>
+        <w:spacing w:before="120" w:after="0" w:line="276" w:lineRule="auto"/>
       </w:pPr>
       <w:r/>
       <w:r>
@@ -9380,13 +9380,13 @@
           <w:ilvl w:val="0"/>
           <w:numId w:val="8"/>
         </w:numPr>
-        <w:spacing w:line="264" w:lineRule="auto"/>
         <w:ind w:left="567" w:hanging="567"/>
         <w:contextualSpacing w:val="0"/>
         <w:jc w:val="both"/>
         <w:rPr>
           <w:lang w:val="ru-RU"/>
         </w:rPr>
+        <w:spacing w:before="120" w:after="0" w:line="276" w:lineRule="auto"/>
       </w:pPr>
       <w:r/>
       <w:r>
@@ -9398,18 +9398,18 @@
     </w:p>
     <w:p>
       <w:pPr>
-        <w:spacing w:line="264" w:lineRule="auto"/>
-        <w:jc w:val="both"/>
-        <w:rPr>
-          <w:lang w:val="ru-RU"/>
-        </w:rPr>
-      </w:pPr>
-      <w:r/>
-      <w:r>
-        <w:rPr>
-          <w:b w:val="0"/>
-        </w:rPr>
-        <w:t>Une approche analogue est consacrée aux sous-points 2, 3 du point 13 de la Procédure n° 86 (dans la rédaction du 14/11/2019).</w:t>
+        <w:jc w:val="both"/>
+        <w:rPr>
+          <w:lang w:val="ru-RU"/>
+        </w:rPr>
+        <w:spacing w:before="120" w:after="0" w:line="276" w:lineRule="auto"/>
+      </w:pPr>
+      <w:r/>
+      <w:r>
+        <w:rPr>
+          <w:b w:val="0"/>
+        </w:rPr>
+        <w:t>Une approche analogue est consacrée aux sous-points 2, 3 du point 13 de la Procédure n° 86 (dans la rédaction du 14 novembre 2019).</w:t>
       </w:r>
     </w:p>
     <w:p>
@@ -9419,7 +9419,6 @@
           <w:ilvl w:val="0"/>
           <w:numId w:val="5"/>
         </w:numPr>
-        <w:spacing w:line="264" w:lineRule="auto"/>
         <w:ind w:left="0" w:hanging="567"/>
         <w:contextualSpacing w:val="0"/>
         <w:jc w:val="both"/>
@@ -9427,6 +9426,7 @@
           <w:u w:val="single"/>
           <w:lang w:val="ru-RU"/>
         </w:rPr>
+        <w:spacing w:before="120" w:after="0" w:line="276" w:lineRule="auto"/>
       </w:pPr>
       <w:r/>
       <w:r>
@@ -9439,39 +9439,39 @@
     <w:p>
       <w:pPr>
         <w:pStyle w:val="a3"/>
-        <w:spacing w:line="264" w:lineRule="auto"/>
         <w:ind w:left="0"/>
         <w:contextualSpacing w:val="0"/>
         <w:jc w:val="both"/>
         <w:rPr>
           <w:lang w:val="ru-RU"/>
         </w:rPr>
-      </w:pPr>
-      <w:r/>
-      <w:r>
-        <w:rPr>
-          <w:b w:val="0"/>
-        </w:rPr>
-        <w:t>Conformément au point 17 de la Procédure n° 1807 (rédaction du 11/03/2022), la réexportation ou le transfert à un deuxième consommateur final de marchandises s'effectue conformément à la procédure prévue pour leur exportation.</w:t>
-      </w:r>
-    </w:p>
-    <w:p>
-      <w:pPr>
-        <w:pStyle w:val="a3"/>
-        <w:spacing w:line="264" w:lineRule="auto"/>
+        <w:spacing w:before="120" w:after="0" w:line="276" w:lineRule="auto"/>
+      </w:pPr>
+      <w:r/>
+      <w:r>
+        <w:rPr>
+          <w:b w:val="0"/>
+        </w:rPr>
+        <w:t>Conformément au point 17 de la Procédure n° 1807 (rédaction du 11 mars 2022), la réexportation ou le transfert à un deuxième consommateur final de marchandises s'effectue conformément à la procédure prévue pour leur exportation.</w:t>
+      </w:r>
+    </w:p>
+    <w:p>
+      <w:pPr>
+        <w:pStyle w:val="a3"/>
         <w:ind w:left="0"/>
         <w:contextualSpacing w:val="0"/>
         <w:jc w:val="both"/>
         <w:rPr>
           <w:lang w:val="ru-RU"/>
         </w:rPr>
-      </w:pPr>
-      <w:r/>
-      <w:r>
-        <w:rPr>
-          <w:b w:val="0"/>
-        </w:rPr>
-        <w:t>Selon le point 22 de la Procédure n° 86 (dans la rédaction du 14/11/2019), le transfert de marchandises précédemment exportées d'Ukraine à un deuxième consommateur final s'effectue avec le consentement écrit du Service d'État du contrôle des exportations.</w:t>
+        <w:spacing w:before="120" w:after="0" w:line="276" w:lineRule="auto"/>
+      </w:pPr>
+      <w:r/>
+      <w:r>
+        <w:rPr>
+          <w:b w:val="0"/>
+        </w:rPr>
+        <w:t>Selon le point 22 de la Procédure n° 86 (dans la rédaction du 14 novembre 2019), le transfert de marchandises précédemment exportées d'Ukraine à un deuxième consommateur final s'effectue avec le consentement écrit du Service d'État du contrôle des exportations.</w:t>
       </w:r>
     </w:p>
     <w:p>
@@ -9481,7 +9481,6 @@
           <w:ilvl w:val="0"/>
           <w:numId w:val="5"/>
         </w:numPr>
-        <w:spacing w:line="264" w:lineRule="auto"/>
         <w:ind w:left="0" w:hanging="567"/>
         <w:contextualSpacing w:val="0"/>
         <w:jc w:val="both"/>
@@ -9489,6 +9488,7 @@
           <w:u w:val="single"/>
           <w:lang w:val="ru-RU"/>
         </w:rPr>
+        <w:spacing w:before="120" w:after="0" w:line="276" w:lineRule="auto"/>
       </w:pPr>
       <w:r/>
       <w:r>
@@ -9501,32 +9501,32 @@
     <w:p>
       <w:pPr>
         <w:pStyle w:val="a3"/>
-        <w:spacing w:line="264" w:lineRule="auto"/>
         <w:ind w:left="0"/>
         <w:contextualSpacing w:val="0"/>
         <w:jc w:val="both"/>
         <w:rPr>
           <w:lang w:val="ru-RU"/>
         </w:rPr>
-      </w:pPr>
-      <w:r/>
-      <w:r>
-        <w:rPr>
-          <w:b w:val="0"/>
-        </w:rPr>
-        <w:t>Selon le point 14 de la Procédure n° 1807 (rédaction du 11/03/2022), les engagements et garanties du consommateur final étranger doivent contenir, en particulier : du sujet étranger – consommateur final de ne pas réexporter et de ne pas transférer à quiconque les marchandises reçues.</w:t>
-      </w:r>
-    </w:p>
-    <w:p>
-      <w:pPr>
-        <w:pStyle w:val="a3"/>
-        <w:spacing w:line="264" w:lineRule="auto"/>
+        <w:spacing w:before="120" w:after="0" w:line="276" w:lineRule="auto"/>
+      </w:pPr>
+      <w:r/>
+      <w:r>
+        <w:rPr>
+          <w:b w:val="0"/>
+        </w:rPr>
+        <w:t>Selon le point 14 de la Procédure n° 1807 (rédaction du 11 mars 2022), les engagements et garanties du consommateur final étranger doivent contenir, en particulier : du sujet étranger – consommateur final de ne pas réexporter et de ne pas transférer à quiconque les marchandises reçues.</w:t>
+      </w:r>
+    </w:p>
+    <w:p>
+      <w:pPr>
+        <w:pStyle w:val="a3"/>
         <w:ind w:left="0"/>
         <w:contextualSpacing w:val="0"/>
         <w:jc w:val="both"/>
         <w:rPr>
           <w:lang w:val="ru-RU"/>
         </w:rPr>
+        <w:spacing w:before="120" w:after="0" w:line="276" w:lineRule="auto"/>
       </w:pPr>
       <w:r/>
       <w:r>
@@ -9539,16 +9539,16 @@
     <w:p>
       <w:pPr>
         <w:pStyle w:val="a3"/>
-        <w:spacing w:line="264" w:lineRule="auto"/>
         <w:ind w:left="0"/>
         <w:contextualSpacing w:val="0"/>
         <w:jc w:val="both"/>
         <w:rPr>
           <w:lang w:val="ru-RU"/>
         </w:rPr>
-      </w:pPr>
-      <w:r>
-        <w:t>Des exigences analogues relatives aux garanties obligatoires et à l'interdiction de non-réexportation [sic dans l'original : « запрету нереэкспорта » ; lire : interdiction de réexportation sans autorisation] sont prévues au point 19 de la Procédure n° 86 (dans la rédaction du 14/11/2019).</w:t>
+        <w:spacing w:before="120" w:after="0" w:line="276" w:lineRule="auto"/>
+      </w:pPr>
+      <w:r>
+        <w:t>Des exigences analogues relatives aux garanties obligatoires et à l'interdiction de non-réexportation [sic dans l'original : « запрету нереэкспорта » ; lire : interdiction de réexportation sans autorisation] sont prévues au point 19 de la Procédure n° 86 (dans la rédaction du 14 novembre 2019).</w:t>
       </w:r>
     </w:p>
     <w:p>
@@ -9558,7 +9558,6 @@
           <w:ilvl w:val="0"/>
           <w:numId w:val="5"/>
         </w:numPr>
-        <w:spacing w:line="264" w:lineRule="auto"/>
         <w:ind w:left="0" w:hanging="567"/>
         <w:contextualSpacing w:val="0"/>
         <w:jc w:val="both"/>
@@ -9566,6 +9565,7 @@
           <w:u w:val="single"/>
           <w:lang w:val="ru-RU"/>
         </w:rPr>
+        <w:spacing w:before="120" w:after="0" w:line="276" w:lineRule="auto"/>
       </w:pPr>
       <w:r/>
       <w:r>
@@ -9577,27 +9577,27 @@
     </w:p>
     <w:p>
       <w:pPr>
-        <w:spacing w:line="264" w:lineRule="auto"/>
-        <w:jc w:val="both"/>
-        <w:rPr>
-          <w:lang w:val="ru-RU"/>
-        </w:rPr>
-      </w:pPr>
-      <w:r/>
-      <w:r>
-        <w:rPr>
-          <w:b w:val="0"/>
-        </w:rPr>
-        <w:t>Conformément à l'alinéa 12 du point 11 de la Procédure n° 1807 (rédaction du 11/03/2022), afin de prendre une décision motivée sur la possibilité de délivrance d'une autorisation ou d'une conclusion, le Service d'État du contrôle des exportations peut exiger du sujet la communication de renseignements ou de documents complémentaires.</w:t>
-      </w:r>
-    </w:p>
-    <w:p>
-      <w:pPr>
-        <w:spacing w:line="264" w:lineRule="auto"/>
-        <w:jc w:val="both"/>
-        <w:rPr>
-          <w:lang w:val="ru-RU"/>
-        </w:rPr>
+        <w:jc w:val="both"/>
+        <w:rPr>
+          <w:lang w:val="ru-RU"/>
+        </w:rPr>
+        <w:spacing w:before="120" w:after="0" w:line="276" w:lineRule="auto"/>
+      </w:pPr>
+      <w:r/>
+      <w:r>
+        <w:rPr>
+          <w:b w:val="0"/>
+        </w:rPr>
+        <w:t>Conformément à l'alinéa 12 du point 11 de la Procédure n° 1807 (rédaction du 11 mars 2022), afin de prendre une décision motivée sur la possibilité de délivrance d'une autorisation ou d'une conclusion, le Service d'État du contrôle des exportations peut exiger du sujet la communication de renseignements ou de documents complémentaires.</w:t>
+      </w:r>
+    </w:p>
+    <w:p>
+      <w:pPr>
+        <w:jc w:val="both"/>
+        <w:rPr>
+          <w:lang w:val="ru-RU"/>
+        </w:rPr>
+        <w:spacing w:before="120" w:after="0" w:line="276" w:lineRule="auto"/>
       </w:pPr>
       <w:r/>
       <w:r>
@@ -9609,11 +9609,11 @@
     </w:p>
     <w:p>
       <w:pPr>
-        <w:spacing w:line="264" w:lineRule="auto"/>
-        <w:jc w:val="both"/>
-        <w:rPr>
-          <w:lang w:val="ru-RU"/>
-        </w:rPr>
+        <w:jc w:val="both"/>
+        <w:rPr>
+          <w:lang w:val="ru-RU"/>
+        </w:rPr>
+        <w:spacing w:before="120" w:after="0" w:line="276" w:lineRule="auto"/>
       </w:pPr>
       <w:r/>
       <w:r>
@@ -9630,7 +9630,6 @@
           <w:ilvl w:val="1"/>
           <w:numId w:val="38"/>
         </w:numPr>
-        <w:spacing w:line="264" w:lineRule="auto"/>
         <w:ind w:left="0" w:hanging="567"/>
         <w:contextualSpacing w:val="0"/>
         <w:jc w:val="both"/>
@@ -9638,6 +9637,7 @@
           <w:u w:val="single"/>
           <w:lang w:val="ru-RU"/>
         </w:rPr>
+        <w:spacing w:before="120" w:after="0" w:line="276" w:lineRule="auto"/>
       </w:pPr>
       <w:r/>
       <w:r>
@@ -9650,13 +9650,13 @@
     <w:p>
       <w:pPr>
         <w:pStyle w:val="a3"/>
-        <w:spacing w:line="264" w:lineRule="auto"/>
         <w:ind w:left="0"/>
         <w:contextualSpacing w:val="0"/>
         <w:jc w:val="both"/>
         <w:rPr>
           <w:lang w:val="ru-RU"/>
         </w:rPr>
+        <w:spacing w:before="120" w:after="0" w:line="276" w:lineRule="auto"/>
       </w:pPr>
       <w:r/>
       <w:r>
@@ -9673,13 +9673,13 @@
           <w:ilvl w:val="0"/>
           <w:numId w:val="9"/>
         </w:numPr>
-        <w:spacing w:line="264" w:lineRule="auto"/>
         <w:ind w:left="567" w:hanging="567"/>
         <w:contextualSpacing w:val="0"/>
         <w:jc w:val="both"/>
         <w:rPr>
           <w:lang w:val="ru-RU"/>
         </w:rPr>
+        <w:spacing w:before="120" w:after="0" w:line="276" w:lineRule="auto"/>
       </w:pPr>
       <w:r/>
       <w:r>
@@ -9696,13 +9696,13 @@
           <w:ilvl w:val="0"/>
           <w:numId w:val="9"/>
         </w:numPr>
-        <w:spacing w:line="264" w:lineRule="auto"/>
         <w:ind w:left="567" w:hanging="567"/>
         <w:contextualSpacing w:val="0"/>
         <w:jc w:val="both"/>
         <w:rPr>
           <w:lang w:val="ru-RU"/>
         </w:rPr>
+        <w:spacing w:before="120" w:after="0" w:line="276" w:lineRule="auto"/>
       </w:pPr>
       <w:r/>
       <w:r>
@@ -9719,13 +9719,13 @@
           <w:ilvl w:val="0"/>
           <w:numId w:val="9"/>
         </w:numPr>
-        <w:spacing w:line="264" w:lineRule="auto"/>
         <w:ind w:left="567" w:hanging="567"/>
         <w:contextualSpacing w:val="0"/>
         <w:jc w:val="both"/>
         <w:rPr>
           <w:lang w:val="ru-RU"/>
         </w:rPr>
+        <w:spacing w:before="120" w:after="0" w:line="276" w:lineRule="auto"/>
       </w:pPr>
       <w:r/>
       <w:r>
@@ -9742,13 +9742,13 @@
           <w:ilvl w:val="0"/>
           <w:numId w:val="9"/>
         </w:numPr>
-        <w:spacing w:line="264" w:lineRule="auto"/>
         <w:ind w:left="567" w:hanging="567"/>
         <w:contextualSpacing w:val="0"/>
         <w:jc w:val="both"/>
         <w:rPr>
           <w:lang w:val="ru-RU"/>
         </w:rPr>
+        <w:spacing w:before="120" w:after="0" w:line="276" w:lineRule="auto"/>
       </w:pPr>
       <w:r/>
       <w:r>
@@ -9765,13 +9765,13 @@
           <w:ilvl w:val="0"/>
           <w:numId w:val="9"/>
         </w:numPr>
-        <w:spacing w:line="264" w:lineRule="auto"/>
         <w:ind w:left="567" w:hanging="567"/>
         <w:contextualSpacing w:val="0"/>
         <w:jc w:val="both"/>
         <w:rPr>
           <w:lang w:val="ru-RU"/>
         </w:rPr>
+        <w:spacing w:before="120" w:after="0" w:line="276" w:lineRule="auto"/>
       </w:pPr>
       <w:r/>
       <w:r>
@@ -9788,13 +9788,13 @@
           <w:ilvl w:val="0"/>
           <w:numId w:val="9"/>
         </w:numPr>
-        <w:spacing w:line="264" w:lineRule="auto"/>
         <w:ind w:left="567" w:hanging="567"/>
         <w:contextualSpacing w:val="0"/>
         <w:jc w:val="both"/>
         <w:rPr>
           <w:lang w:val="ru-RU"/>
         </w:rPr>
+        <w:spacing w:before="120" w:after="0" w:line="276" w:lineRule="auto"/>
       </w:pPr>
       <w:r/>
       <w:r>
@@ -9811,13 +9811,13 @@
           <w:ilvl w:val="0"/>
           <w:numId w:val="9"/>
         </w:numPr>
-        <w:spacing w:line="264" w:lineRule="auto"/>
         <w:ind w:left="567" w:hanging="567"/>
         <w:contextualSpacing w:val="0"/>
         <w:jc w:val="both"/>
         <w:rPr>
           <w:lang w:val="ru-RU"/>
         </w:rPr>
+        <w:spacing w:before="120" w:after="0" w:line="276" w:lineRule="auto"/>
       </w:pPr>
       <w:r/>
       <w:r>
@@ -9834,13 +9834,13 @@
           <w:ilvl w:val="0"/>
           <w:numId w:val="9"/>
         </w:numPr>
-        <w:spacing w:line="264" w:lineRule="auto"/>
         <w:ind w:left="567" w:hanging="567"/>
         <w:contextualSpacing w:val="0"/>
         <w:jc w:val="both"/>
         <w:rPr>
           <w:lang w:val="ru-RU"/>
         </w:rPr>
+        <w:spacing w:before="120" w:after="0" w:line="276" w:lineRule="auto"/>
       </w:pPr>
       <w:r/>
       <w:r>
@@ -9857,13 +9857,13 @@
           <w:ilvl w:val="0"/>
           <w:numId w:val="9"/>
         </w:numPr>
-        <w:spacing w:line="264" w:lineRule="auto"/>
         <w:ind w:left="567" w:hanging="567"/>
         <w:contextualSpacing w:val="0"/>
         <w:jc w:val="both"/>
         <w:rPr>
           <w:lang w:val="ru-RU"/>
         </w:rPr>
+        <w:spacing w:before="120" w:after="0" w:line="276" w:lineRule="auto"/>
       </w:pPr>
       <w:r/>
       <w:r>
@@ -9880,7 +9880,6 @@
           <w:ilvl w:val="1"/>
           <w:numId w:val="38"/>
         </w:numPr>
-        <w:spacing w:line="264" w:lineRule="auto"/>
         <w:ind w:left="0" w:hanging="567"/>
         <w:contextualSpacing w:val="0"/>
         <w:jc w:val="both"/>
@@ -9888,6 +9887,7 @@
           <w:u w:val="single"/>
           <w:lang w:val="ru-RU"/>
         </w:rPr>
+        <w:spacing w:before="120" w:after="0" w:line="276" w:lineRule="auto"/>
       </w:pPr>
       <w:r/>
       <w:r>
@@ -9899,11 +9899,11 @@
     </w:p>
     <w:p>
       <w:pPr>
-        <w:spacing w:line="264" w:lineRule="auto"/>
-        <w:jc w:val="both"/>
-        <w:rPr>
-          <w:lang w:val="ru-RU"/>
-        </w:rPr>
+        <w:jc w:val="both"/>
+        <w:rPr>
+          <w:lang w:val="ru-RU"/>
+        </w:rPr>
+        <w:spacing w:before="120" w:after="0" w:line="276" w:lineRule="auto"/>
       </w:pPr>
       <w:r/>
       <w:r>
@@ -9915,11 +9915,11 @@
     </w:p>
     <w:p>
       <w:pPr>
-        <w:spacing w:line="264" w:lineRule="auto"/>
-        <w:jc w:val="both"/>
-        <w:rPr>
-          <w:lang w:val="ru-RU"/>
-        </w:rPr>
+        <w:jc w:val="both"/>
+        <w:rPr>
+          <w:lang w:val="ru-RU"/>
+        </w:rPr>
+        <w:spacing w:before="120" w:after="0" w:line="276" w:lineRule="auto"/>
       </w:pPr>
       <w:r/>
       <w:r>
@@ -9940,13 +9940,13 @@
           <w:tab w:val="clear" w:pos="720"/>
           <w:tab w:val="num" w:pos="0"/>
         </w:tabs>
-        <w:spacing w:line="264" w:lineRule="auto"/>
         <w:ind w:left="567" w:hanging="567"/>
         <w:contextualSpacing w:val="0"/>
         <w:jc w:val="both"/>
         <w:rPr>
           <w:lang w:val="ru-RU"/>
         </w:rPr>
+        <w:spacing w:before="120" w:after="0" w:line="276" w:lineRule="auto"/>
       </w:pPr>
       <w:r/>
       <w:r>
@@ -9967,13 +9967,13 @@
           <w:tab w:val="clear" w:pos="720"/>
           <w:tab w:val="num" w:pos="0"/>
         </w:tabs>
-        <w:spacing w:line="264" w:lineRule="auto"/>
         <w:ind w:left="567" w:hanging="567"/>
         <w:contextualSpacing w:val="0"/>
         <w:jc w:val="both"/>
         <w:rPr>
           <w:lang w:val="ru-RU"/>
         </w:rPr>
+        <w:spacing w:before="120" w:after="0" w:line="276" w:lineRule="auto"/>
       </w:pPr>
       <w:r/>
       <w:r>
@@ -9994,13 +9994,13 @@
           <w:tab w:val="clear" w:pos="720"/>
           <w:tab w:val="num" w:pos="0"/>
         </w:tabs>
-        <w:spacing w:line="264" w:lineRule="auto"/>
         <w:ind w:left="567" w:hanging="567"/>
         <w:contextualSpacing w:val="0"/>
         <w:jc w:val="both"/>
         <w:rPr>
           <w:lang w:val="ru-RU"/>
         </w:rPr>
+        <w:spacing w:before="120" w:after="0" w:line="276" w:lineRule="auto"/>
       </w:pPr>
       <w:r/>
       <w:r>
@@ -10012,11 +10012,11 @@
     </w:p>
     <w:p>
       <w:pPr>
-        <w:spacing w:line="264" w:lineRule="auto"/>
-        <w:jc w:val="both"/>
-        <w:rPr>
-          <w:lang w:val="ru-RU"/>
-        </w:rPr>
+        <w:jc w:val="both"/>
+        <w:rPr>
+          <w:lang w:val="ru-RU"/>
+        </w:rPr>
+        <w:spacing w:before="120" w:after="0" w:line="276" w:lineRule="auto"/>
       </w:pPr>
       <w:r/>
       <w:r>
@@ -10028,27 +10028,27 @@
     </w:p>
     <w:p>
       <w:pPr>
-        <w:spacing w:line="264" w:lineRule="auto"/>
-        <w:jc w:val="both"/>
-        <w:rPr>
-          <w:lang w:val="ru-RU"/>
-        </w:rPr>
-      </w:pPr>
-      <w:r/>
-      <w:r>
-        <w:rPr>
-          <w:b w:val="0"/>
-        </w:rPr>
-        <w:t>Conformément au point 1 du Règlement sur le Service d'État du contrôle des exportations de l'Ukraine, approuvé par la résolution du Cabinet des ministres d'Ukraine du 31/03/2015 n° 159, le Service d'État du contrôle des exportations de l'Ukraine est l'organe central du pouvoir exécutif mettant en œuvre la politique d'État dans le domaine du contrôle étatique des exportations et habilité à prendre des décisions sur la délivrance d'autorisations ou de conclusions pour les transferts internationaux de marchandises.</w:t>
-      </w:r>
-    </w:p>
-    <w:p>
-      <w:pPr>
-        <w:spacing w:line="264" w:lineRule="auto"/>
-        <w:jc w:val="both"/>
-        <w:rPr>
-          <w:lang w:val="ru-RU"/>
-        </w:rPr>
+        <w:jc w:val="both"/>
+        <w:rPr>
+          <w:lang w:val="ru-RU"/>
+        </w:rPr>
+        <w:spacing w:before="120" w:after="0" w:line="276" w:lineRule="auto"/>
+      </w:pPr>
+      <w:r/>
+      <w:r>
+        <w:rPr>
+          <w:b w:val="0"/>
+        </w:rPr>
+        <w:t>Conformément au point 1 du Règlement sur le Service d'État du contrôle des exportations de l'Ukraine, approuvé par la résolution du Cabinet des ministres d'Ukraine du 31 mars 2015 n° 159, le Service d'État du contrôle des exportations de l'Ukraine est l'organe central du pouvoir exécutif mettant en œuvre la politique d'État dans le domaine du contrôle étatique des exportations et habilité à prendre des décisions sur la délivrance d'autorisations ou de conclusions pour les transferts internationaux de marchandises.</w:t>
+      </w:r>
+    </w:p>
+    <w:p>
+      <w:pPr>
+        <w:jc w:val="both"/>
+        <w:rPr>
+          <w:lang w:val="ru-RU"/>
+        </w:rPr>
+        <w:spacing w:before="120" w:after="0" w:line="276" w:lineRule="auto"/>
       </w:pPr>
       <w:r/>
       <w:r>
@@ -10060,11 +10060,11 @@
     </w:p>
     <w:p>
       <w:pPr>
-        <w:spacing w:line="264" w:lineRule="auto"/>
         <w:jc w:val="both"/>
         <w:rPr>
           <w:lang w:val="uk-UA"/>
         </w:rPr>
+        <w:spacing w:before="120" w:after="0" w:line="276" w:lineRule="auto"/>
       </w:pPr>
       <w:r/>
       <w:r>
@@ -10081,7 +10081,6 @@
           <w:ilvl w:val="1"/>
           <w:numId w:val="38"/>
         </w:numPr>
-        <w:spacing w:line="264" w:lineRule="auto"/>
         <w:ind w:left="0" w:hanging="567"/>
         <w:contextualSpacing w:val="0"/>
         <w:jc w:val="both"/>
@@ -10089,6 +10088,7 @@
           <w:u w:val="single"/>
           <w:lang w:val="ru-RU"/>
         </w:rPr>
+        <w:spacing w:before="120" w:after="0" w:line="276" w:lineRule="auto"/>
       </w:pPr>
       <w:r/>
       <w:r>
@@ -10100,11 +10100,11 @@
     </w:p>
     <w:p>
       <w:pPr>
-        <w:spacing w:line="264" w:lineRule="auto"/>
-        <w:jc w:val="both"/>
-        <w:rPr>
-          <w:lang w:val="ru-RU"/>
-        </w:rPr>
+        <w:jc w:val="both"/>
+        <w:rPr>
+          <w:lang w:val="ru-RU"/>
+        </w:rPr>
+        <w:spacing w:before="120" w:after="0" w:line="276" w:lineRule="auto"/>
       </w:pPr>
       <w:r/>
       <w:r>
@@ -10116,18 +10116,18 @@
     </w:p>
     <w:p>
       <w:pPr>
-        <w:spacing w:line="264" w:lineRule="auto"/>
-        <w:jc w:val="both"/>
-        <w:rPr>
-          <w:lang w:val="ru-RU"/>
-        </w:rPr>
-      </w:pPr>
-      <w:r/>
-      <w:r>
-        <w:rPr>
-          <w:b w:val="0"/>
-        </w:rPr>
-        <w:t>Conformément aux points 3, 40 du Règlement sur la procédure d'octroi de garanties et de réalisation du contrôle d'État sur l'exécution des obligations relatives à l'utilisation aux fins déclarées des marchandises soumises au contrôle étatique des exportations, approuvé par la résolution du Cabinet des ministres d'Ukraine du 27/05/1999 n° 920 (ci-après – le Règlement n° 920), le contrôle de la livraison des marchandises jusqu'au consommateur final s'effectue par l'exportateur par la voie de :</w:t>
+        <w:jc w:val="both"/>
+        <w:rPr>
+          <w:lang w:val="ru-RU"/>
+        </w:rPr>
+        <w:spacing w:before="120" w:after="0" w:line="276" w:lineRule="auto"/>
+      </w:pPr>
+      <w:r/>
+      <w:r>
+        <w:rPr>
+          <w:b w:val="0"/>
+        </w:rPr>
+        <w:t>Conformément aux points 3, 40 du Règlement sur la procédure d'octroi de garanties et de réalisation du contrôle d'État sur l'exécution des obligations relatives à l'utilisation aux fins déclarées des marchandises soumises au contrôle étatique des exportations, approuvé par la résolution du Cabinet des ministres d'Ukraine du 27 mai 1999 n° 920 (ci-après – le Règlement n° 920), le contrôle de la livraison des marchandises jusqu'au consommateur final s'effectue par l'exportateur par la voie de :</w:t>
       </w:r>
     </w:p>
     <w:p>
@@ -10140,13 +10140,13 @@
         <w:tabs>
           <w:tab w:val="clear" w:pos="720"/>
         </w:tabs>
-        <w:spacing w:line="264" w:lineRule="auto"/>
         <w:ind w:left="567" w:hanging="567"/>
         <w:contextualSpacing w:val="0"/>
         <w:jc w:val="both"/>
         <w:rPr>
           <w:lang w:val="ru-RU"/>
         </w:rPr>
+        <w:spacing w:before="120" w:after="0" w:line="276" w:lineRule="auto"/>
       </w:pPr>
       <w:r/>
       <w:r>
@@ -10166,13 +10166,13 @@
         <w:tabs>
           <w:tab w:val="clear" w:pos="720"/>
         </w:tabs>
-        <w:spacing w:line="264" w:lineRule="auto"/>
         <w:ind w:left="567" w:hanging="567"/>
         <w:contextualSpacing w:val="0"/>
         <w:jc w:val="both"/>
         <w:rPr>
           <w:lang w:val="ru-RU"/>
         </w:rPr>
+        <w:spacing w:before="120" w:after="0" w:line="276" w:lineRule="auto"/>
       </w:pPr>
       <w:r/>
       <w:r>
@@ -10184,11 +10184,11 @@
     </w:p>
     <w:p>
       <w:pPr>
-        <w:spacing w:line="264" w:lineRule="auto"/>
-        <w:jc w:val="both"/>
-        <w:rPr>
-          <w:lang w:val="ru-RU"/>
-        </w:rPr>
+        <w:jc w:val="both"/>
+        <w:rPr>
+          <w:lang w:val="ru-RU"/>
+        </w:rPr>
+        <w:spacing w:before="120" w:after="0" w:line="276" w:lineRule="auto"/>
       </w:pPr>
       <w:r/>
       <w:r>
@@ -10205,12 +10205,12 @@
           <w:ilvl w:val="0"/>
           <w:numId w:val="27"/>
         </w:numPr>
-        <w:spacing w:line="264" w:lineRule="auto"/>
-        <w:contextualSpacing w:val="0"/>
-        <w:jc w:val="both"/>
-        <w:rPr>
-          <w:lang w:val="ru-RU"/>
-        </w:rPr>
+        <w:contextualSpacing w:val="0"/>
+        <w:jc w:val="both"/>
+        <w:rPr>
+          <w:lang w:val="ru-RU"/>
+        </w:rPr>
+        <w:spacing w:before="120" w:after="0" w:line="276" w:lineRule="auto"/>
       </w:pPr>
       <w:r/>
       <w:r>
@@ -10227,12 +10227,12 @@
           <w:ilvl w:val="0"/>
           <w:numId w:val="27"/>
         </w:numPr>
-        <w:spacing w:line="264" w:lineRule="auto"/>
-        <w:contextualSpacing w:val="0"/>
-        <w:jc w:val="both"/>
-        <w:rPr>
-          <w:lang w:val="ru-RU"/>
-        </w:rPr>
+        <w:contextualSpacing w:val="0"/>
+        <w:jc w:val="both"/>
+        <w:rPr>
+          <w:lang w:val="ru-RU"/>
+        </w:rPr>
+        <w:spacing w:before="120" w:after="0" w:line="276" w:lineRule="auto"/>
       </w:pPr>
       <w:r/>
       <w:r>
@@ -10249,12 +10249,12 @@
           <w:ilvl w:val="0"/>
           <w:numId w:val="27"/>
         </w:numPr>
-        <w:spacing w:line="264" w:lineRule="auto"/>
-        <w:contextualSpacing w:val="0"/>
-        <w:jc w:val="both"/>
-        <w:rPr>
-          <w:lang w:val="ru-RU"/>
-        </w:rPr>
+        <w:contextualSpacing w:val="0"/>
+        <w:jc w:val="both"/>
+        <w:rPr>
+          <w:lang w:val="ru-RU"/>
+        </w:rPr>
+        <w:spacing w:before="120" w:after="0" w:line="276" w:lineRule="auto"/>
       </w:pPr>
       <w:r/>
       <w:r>
@@ -10266,11 +10266,11 @@
     </w:p>
     <w:p>
       <w:pPr>
-        <w:spacing w:line="264" w:lineRule="auto"/>
-        <w:jc w:val="both"/>
-        <w:rPr>
-          <w:lang w:val="ru-RU"/>
-        </w:rPr>
+        <w:jc w:val="both"/>
+        <w:rPr>
+          <w:lang w:val="ru-RU"/>
+        </w:rPr>
+        <w:spacing w:before="120" w:after="0" w:line="276" w:lineRule="auto"/>
       </w:pPr>
       <w:r/>
       <w:r>
@@ -10282,11 +10282,11 @@
     </w:p>
     <w:p>
       <w:pPr>
-        <w:spacing w:line="264" w:lineRule="auto"/>
         <w:jc w:val="both"/>
         <w:rPr>
           <w:lang w:val="uk-UA"/>
         </w:rPr>
+        <w:spacing w:before="120" w:after="0" w:line="276" w:lineRule="auto"/>
       </w:pPr>
       <w:r/>
       <w:r>
@@ -10303,7 +10303,6 @@
           <w:ilvl w:val="1"/>
           <w:numId w:val="38"/>
         </w:numPr>
-        <w:spacing w:line="264" w:lineRule="auto"/>
         <w:ind w:left="0" w:hanging="567"/>
         <w:contextualSpacing w:val="0"/>
         <w:jc w:val="both"/>
@@ -10311,6 +10310,7 @@
           <w:u w:val="single"/>
           <w:lang w:val="ru-RU"/>
         </w:rPr>
+        <w:spacing w:before="120" w:after="0" w:line="276" w:lineRule="auto"/>
       </w:pPr>
       <w:r/>
       <w:r>
@@ -10322,11 +10322,11 @@
     </w:p>
     <w:p>
       <w:pPr>
-        <w:spacing w:line="264" w:lineRule="auto"/>
-        <w:jc w:val="both"/>
-        <w:rPr>
-          <w:lang w:val="ru-RU"/>
-        </w:rPr>
+        <w:jc w:val="both"/>
+        <w:rPr>
+          <w:lang w:val="ru-RU"/>
+        </w:rPr>
+        <w:spacing w:before="120" w:after="0" w:line="276" w:lineRule="auto"/>
       </w:pPr>
       <w:r/>
       <w:r>
@@ -10338,11 +10338,11 @@
     </w:p>
     <w:p>
       <w:pPr>
-        <w:spacing w:line="264" w:lineRule="auto"/>
-        <w:jc w:val="both"/>
-        <w:rPr>
-          <w:lang w:val="ru-RU"/>
-        </w:rPr>
+        <w:jc w:val="both"/>
+        <w:rPr>
+          <w:lang w:val="ru-RU"/>
+        </w:rPr>
+        <w:spacing w:before="120" w:after="0" w:line="276" w:lineRule="auto"/>
       </w:pPr>
       <w:r/>
       <w:r>
@@ -10355,7 +10355,6 @@
     <w:p>
       <w:pPr>
         <w:pStyle w:val="a3"/>
-        <w:spacing w:line="264" w:lineRule="auto"/>
         <w:ind w:left="0" w:hanging="567"/>
         <w:contextualSpacing w:val="0"/>
         <w:jc w:val="both"/>
@@ -10366,6 +10365,7 @@
           <w:szCs w:val="21"/>
           <w:lang w:val="ru-RU"/>
         </w:rPr>
+        <w:spacing w:before="120" w:after="0" w:line="276" w:lineRule="auto"/>
       </w:pPr>
       <w:r/>
     </w:p>
@@ -10376,7 +10376,6 @@
           <w:ilvl w:val="0"/>
           <w:numId w:val="38"/>
         </w:numPr>
-        <w:spacing w:line="264" w:lineRule="auto"/>
         <w:ind w:left="0" w:hanging="567"/>
         <w:contextualSpacing w:val="0"/>
         <w:jc w:val="left"/>
@@ -10385,6 +10384,7 @@
           <w:bCs/>
           <w:lang w:val="ru-RU"/>
         </w:rPr>
+        <w:spacing w:before="120" w:after="0" w:line="276" w:lineRule="auto"/>
       </w:pPr>
       <w:r/>
       <w:r>
@@ -10401,13 +10401,13 @@
           <w:ilvl w:val="1"/>
           <w:numId w:val="27"/>
         </w:numPr>
-        <w:spacing w:line="264" w:lineRule="auto"/>
         <w:ind w:left="567" w:hanging="567"/>
         <w:contextualSpacing w:val="0"/>
         <w:jc w:val="both"/>
         <w:rPr>
           <w:lang w:val="ru-RU"/>
         </w:rPr>
+        <w:spacing w:before="120" w:after="0" w:line="276" w:lineRule="auto"/>
       </w:pPr>
       <w:r/>
       <w:r>
@@ -10420,13 +10420,13 @@
     <w:p>
       <w:pPr>
         <w:pStyle w:val="a3"/>
-        <w:spacing w:line="264" w:lineRule="auto"/>
         <w:ind w:left="567"/>
         <w:contextualSpacing w:val="0"/>
         <w:jc w:val="both"/>
         <w:rPr>
           <w:lang w:val="uk-UA"/>
         </w:rPr>
+        <w:spacing w:before="120" w:after="0" w:line="276" w:lineRule="auto"/>
       </w:pPr>
       <w:r/>
       <w:r>
@@ -10443,13 +10443,13 @@
           <w:ilvl w:val="1"/>
           <w:numId w:val="27"/>
         </w:numPr>
-        <w:spacing w:line="264" w:lineRule="auto"/>
         <w:ind w:left="567" w:hanging="567"/>
         <w:contextualSpacing w:val="0"/>
         <w:jc w:val="both"/>
         <w:rPr>
           <w:lang w:val="ru-RU"/>
         </w:rPr>
+        <w:spacing w:before="120" w:after="0" w:line="276" w:lineRule="auto"/>
       </w:pPr>
       <w:r/>
       <w:r>
@@ -10462,13 +10462,13 @@
     <w:p>
       <w:pPr>
         <w:pStyle w:val="a3"/>
-        <w:spacing w:line="264" w:lineRule="auto"/>
         <w:ind w:left="567"/>
         <w:contextualSpacing w:val="0"/>
         <w:jc w:val="both"/>
         <w:rPr>
           <w:lang w:val="ru-RU"/>
         </w:rPr>
+        <w:spacing w:before="120" w:after="0" w:line="276" w:lineRule="auto"/>
       </w:pPr>
       <w:r/>
       <w:r>
@@ -10485,13 +10485,13 @@
           <w:ilvl w:val="1"/>
           <w:numId w:val="27"/>
         </w:numPr>
-        <w:spacing w:line="264" w:lineRule="auto"/>
         <w:ind w:left="567" w:hanging="567"/>
         <w:contextualSpacing w:val="0"/>
         <w:jc w:val="both"/>
         <w:rPr>
           <w:lang w:val="ru-RU"/>
         </w:rPr>
+        <w:spacing w:before="120" w:after="0" w:line="276" w:lineRule="auto"/>
       </w:pPr>
       <w:r/>
       <w:r>
@@ -10508,13 +10508,13 @@
           <w:ilvl w:val="0"/>
           <w:numId w:val="39"/>
         </w:numPr>
-        <w:spacing w:line="264" w:lineRule="auto"/>
         <w:ind w:left="1134" w:hanging="425"/>
         <w:contextualSpacing w:val="0"/>
         <w:jc w:val="both"/>
         <w:rPr>
           <w:lang w:val="ru-RU"/>
         </w:rPr>
+        <w:spacing w:before="120" w:after="0" w:line="276" w:lineRule="auto"/>
       </w:pPr>
       <w:r/>
       <w:r>
@@ -10531,13 +10531,13 @@
           <w:ilvl w:val="0"/>
           <w:numId w:val="39"/>
         </w:numPr>
-        <w:spacing w:line="264" w:lineRule="auto"/>
         <w:ind w:left="1134" w:hanging="425"/>
         <w:contextualSpacing w:val="0"/>
         <w:jc w:val="both"/>
         <w:rPr>
           <w:lang w:val="ru-RU"/>
         </w:rPr>
+        <w:spacing w:before="120" w:after="0" w:line="276" w:lineRule="auto"/>
       </w:pPr>
       <w:r/>
       <w:r>
@@ -10554,13 +10554,13 @@
           <w:ilvl w:val="0"/>
           <w:numId w:val="39"/>
         </w:numPr>
-        <w:spacing w:line="264" w:lineRule="auto"/>
         <w:ind w:left="1134" w:hanging="425"/>
         <w:contextualSpacing w:val="0"/>
         <w:jc w:val="both"/>
         <w:rPr>
           <w:lang w:val="ru-RU"/>
         </w:rPr>
+        <w:spacing w:before="120" w:after="0" w:line="276" w:lineRule="auto"/>
       </w:pPr>
       <w:r/>
       <w:r>
@@ -10577,13 +10577,13 @@
           <w:ilvl w:val="1"/>
           <w:numId w:val="27"/>
         </w:numPr>
-        <w:spacing w:line="264" w:lineRule="auto"/>
         <w:ind w:left="567" w:hanging="567"/>
         <w:contextualSpacing w:val="0"/>
         <w:jc w:val="both"/>
         <w:rPr>
           <w:lang w:val="ru-RU"/>
         </w:rPr>
+        <w:spacing w:before="120" w:after="0" w:line="276" w:lineRule="auto"/>
       </w:pPr>
       <w:r/>
       <w:r>
@@ -10600,13 +10600,13 @@
           <w:ilvl w:val="1"/>
           <w:numId w:val="27"/>
         </w:numPr>
-        <w:spacing w:line="264" w:lineRule="auto"/>
         <w:ind w:left="567" w:hanging="567"/>
         <w:contextualSpacing w:val="0"/>
         <w:jc w:val="both"/>
         <w:rPr>
           <w:lang w:val="ru-RU"/>
         </w:rPr>
+        <w:spacing w:before="120" w:after="0" w:line="276" w:lineRule="auto"/>
       </w:pPr>
       <w:r/>
       <w:r>
@@ -10624,13 +10624,13 @@
           <w:ilvl w:val="1"/>
           <w:numId w:val="27"/>
         </w:numPr>
-        <w:spacing w:line="264" w:lineRule="auto"/>
         <w:ind w:left="567" w:hanging="567"/>
         <w:contextualSpacing w:val="0"/>
         <w:jc w:val="both"/>
         <w:rPr>
           <w:lang w:val="ru-RU"/>
         </w:rPr>
+        <w:spacing w:before="120" w:after="0" w:line="276" w:lineRule="auto"/>
       </w:pPr>
       <w:r/>
       <w:r>
@@ -10647,13 +10647,13 @@
           <w:ilvl w:val="1"/>
           <w:numId w:val="27"/>
         </w:numPr>
-        <w:spacing w:line="264" w:lineRule="auto"/>
         <w:ind w:left="567" w:hanging="567"/>
         <w:contextualSpacing w:val="0"/>
         <w:jc w:val="both"/>
         <w:rPr>
           <w:lang w:val="ru-RU"/>
         </w:rPr>
+        <w:spacing w:before="120" w:after="0" w:line="276" w:lineRule="auto"/>
       </w:pPr>
       <w:r/>
       <w:r>
@@ -10670,13 +10670,13 @@
           <w:ilvl w:val="1"/>
           <w:numId w:val="27"/>
         </w:numPr>
-        <w:spacing w:line="264" w:lineRule="auto"/>
         <w:ind w:left="567" w:hanging="567"/>
         <w:contextualSpacing w:val="0"/>
         <w:jc w:val="both"/>
         <w:rPr>
           <w:lang w:val="ru-RU"/>
         </w:rPr>
+        <w:spacing w:before="120" w:after="0" w:line="276" w:lineRule="auto"/>
       </w:pPr>
       <w:r/>
       <w:r>
@@ -10693,13 +10693,13 @@
           <w:ilvl w:val="1"/>
           <w:numId w:val="27"/>
         </w:numPr>
-        <w:spacing w:line="264" w:lineRule="auto"/>
         <w:ind w:left="567" w:hanging="567"/>
         <w:contextualSpacing w:val="0"/>
         <w:jc w:val="both"/>
         <w:rPr>
           <w:lang w:val="ru-RU"/>
         </w:rPr>
+        <w:spacing w:before="120" w:after="0" w:line="276" w:lineRule="auto"/>
       </w:pPr>
       <w:r/>
       <w:r>
@@ -10716,13 +10716,13 @@
           <w:ilvl w:val="1"/>
           <w:numId w:val="27"/>
         </w:numPr>
-        <w:spacing w:line="264" w:lineRule="auto"/>
         <w:ind w:left="567" w:hanging="567"/>
         <w:contextualSpacing w:val="0"/>
         <w:jc w:val="both"/>
         <w:rPr>
           <w:lang w:val="ru-RU"/>
         </w:rPr>
+        <w:spacing w:before="120" w:after="0" w:line="276" w:lineRule="auto"/>
       </w:pPr>
       <w:r/>
       <w:r>
@@ -10739,13 +10739,13 @@
           <w:ilvl w:val="1"/>
           <w:numId w:val="27"/>
         </w:numPr>
-        <w:spacing w:line="264" w:lineRule="auto"/>
         <w:ind w:left="567" w:hanging="567"/>
         <w:contextualSpacing w:val="0"/>
         <w:jc w:val="both"/>
         <w:rPr>
           <w:lang w:val="ru-RU"/>
         </w:rPr>
+        <w:spacing w:before="120" w:after="0" w:line="276" w:lineRule="auto"/>
       </w:pPr>
       <w:r/>
       <w:r>
@@ -10758,13 +10758,13 @@
     <w:p>
       <w:pPr>
         <w:pStyle w:val="a3"/>
-        <w:spacing w:line="264" w:lineRule="auto"/>
         <w:ind w:left="567"/>
         <w:contextualSpacing w:val="0"/>
         <w:jc w:val="both"/>
         <w:rPr>
           <w:lang w:val="ru-RU"/>
         </w:rPr>
+        <w:spacing w:before="120" w:after="0" w:line="276" w:lineRule="auto"/>
       </w:pPr>
       <w:r/>
       <w:r>
@@ -10776,23 +10776,23 @@
     </w:p>
     <w:p>
       <w:pPr>
-        <w:spacing w:line="264" w:lineRule="auto"/>
-        <w:jc w:val="both"/>
-        <w:rPr>
-          <w:lang w:val="ru-RU"/>
-        </w:rPr>
+        <w:jc w:val="both"/>
+        <w:rPr>
+          <w:lang w:val="ru-RU"/>
+        </w:rPr>
+        <w:spacing w:before="120" w:after="0" w:line="276" w:lineRule="auto"/>
       </w:pPr>
       <w:r/>
     </w:p>
     <w:p>
       <w:pPr>
         <w:pStyle w:val="1"/>
-        <w:spacing w:line="264" w:lineRule="auto"/>
         <w:jc w:val="left"/>
         <w:rPr>
           <w:b/>
           <w:bCs/>
         </w:rPr>
+        <w:spacing w:before="120" w:after="0" w:line="276" w:lineRule="auto"/>
       </w:pPr>
       <w:r/>
       <w:r>
@@ -10809,16 +10809,16 @@
           <w:ilvl w:val="0"/>
           <w:numId w:val="78"/>
         </w:numPr>
-        <w:spacing w:line="264" w:lineRule="auto"/>
         <w:ind w:left="567" w:hanging="425"/>
         <w:jc w:val="both"/>
-      </w:pPr>
-      <w:r/>
-      <w:r>
-        <w:rPr>
-          <w:b w:val="0"/>
-        </w:rPr>
-        <w:t>Réponse du Service d'État du contrôle des exportations du 03/10/2024 à la demande d'avocat.</w:t>
+        <w:spacing w:before="120" w:after="0" w:line="276" w:lineRule="auto"/>
+      </w:pPr>
+      <w:r/>
+      <w:r>
+        <w:rPr>
+          <w:b w:val="0"/>
+        </w:rPr>
+        <w:t>Réponse du Service d'État du contrôle des exportations du 3 octobre 2024 à la demande d'avocat.</w:t>
       </w:r>
     </w:p>
     <w:p>
@@ -10828,16 +10828,16 @@
           <w:ilvl w:val="0"/>
           <w:numId w:val="78"/>
         </w:numPr>
-        <w:spacing w:line="264" w:lineRule="auto"/>
         <w:ind w:left="567" w:hanging="425"/>
         <w:jc w:val="both"/>
-      </w:pPr>
-      <w:r/>
-      <w:r>
-        <w:rPr>
-          <w:b w:val="0"/>
-        </w:rPr>
-        <w:t>Réponse du Service d'État du contrôle des exportations du 18/09/2024 à la demande d'avocat.</w:t>
+        <w:spacing w:before="120" w:after="0" w:line="276" w:lineRule="auto"/>
+      </w:pPr>
+      <w:r/>
+      <w:r>
+        <w:rPr>
+          <w:b w:val="0"/>
+        </w:rPr>
+        <w:t>Réponse du Service d'État du contrôle des exportations du 18 septembre 2024 à la demande d'avocat.</w:t>
       </w:r>
     </w:p>
     <w:p>
@@ -10847,16 +10847,16 @@
           <w:ilvl w:val="0"/>
           <w:numId w:val="78"/>
         </w:numPr>
-        <w:spacing w:line="264" w:lineRule="auto"/>
         <w:ind w:left="567" w:hanging="425"/>
         <w:jc w:val="both"/>
-      </w:pPr>
-      <w:r/>
-      <w:r>
-        <w:rPr>
-          <w:b w:val="0"/>
-        </w:rPr>
-        <w:t>Réponse du Service d'État du contrôle des exportations du 15/08/2024 à la demande d'avocat.</w:t>
+        <w:spacing w:before="120" w:after="0" w:line="276" w:lineRule="auto"/>
+      </w:pPr>
+      <w:r/>
+      <w:r>
+        <w:rPr>
+          <w:b w:val="0"/>
+        </w:rPr>
+        <w:t>Réponse du Service d'État du contrôle des exportations du 15 août 2024 à la demande d'avocat.</w:t>
       </w:r>
     </w:p>
     <w:p>
@@ -10866,16 +10866,16 @@
           <w:ilvl w:val="0"/>
           <w:numId w:val="78"/>
         </w:numPr>
-        <w:spacing w:line="264" w:lineRule="auto"/>
         <w:ind w:left="567" w:hanging="425"/>
         <w:jc w:val="both"/>
-      </w:pPr>
-      <w:r/>
-      <w:r>
-        <w:rPr>
-          <w:b w:val="0"/>
-        </w:rPr>
-        <w:t>Réponse du Service d'État du contrôle des exportations du 01/08/2024.</w:t>
+        <w:spacing w:before="120" w:after="0" w:line="276" w:lineRule="auto"/>
+      </w:pPr>
+      <w:r/>
+      <w:r>
+        <w:rPr>
+          <w:b w:val="0"/>
+        </w:rPr>
+        <w:t>Réponse du Service d'État du contrôle des exportations du 1er août 2024.</w:t>
       </w:r>
     </w:p>
     <w:p>
@@ -10885,9 +10885,9 @@
           <w:ilvl w:val="0"/>
           <w:numId w:val="78"/>
         </w:numPr>
-        <w:spacing w:line="264" w:lineRule="auto"/>
         <w:ind w:left="567" w:hanging="425"/>
         <w:jc w:val="both"/>
+        <w:spacing w:before="120" w:after="0" w:line="276" w:lineRule="auto"/>
       </w:pPr>
       <w:r/>
       <w:r>
@@ -10904,16 +10904,16 @@
           <w:ilvl w:val="0"/>
           <w:numId w:val="78"/>
         </w:numPr>
-        <w:spacing w:line="264" w:lineRule="auto"/>
         <w:ind w:left="567" w:hanging="425"/>
         <w:jc w:val="both"/>
-      </w:pPr>
-      <w:r/>
-      <w:r>
-        <w:rPr>
-          <w:b w:val="0"/>
-        </w:rPr>
-        <w:t>Réponse de la SA « Motor Sich » du 04/09/2024 à la demande d'avocat concernant les personnes occupant des fonctions officielles et les pouvoirs.</w:t>
+        <w:spacing w:before="120" w:after="0" w:line="276" w:lineRule="auto"/>
+      </w:pPr>
+      <w:r/>
+      <w:r>
+        <w:rPr>
+          <w:b w:val="0"/>
+        </w:rPr>
+        <w:t>Réponse de la SA « Motor Sich » du 4 septembre 2024 à la demande d'avocat concernant les personnes occupant des fonctions officielles et les pouvoirs.</w:t>
       </w:r>
     </w:p>
     <w:p>
@@ -10923,16 +10923,16 @@
           <w:ilvl w:val="0"/>
           <w:numId w:val="78"/>
         </w:numPr>
-        <w:spacing w:line="264" w:lineRule="auto"/>
         <w:ind w:left="567" w:hanging="425"/>
         <w:jc w:val="both"/>
-      </w:pPr>
-      <w:r/>
-      <w:r>
-        <w:rPr>
-          <w:b w:val="0"/>
-        </w:rPr>
-        <w:t>Réponse de la SA « Motor Sich » du 04/09/2024 à la demande d'avocat concernant les modalités de passation des contrats, procurations.</w:t>
+        <w:spacing w:before="120" w:after="0" w:line="276" w:lineRule="auto"/>
+      </w:pPr>
+      <w:r/>
+      <w:r>
+        <w:rPr>
+          <w:b w:val="0"/>
+        </w:rPr>
+        <w:t>Réponse de la SA « Motor Sich » du 4 septembre 2024 à la demande d'avocat concernant les modalités de passation des contrats, procurations.</w:t>
       </w:r>
     </w:p>
     <w:p>
@@ -10942,9 +10942,9 @@
           <w:ilvl w:val="0"/>
           <w:numId w:val="78"/>
         </w:numPr>
-        <w:spacing w:line="264" w:lineRule="auto"/>
         <w:ind w:left="567" w:hanging="425"/>
         <w:jc w:val="both"/>
+        <w:spacing w:before="120" w:after="0" w:line="276" w:lineRule="auto"/>
       </w:pPr>
       <w:r/>
       <w:r>
@@ -10961,9 +10961,9 @@
           <w:ilvl w:val="0"/>
           <w:numId w:val="78"/>
         </w:numPr>
-        <w:spacing w:line="264" w:lineRule="auto"/>
         <w:ind w:left="567" w:hanging="425"/>
         <w:jc w:val="both"/>
+        <w:spacing w:before="120" w:after="0" w:line="276" w:lineRule="auto"/>
       </w:pPr>
       <w:r/>
       <w:r>
@@ -10980,9 +10980,9 @@
           <w:ilvl w:val="0"/>
           <w:numId w:val="78"/>
         </w:numPr>
-        <w:spacing w:line="264" w:lineRule="auto"/>
         <w:ind w:left="567" w:hanging="425"/>
         <w:jc w:val="both"/>
+        <w:spacing w:before="120" w:after="0" w:line="276" w:lineRule="auto"/>
       </w:pPr>
       <w:r/>
       <w:r>
@@ -10999,9 +10999,9 @@
           <w:ilvl w:val="0"/>
           <w:numId w:val="78"/>
         </w:numPr>
-        <w:spacing w:line="264" w:lineRule="auto"/>
         <w:ind w:left="567" w:hanging="425"/>
         <w:jc w:val="both"/>
+        <w:spacing w:before="120" w:after="0" w:line="276" w:lineRule="auto"/>
       </w:pPr>
       <w:r/>
       <w:r>
@@ -11018,9 +11018,9 @@
           <w:ilvl w:val="0"/>
           <w:numId w:val="78"/>
         </w:numPr>
-        <w:spacing w:line="264" w:lineRule="auto"/>
         <w:ind w:left="567" w:hanging="425"/>
         <w:jc w:val="both"/>
+        <w:spacing w:before="120" w:after="0" w:line="276" w:lineRule="auto"/>
       </w:pPr>
       <w:r/>
       <w:r>
@@ -11037,9 +11037,9 @@
           <w:ilvl w:val="0"/>
           <w:numId w:val="78"/>
         </w:numPr>
-        <w:spacing w:line="264" w:lineRule="auto"/>
         <w:ind w:left="567" w:hanging="425"/>
         <w:jc w:val="both"/>
+        <w:spacing w:before="120" w:after="0" w:line="276" w:lineRule="auto"/>
       </w:pPr>
       <w:r/>
       <w:r>
@@ -11056,16 +11056,16 @@
           <w:ilvl w:val="0"/>
           <w:numId w:val="78"/>
         </w:numPr>
-        <w:spacing w:line="264" w:lineRule="auto"/>
         <w:ind w:left="567" w:hanging="425"/>
         <w:jc w:val="both"/>
-      </w:pPr>
-      <w:r/>
-      <w:r>
-        <w:rPr>
-          <w:b w:val="0"/>
-        </w:rPr>
-        <w:t>Réponse de State-Owned Jinjiang Machinery Factory du 18/03/2021.</w:t>
+        <w:spacing w:before="120" w:after="0" w:line="276" w:lineRule="auto"/>
+      </w:pPr>
+      <w:r/>
+      <w:r>
+        <w:rPr>
+          <w:b w:val="0"/>
+        </w:rPr>
+        <w:t>Réponse de State-Owned Jinjiang Machinery Factory du 18 mars 2021.</w:t>
       </w:r>
     </w:p>
     <w:p>
@@ -11075,16 +11075,16 @@
           <w:ilvl w:val="0"/>
           <w:numId w:val="78"/>
         </w:numPr>
-        <w:spacing w:line="264" w:lineRule="auto"/>
         <w:ind w:left="567" w:hanging="425"/>
         <w:jc w:val="both"/>
-      </w:pPr>
-      <w:r/>
-      <w:r>
-        <w:rPr>
-          <w:b w:val="0"/>
-        </w:rPr>
-        <w:t>Réponse de China Taly Aviation Technologies Corp. du 03/01/2025.</w:t>
+        <w:spacing w:before="120" w:after="0" w:line="276" w:lineRule="auto"/>
+      </w:pPr>
+      <w:r/>
+      <w:r>
+        <w:rPr>
+          <w:b w:val="0"/>
+        </w:rPr>
+        <w:t>Réponse de China Taly Aviation Technologies Corp. du 3 janvier 2025.</w:t>
       </w:r>
     </w:p>
     <w:p>
@@ -11094,16 +11094,16 @@
           <w:ilvl w:val="0"/>
           <w:numId w:val="78"/>
         </w:numPr>
-        <w:spacing w:line="264" w:lineRule="auto"/>
         <w:ind w:left="567" w:hanging="425"/>
         <w:jc w:val="both"/>
-      </w:pPr>
-      <w:r/>
-      <w:r>
-        <w:rPr>
-          <w:b w:val="0"/>
-        </w:rPr>
-        <w:t>Réponse du Service d'État du contrôle des exportations du 15/08/2024 à la demande d'avocat.</w:t>
+        <w:spacing w:before="120" w:after="0" w:line="276" w:lineRule="auto"/>
+      </w:pPr>
+      <w:r/>
+      <w:r>
+        <w:rPr>
+          <w:b w:val="0"/>
+        </w:rPr>
+        <w:t>Réponse du Service d'État du contrôle des exportations du 15 août 2024 à la demande d'avocat.</w:t>
       </w:r>
     </w:p>
     <w:p>
@@ -11113,33 +11113,34 @@
           <w:ilvl w:val="0"/>
           <w:numId w:val="78"/>
         </w:numPr>
-        <w:spacing w:line="264" w:lineRule="auto"/>
         <w:ind w:left="567" w:hanging="425"/>
         <w:jc w:val="both"/>
-      </w:pPr>
-      <w:r/>
-      <w:r>
-        <w:rPr>
-          <w:b w:val="0"/>
-        </w:rPr>
-        <w:t>Réponse de la SA « Motor Sich » du 27/04/2021 à la demande d'avocat concernant la demande corrigée pour la formalisation d'une autorisation ponctuelle.</w:t>
-      </w:r>
-    </w:p>
-    <w:p>
-      <w:pPr>
-        <w:pStyle w:val="a3"/>
-        <w:spacing w:line="264" w:lineRule="auto"/>
+        <w:spacing w:before="120" w:after="0" w:line="276" w:lineRule="auto"/>
+      </w:pPr>
+      <w:r/>
+      <w:r>
+        <w:rPr>
+          <w:b w:val="0"/>
+        </w:rPr>
+        <w:t>Réponse de la SA « Motor Sich » du 27 avril 2021 à la demande d'avocat concernant la demande corrigée pour la formalisation d'une autorisation ponctuelle.</w:t>
+      </w:r>
+    </w:p>
+    <w:p>
+      <w:pPr>
+        <w:pStyle w:val="a3"/>
         <w:ind w:left="567"/>
         <w:contextualSpacing w:val="0"/>
         <w:jc w:val="both"/>
         <w:rPr>
           <w:lang w:val="ru-RU"/>
         </w:rPr>
+        <w:spacing w:before="120" w:after="0" w:line="276" w:lineRule="auto"/>
       </w:pPr>
       <w:r/>
     </w:p>
     <w:sectPr>
       <w:footerReference w:type="default" r:id="rId8"/>
+      <w:headerReference w:type="default" r:id="rId11"/>
       <w:pgSz w:w="11906" w:h="16838"/>
       <w:pgMar w:top="567" w:right="1134" w:bottom="1134" w:left="2126" w:header="709" w:footer="709" w:gutter="0"/>
       <w:cols w:space="708"/>
@@ -11243,6 +11244,16 @@
     </w:p>
   </w:footnote>
 </w:footnotes>
+</file>
+
+<file path=word/header1.xml><?xml version="1.0" encoding="utf-8"?>
+<w:hdr xmlns:m="http://schemas.openxmlformats.org/officeDocument/2006/math" xmlns:mc="http://schemas.openxmlformats.org/markup-compatibility/2006" xmlns:mo="http://schemas.microsoft.com/office/mac/office/2008/main" xmlns:mv="urn:schemas-microsoft-com:mac:vml" xmlns:o="urn:schemas-microsoft-com:office:office" xmlns:r="http://schemas.openxmlformats.org/officeDocument/2006/relationships" xmlns:v="urn:schemas-microsoft-com:vml" xmlns:w10="urn:schemas-microsoft-com:office:word" xmlns:w14="http://schemas.microsoft.com/office/word/2010/wordml" xmlns:w="http://schemas.openxmlformats.org/wordprocessingml/2006/main" xmlns:wne="http://schemas.microsoft.com/office/word/2006/wordml" xmlns:wp14="http://schemas.microsoft.com/office/word/2010/wordprocessingDrawing" xmlns:wp="http://schemas.openxmlformats.org/drawingml/2006/wordprocessingDrawing" xmlns:wpc="http://schemas.microsoft.com/office/word/2010/wordprocessingCanvas" xmlns:wpg="http://schemas.microsoft.com/office/word/2010/wordprocessingGroup" xmlns:wpi="http://schemas.microsoft.com/office/word/2010/wordprocessingInk" xmlns:wps="http://schemas.microsoft.com/office/word/2010/wordprocessingShape" mc:Ignorable="w14 wp14">
+  <w:p>
+    <w:pPr>
+      <w:pStyle w:val="Header"/>
+    </w:pPr>
+  </w:p>
+</w:hdr>
 </file>
 
 <file path=word/numbering.xml><?xml version="1.0" encoding="utf-8"?>
@@ -20557,7 +20568,7 @@
     <w:qFormat/>
     <w:rsid w:val="00B01DA0"/>
     <w:pPr>
-      <w:spacing w:before="120" w:after="0" w:line="240" w:lineRule="auto"/>
+      <w:spacing w:before="120" w:after="0" w:line="276" w:lineRule="auto"/>
     </w:pPr>
     <w:rPr>
       <w:rFonts w:ascii="Cambria" w:hAnsi="Cambria"/>
@@ -20687,6 +20698,7 @@
     <w:pPr>
       <w:ind w:left="720"/>
       <w:contextualSpacing/>
+      <w:spacing w:before="120" w:after="0" w:line="276" w:lineRule="auto"/>
     </w:pPr>
   </w:style>
   <w:style w:type="character" w:styleId="a4">

--- a/Задача від 14.10.2026 переклад французька/2. Позиции и аналитические материалы по существу расследования/20260318 Position sur le volet Embargo.docx
+++ b/Задача від 14.10.2026 переклад французька/2. Позиции и аналитические материалы по существу расследования/20260318 Position sur le volet Embargo.docx
@@ -11142,7 +11142,7 @@
       <w:footerReference w:type="default" r:id="rId8"/>
       <w:headerReference w:type="default" r:id="rId11"/>
       <w:pgSz w:w="11906" w:h="16838"/>
-      <w:pgMar w:top="567" w:right="1134" w:bottom="1134" w:left="2126" w:header="709" w:footer="709" w:gutter="0"/>
+      <w:pgMar w:top="1134" w:right="1134" w:bottom="1134" w:left="2126" w:header="709" w:footer="709" w:gutter="0"/>
       <w:cols w:space="708"/>
       <w:docGrid w:linePitch="360"/>
     </w:sectPr>
